--- a/Plantilla memoria TFM - limpio.docx
+++ b/Plantilla memoria TFM - limpio.docx
@@ -765,7 +765,7 @@
       </w:pPr>
       <w:bookmarkStart w:id="22" w:name="_Toc37758881"/>
       <w:bookmarkStart w:id="23" w:name="_Toc37845866"/>
-      <w:bookmarkStart w:id="24" w:name="_Toc241959668"/>
+      <w:bookmarkStart w:id="24" w:name="_Toc242383630"/>
       <w:r>
         <w:lastRenderedPageBreak/>
         <w:t>RESUMEN</w:t>
@@ -1063,7 +1063,7 @@
       </w:pPr>
       <w:bookmarkStart w:id="25" w:name="_Toc37758882"/>
       <w:bookmarkStart w:id="26" w:name="_Toc37845867"/>
-      <w:bookmarkStart w:id="27" w:name="_Toc241959669"/>
+      <w:bookmarkStart w:id="27" w:name="_Toc242383631"/>
       <w:r>
         <w:lastRenderedPageBreak/>
         <w:t>ABSTRACT</w:t>
@@ -1212,7 +1212,7 @@
       </w:pPr>
       <w:bookmarkStart w:id="28" w:name="_Toc37758883"/>
       <w:bookmarkStart w:id="29" w:name="_Toc37845868"/>
-      <w:bookmarkStart w:id="30" w:name="_Toc241959670"/>
+      <w:bookmarkStart w:id="30" w:name="_Toc242383632"/>
       <w:r>
         <w:lastRenderedPageBreak/>
         <w:t>TABLA RESUMEN</w:t>
@@ -1711,7 +1711,7 @@
         </w:rPr>
         <w:fldChar w:fldCharType="separate"/>
       </w:r>
-      <w:hyperlink w:anchor="_Toc241959668" w:history="1">
+      <w:hyperlink w:anchor="_Toc242383630" w:history="1">
         <w:r>
           <w:rPr>
             <w:rStyle w:val="Hyperlink"/>
@@ -1738,7 +1738,7 @@
             <w:noProof/>
             <w:webHidden/>
           </w:rPr>
-          <w:instrText xml:space="preserve"> PAGEREF _Toc241959668 \h </w:instrText>
+          <w:instrText xml:space="preserve"> PAGEREF _Toc242383630 \h </w:instrText>
         </w:r>
         <w:r>
           <w:rPr>
@@ -1785,7 +1785,7 @@
           <w14:ligatures w14:val="standardContextual"/>
         </w:rPr>
       </w:pPr>
-      <w:hyperlink w:anchor="_Toc241959669" w:history="1">
+      <w:hyperlink w:anchor="_Toc242383631" w:history="1">
         <w:r>
           <w:rPr>
             <w:rStyle w:val="Hyperlink"/>
@@ -1812,7 +1812,7 @@
             <w:noProof/>
             <w:webHidden/>
           </w:rPr>
-          <w:instrText xml:space="preserve"> PAGEREF _Toc241959669 \h </w:instrText>
+          <w:instrText xml:space="preserve"> PAGEREF _Toc242383631 \h </w:instrText>
         </w:r>
         <w:r>
           <w:rPr>
@@ -1859,7 +1859,7 @@
           <w14:ligatures w14:val="standardContextual"/>
         </w:rPr>
       </w:pPr>
-      <w:hyperlink w:anchor="_Toc241959670" w:history="1">
+      <w:hyperlink w:anchor="_Toc242383632" w:history="1">
         <w:r>
           <w:rPr>
             <w:rStyle w:val="Hyperlink"/>
@@ -1886,7 +1886,7 @@
             <w:noProof/>
             <w:webHidden/>
           </w:rPr>
-          <w:instrText xml:space="preserve"> PAGEREF _Toc241959670 \h </w:instrText>
+          <w:instrText xml:space="preserve"> PAGEREF _Toc242383632 \h </w:instrText>
         </w:r>
         <w:r>
           <w:rPr>
@@ -1934,7 +1934,7 @@
           <w14:ligatures w14:val="standardContextual"/>
         </w:rPr>
       </w:pPr>
-      <w:hyperlink w:anchor="_Toc241959671" w:history="1">
+      <w:hyperlink w:anchor="_Toc242383633" w:history="1">
         <w:r>
           <w:rPr>
             <w:rStyle w:val="Hyperlink"/>
@@ -1980,7 +1980,7 @@
             <w:noProof/>
             <w:webHidden/>
           </w:rPr>
-          <w:instrText xml:space="preserve"> PAGEREF _Toc241959671 \h </w:instrText>
+          <w:instrText xml:space="preserve"> PAGEREF _Toc242383633 \h </w:instrText>
         </w:r>
         <w:r>
           <w:rPr>
@@ -2028,7 +2028,7 @@
           <w14:ligatures w14:val="standardContextual"/>
         </w:rPr>
       </w:pPr>
-      <w:hyperlink w:anchor="_Toc241959672" w:history="1">
+      <w:hyperlink w:anchor="_Toc242383634" w:history="1">
         <w:r>
           <w:rPr>
             <w:rStyle w:val="Hyperlink"/>
@@ -2074,7 +2074,7 @@
             <w:noProof/>
             <w:webHidden/>
           </w:rPr>
-          <w:instrText xml:space="preserve"> PAGEREF _Toc241959672 \h </w:instrText>
+          <w:instrText xml:space="preserve"> PAGEREF _Toc242383634 \h </w:instrText>
         </w:r>
         <w:r>
           <w:rPr>
@@ -2122,7 +2122,7 @@
           <w14:ligatures w14:val="standardContextual"/>
         </w:rPr>
       </w:pPr>
-      <w:hyperlink w:anchor="_Toc241959673" w:history="1">
+      <w:hyperlink w:anchor="_Toc242383635" w:history="1">
         <w:r>
           <w:rPr>
             <w:rStyle w:val="Hyperlink"/>
@@ -2168,7 +2168,7 @@
             <w:noProof/>
             <w:webHidden/>
           </w:rPr>
-          <w:instrText xml:space="preserve"> PAGEREF _Toc241959673 \h </w:instrText>
+          <w:instrText xml:space="preserve"> PAGEREF _Toc242383635 \h </w:instrText>
         </w:r>
         <w:r>
           <w:rPr>
@@ -2216,7 +2216,7 @@
           <w14:ligatures w14:val="standardContextual"/>
         </w:rPr>
       </w:pPr>
-      <w:hyperlink w:anchor="_Toc241959674" w:history="1">
+      <w:hyperlink w:anchor="_Toc242383636" w:history="1">
         <w:r>
           <w:rPr>
             <w:rStyle w:val="Hyperlink"/>
@@ -2262,7 +2262,7 @@
             <w:noProof/>
             <w:webHidden/>
           </w:rPr>
-          <w:instrText xml:space="preserve"> PAGEREF _Toc241959674 \h </w:instrText>
+          <w:instrText xml:space="preserve"> PAGEREF _Toc242383636 \h </w:instrText>
         </w:r>
         <w:r>
           <w:rPr>
@@ -2310,7 +2310,7 @@
           <w14:ligatures w14:val="standardContextual"/>
         </w:rPr>
       </w:pPr>
-      <w:hyperlink w:anchor="_Toc241959675" w:history="1">
+      <w:hyperlink w:anchor="_Toc242383637" w:history="1">
         <w:r>
           <w:rPr>
             <w:rStyle w:val="Hyperlink"/>
@@ -2356,7 +2356,7 @@
             <w:noProof/>
             <w:webHidden/>
           </w:rPr>
-          <w:instrText xml:space="preserve"> PAGEREF _Toc241959675 \h </w:instrText>
+          <w:instrText xml:space="preserve"> PAGEREF _Toc242383637 \h </w:instrText>
         </w:r>
         <w:r>
           <w:rPr>
@@ -2404,7 +2404,7 @@
           <w14:ligatures w14:val="standardContextual"/>
         </w:rPr>
       </w:pPr>
-      <w:hyperlink w:anchor="_Toc241959676" w:history="1">
+      <w:hyperlink w:anchor="_Toc242383638" w:history="1">
         <w:r>
           <w:rPr>
             <w:rStyle w:val="Hyperlink"/>
@@ -2450,7 +2450,7 @@
             <w:noProof/>
             <w:webHidden/>
           </w:rPr>
-          <w:instrText xml:space="preserve"> PAGEREF _Toc241959676 \h </w:instrText>
+          <w:instrText xml:space="preserve"> PAGEREF _Toc242383638 \h </w:instrText>
         </w:r>
         <w:r>
           <w:rPr>
@@ -2498,7 +2498,7 @@
           <w14:ligatures w14:val="standardContextual"/>
         </w:rPr>
       </w:pPr>
-      <w:hyperlink w:anchor="_Toc241959677" w:history="1">
+      <w:hyperlink w:anchor="_Toc242383639" w:history="1">
         <w:r>
           <w:rPr>
             <w:rStyle w:val="Hyperlink"/>
@@ -2544,7 +2544,7 @@
             <w:noProof/>
             <w:webHidden/>
           </w:rPr>
-          <w:instrText xml:space="preserve"> PAGEREF _Toc241959677 \h </w:instrText>
+          <w:instrText xml:space="preserve"> PAGEREF _Toc242383639 \h </w:instrText>
         </w:r>
         <w:r>
           <w:rPr>
@@ -2592,7 +2592,7 @@
           <w14:ligatures w14:val="standardContextual"/>
         </w:rPr>
       </w:pPr>
-      <w:hyperlink w:anchor="_Toc241959678" w:history="1">
+      <w:hyperlink w:anchor="_Toc242383640" w:history="1">
         <w:r>
           <w:rPr>
             <w:rStyle w:val="Hyperlink"/>
@@ -2638,7 +2638,7 @@
             <w:noProof/>
             <w:webHidden/>
           </w:rPr>
-          <w:instrText xml:space="preserve"> PAGEREF _Toc241959678 \h </w:instrText>
+          <w:instrText xml:space="preserve"> PAGEREF _Toc242383640 \h </w:instrText>
         </w:r>
         <w:r>
           <w:rPr>
@@ -2686,7 +2686,7 @@
           <w14:ligatures w14:val="standardContextual"/>
         </w:rPr>
       </w:pPr>
-      <w:hyperlink w:anchor="_Toc241959679" w:history="1">
+      <w:hyperlink w:anchor="_Toc242383641" w:history="1">
         <w:r>
           <w:rPr>
             <w:rStyle w:val="Hyperlink"/>
@@ -2732,7 +2732,7 @@
             <w:noProof/>
             <w:webHidden/>
           </w:rPr>
-          <w:instrText xml:space="preserve"> PAGEREF _Toc241959679 \h </w:instrText>
+          <w:instrText xml:space="preserve"> PAGEREF _Toc242383641 \h </w:instrText>
         </w:r>
         <w:r>
           <w:rPr>
@@ -2780,7 +2780,7 @@
           <w14:ligatures w14:val="standardContextual"/>
         </w:rPr>
       </w:pPr>
-      <w:hyperlink w:anchor="_Toc241959680" w:history="1">
+      <w:hyperlink w:anchor="_Toc242383642" w:history="1">
         <w:r>
           <w:rPr>
             <w:rStyle w:val="Hyperlink"/>
@@ -2826,7 +2826,7 @@
             <w:noProof/>
             <w:webHidden/>
           </w:rPr>
-          <w:instrText xml:space="preserve"> PAGEREF _Toc241959680 \h </w:instrText>
+          <w:instrText xml:space="preserve"> PAGEREF _Toc242383642 \h </w:instrText>
         </w:r>
         <w:r>
           <w:rPr>
@@ -2874,7 +2874,7 @@
           <w14:ligatures w14:val="standardContextual"/>
         </w:rPr>
       </w:pPr>
-      <w:hyperlink w:anchor="_Toc241959681" w:history="1">
+      <w:hyperlink w:anchor="_Toc242383643" w:history="1">
         <w:r>
           <w:rPr>
             <w:rStyle w:val="Hyperlink"/>
@@ -2920,7 +2920,7 @@
             <w:noProof/>
             <w:webHidden/>
           </w:rPr>
-          <w:instrText xml:space="preserve"> PAGEREF _Toc241959681 \h </w:instrText>
+          <w:instrText xml:space="preserve"> PAGEREF _Toc242383643 \h </w:instrText>
         </w:r>
         <w:r>
           <w:rPr>
@@ -2968,7 +2968,7 @@
           <w14:ligatures w14:val="standardContextual"/>
         </w:rPr>
       </w:pPr>
-      <w:hyperlink w:anchor="_Toc241959682" w:history="1">
+      <w:hyperlink w:anchor="_Toc242383644" w:history="1">
         <w:r>
           <w:rPr>
             <w:rStyle w:val="Hyperlink"/>
@@ -3014,7 +3014,7 @@
             <w:noProof/>
             <w:webHidden/>
           </w:rPr>
-          <w:instrText xml:space="preserve"> PAGEREF _Toc241959682 \h </w:instrText>
+          <w:instrText xml:space="preserve"> PAGEREF _Toc242383644 \h </w:instrText>
         </w:r>
         <w:r>
           <w:rPr>
@@ -3062,7 +3062,7 @@
           <w14:ligatures w14:val="standardContextual"/>
         </w:rPr>
       </w:pPr>
-      <w:hyperlink w:anchor="_Toc241959683" w:history="1">
+      <w:hyperlink w:anchor="_Toc242383645" w:history="1">
         <w:r>
           <w:rPr>
             <w:rStyle w:val="Hyperlink"/>
@@ -3108,7 +3108,7 @@
             <w:noProof/>
             <w:webHidden/>
           </w:rPr>
-          <w:instrText xml:space="preserve"> PAGEREF _Toc241959683 \h </w:instrText>
+          <w:instrText xml:space="preserve"> PAGEREF _Toc242383645 \h </w:instrText>
         </w:r>
         <w:r>
           <w:rPr>
@@ -3156,7 +3156,7 @@
           <w14:ligatures w14:val="standardContextual"/>
         </w:rPr>
       </w:pPr>
-      <w:hyperlink w:anchor="_Toc241959684" w:history="1">
+      <w:hyperlink w:anchor="_Toc242383646" w:history="1">
         <w:r>
           <w:rPr>
             <w:rStyle w:val="Hyperlink"/>
@@ -3202,7 +3202,7 @@
             <w:noProof/>
             <w:webHidden/>
           </w:rPr>
-          <w:instrText xml:space="preserve"> PAGEREF _Toc241959684 \h </w:instrText>
+          <w:instrText xml:space="preserve"> PAGEREF _Toc242383646 \h </w:instrText>
         </w:r>
         <w:r>
           <w:rPr>
@@ -3250,7 +3250,7 @@
           <w14:ligatures w14:val="standardContextual"/>
         </w:rPr>
       </w:pPr>
-      <w:hyperlink w:anchor="_Toc241959685" w:history="1">
+      <w:hyperlink w:anchor="_Toc242383647" w:history="1">
         <w:r>
           <w:rPr>
             <w:rStyle w:val="Hyperlink"/>
@@ -3296,7 +3296,7 @@
             <w:noProof/>
             <w:webHidden/>
           </w:rPr>
-          <w:instrText xml:space="preserve"> PAGEREF _Toc241959685 \h </w:instrText>
+          <w:instrText xml:space="preserve"> PAGEREF _Toc242383647 \h </w:instrText>
         </w:r>
         <w:r>
           <w:rPr>
@@ -3344,7 +3344,7 @@
           <w14:ligatures w14:val="standardContextual"/>
         </w:rPr>
       </w:pPr>
-      <w:hyperlink w:anchor="_Toc241959686" w:history="1">
+      <w:hyperlink w:anchor="_Toc242383648" w:history="1">
         <w:r>
           <w:rPr>
             <w:rStyle w:val="Hyperlink"/>
@@ -3390,7 +3390,7 @@
             <w:noProof/>
             <w:webHidden/>
           </w:rPr>
-          <w:instrText xml:space="preserve"> PAGEREF _Toc241959686 \h </w:instrText>
+          <w:instrText xml:space="preserve"> PAGEREF _Toc242383648 \h </w:instrText>
         </w:r>
         <w:r>
           <w:rPr>
@@ -3438,7 +3438,7 @@
           <w14:ligatures w14:val="standardContextual"/>
         </w:rPr>
       </w:pPr>
-      <w:hyperlink w:anchor="_Toc241959687" w:history="1">
+      <w:hyperlink w:anchor="_Toc242383649" w:history="1">
         <w:r>
           <w:rPr>
             <w:rStyle w:val="Hyperlink"/>
@@ -3484,7 +3484,7 @@
             <w:noProof/>
             <w:webHidden/>
           </w:rPr>
-          <w:instrText xml:space="preserve"> PAGEREF _Toc241959687 \h </w:instrText>
+          <w:instrText xml:space="preserve"> PAGEREF _Toc242383649 \h </w:instrText>
         </w:r>
         <w:r>
           <w:rPr>
@@ -3532,7 +3532,7 @@
           <w14:ligatures w14:val="standardContextual"/>
         </w:rPr>
       </w:pPr>
-      <w:hyperlink w:anchor="_Toc241959688" w:history="1">
+      <w:hyperlink w:anchor="_Toc242383650" w:history="1">
         <w:r>
           <w:rPr>
             <w:rStyle w:val="Hyperlink"/>
@@ -3578,7 +3578,7 @@
             <w:noProof/>
             <w:webHidden/>
           </w:rPr>
-          <w:instrText xml:space="preserve"> PAGEREF _Toc241959688 \h </w:instrText>
+          <w:instrText xml:space="preserve"> PAGEREF _Toc242383650 \h </w:instrText>
         </w:r>
         <w:r>
           <w:rPr>
@@ -3626,7 +3626,7 @@
           <w14:ligatures w14:val="standardContextual"/>
         </w:rPr>
       </w:pPr>
-      <w:hyperlink w:anchor="_Toc241959689" w:history="1">
+      <w:hyperlink w:anchor="_Toc242383651" w:history="1">
         <w:r>
           <w:rPr>
             <w:rStyle w:val="Hyperlink"/>
@@ -3672,7 +3672,7 @@
             <w:noProof/>
             <w:webHidden/>
           </w:rPr>
-          <w:instrText xml:space="preserve"> PAGEREF _Toc241959689 \h </w:instrText>
+          <w:instrText xml:space="preserve"> PAGEREF _Toc242383651 \h </w:instrText>
         </w:r>
         <w:r>
           <w:rPr>
@@ -3692,7 +3692,7 @@
             <w:noProof/>
             <w:webHidden/>
           </w:rPr>
-          <w:t>19</w:t>
+          <w:t>21</w:t>
         </w:r>
         <w:r>
           <w:rPr>
@@ -3720,7 +3720,7 @@
           <w14:ligatures w14:val="standardContextual"/>
         </w:rPr>
       </w:pPr>
-      <w:hyperlink w:anchor="_Toc241959690" w:history="1">
+      <w:hyperlink w:anchor="_Toc242383652" w:history="1">
         <w:r>
           <w:rPr>
             <w:rStyle w:val="Hyperlink"/>
@@ -3766,7 +3766,7 @@
             <w:noProof/>
             <w:webHidden/>
           </w:rPr>
-          <w:instrText xml:space="preserve"> PAGEREF _Toc241959690 \h </w:instrText>
+          <w:instrText xml:space="preserve"> PAGEREF _Toc242383652 \h </w:instrText>
         </w:r>
         <w:r>
           <w:rPr>
@@ -3786,7 +3786,7 @@
             <w:noProof/>
             <w:webHidden/>
           </w:rPr>
-          <w:t>35</w:t>
+          <w:t>38</w:t>
         </w:r>
         <w:r>
           <w:rPr>
@@ -3814,7 +3814,7 @@
           <w14:ligatures w14:val="standardContextual"/>
         </w:rPr>
       </w:pPr>
-      <w:hyperlink w:anchor="_Toc241959691" w:history="1">
+      <w:hyperlink w:anchor="_Toc242383653" w:history="1">
         <w:r>
           <w:rPr>
             <w:rStyle w:val="Hyperlink"/>
@@ -3860,7 +3860,7 @@
             <w:noProof/>
             <w:webHidden/>
           </w:rPr>
-          <w:instrText xml:space="preserve"> PAGEREF _Toc241959691 \h </w:instrText>
+          <w:instrText xml:space="preserve"> PAGEREF _Toc242383653 \h </w:instrText>
         </w:r>
         <w:r>
           <w:rPr>
@@ -3880,7 +3880,7 @@
             <w:noProof/>
             <w:webHidden/>
           </w:rPr>
-          <w:t>35</w:t>
+          <w:t>39</w:t>
         </w:r>
         <w:r>
           <w:rPr>
@@ -3908,7 +3908,7 @@
           <w14:ligatures w14:val="standardContextual"/>
         </w:rPr>
       </w:pPr>
-      <w:hyperlink w:anchor="_Toc241959692" w:history="1">
+      <w:hyperlink w:anchor="_Toc242383654" w:history="1">
         <w:r>
           <w:rPr>
             <w:rStyle w:val="Hyperlink"/>
@@ -3954,7 +3954,7 @@
             <w:noProof/>
             <w:webHidden/>
           </w:rPr>
-          <w:instrText xml:space="preserve"> PAGEREF _Toc241959692 \h </w:instrText>
+          <w:instrText xml:space="preserve"> PAGEREF _Toc242383654 \h </w:instrText>
         </w:r>
         <w:r>
           <w:rPr>
@@ -3974,7 +3974,7 @@
             <w:noProof/>
             <w:webHidden/>
           </w:rPr>
-          <w:t>36</w:t>
+          <w:t>39</w:t>
         </w:r>
         <w:r>
           <w:rPr>
@@ -4002,7 +4002,7 @@
           <w14:ligatures w14:val="standardContextual"/>
         </w:rPr>
       </w:pPr>
-      <w:hyperlink w:anchor="_Toc241959693" w:history="1">
+      <w:hyperlink w:anchor="_Toc242383655" w:history="1">
         <w:r>
           <w:rPr>
             <w:rStyle w:val="Hyperlink"/>
@@ -4048,7 +4048,7 @@
             <w:noProof/>
             <w:webHidden/>
           </w:rPr>
-          <w:instrText xml:space="preserve"> PAGEREF _Toc241959693 \h </w:instrText>
+          <w:instrText xml:space="preserve"> PAGEREF _Toc242383655 \h </w:instrText>
         </w:r>
         <w:r>
           <w:rPr>
@@ -4068,7 +4068,7 @@
             <w:noProof/>
             <w:webHidden/>
           </w:rPr>
-          <w:t>36</w:t>
+          <w:t>40</w:t>
         </w:r>
         <w:r>
           <w:rPr>
@@ -4096,7 +4096,7 @@
           <w14:ligatures w14:val="standardContextual"/>
         </w:rPr>
       </w:pPr>
-      <w:hyperlink w:anchor="_Toc241959694" w:history="1">
+      <w:hyperlink w:anchor="_Toc242383656" w:history="1">
         <w:r>
           <w:rPr>
             <w:rStyle w:val="Hyperlink"/>
@@ -4142,7 +4142,7 @@
             <w:noProof/>
             <w:webHidden/>
           </w:rPr>
-          <w:instrText xml:space="preserve"> PAGEREF _Toc241959694 \h </w:instrText>
+          <w:instrText xml:space="preserve"> PAGEREF _Toc242383656 \h </w:instrText>
         </w:r>
         <w:r>
           <w:rPr>
@@ -4162,7 +4162,7 @@
             <w:noProof/>
             <w:webHidden/>
           </w:rPr>
-          <w:t>38</w:t>
+          <w:t>60</w:t>
         </w:r>
         <w:r>
           <w:rPr>
@@ -4190,7 +4190,7 @@
           <w14:ligatures w14:val="standardContextual"/>
         </w:rPr>
       </w:pPr>
-      <w:hyperlink w:anchor="_Toc241959695" w:history="1">
+      <w:hyperlink w:anchor="_Toc242383657" w:history="1">
         <w:r>
           <w:rPr>
             <w:rStyle w:val="Hyperlink"/>
@@ -4236,7 +4236,7 @@
             <w:noProof/>
             <w:webHidden/>
           </w:rPr>
-          <w:instrText xml:space="preserve"> PAGEREF _Toc241959695 \h </w:instrText>
+          <w:instrText xml:space="preserve"> PAGEREF _Toc242383657 \h </w:instrText>
         </w:r>
         <w:r>
           <w:rPr>
@@ -4256,7 +4256,7 @@
             <w:noProof/>
             <w:webHidden/>
           </w:rPr>
-          <w:t>38</w:t>
+          <w:t>60</w:t>
         </w:r>
         <w:r>
           <w:rPr>
@@ -4284,7 +4284,7 @@
           <w14:ligatures w14:val="standardContextual"/>
         </w:rPr>
       </w:pPr>
-      <w:hyperlink w:anchor="_Toc241959696" w:history="1">
+      <w:hyperlink w:anchor="_Toc242383658" w:history="1">
         <w:r>
           <w:rPr>
             <w:rStyle w:val="Hyperlink"/>
@@ -4330,7 +4330,7 @@
             <w:noProof/>
             <w:webHidden/>
           </w:rPr>
-          <w:instrText xml:space="preserve"> PAGEREF _Toc241959696 \h </w:instrText>
+          <w:instrText xml:space="preserve"> PAGEREF _Toc242383658 \h </w:instrText>
         </w:r>
         <w:r>
           <w:rPr>
@@ -4350,7 +4350,7 @@
             <w:noProof/>
             <w:webHidden/>
           </w:rPr>
-          <w:t>38</w:t>
+          <w:t>61</w:t>
         </w:r>
         <w:r>
           <w:rPr>
@@ -4378,7 +4378,7 @@
           <w14:ligatures w14:val="standardContextual"/>
         </w:rPr>
       </w:pPr>
-      <w:hyperlink w:anchor="_Toc241959697" w:history="1">
+      <w:hyperlink w:anchor="_Toc242383659" w:history="1">
         <w:r>
           <w:rPr>
             <w:rStyle w:val="Hyperlink"/>
@@ -4424,7 +4424,7 @@
             <w:noProof/>
             <w:webHidden/>
           </w:rPr>
-          <w:instrText xml:space="preserve"> PAGEREF _Toc241959697 \h </w:instrText>
+          <w:instrText xml:space="preserve"> PAGEREF _Toc242383659 \h </w:instrText>
         </w:r>
         <w:r>
           <w:rPr>
@@ -4444,7 +4444,7 @@
             <w:noProof/>
             <w:webHidden/>
           </w:rPr>
-          <w:t>39</w:t>
+          <w:t>63</w:t>
         </w:r>
         <w:r>
           <w:rPr>
@@ -4472,7 +4472,7 @@
           <w14:ligatures w14:val="standardContextual"/>
         </w:rPr>
       </w:pPr>
-      <w:hyperlink w:anchor="_Toc241959698" w:history="1">
+      <w:hyperlink w:anchor="_Toc242383660" w:history="1">
         <w:r>
           <w:rPr>
             <w:rStyle w:val="Hyperlink"/>
@@ -4518,7 +4518,7 @@
             <w:noProof/>
             <w:webHidden/>
           </w:rPr>
-          <w:instrText xml:space="preserve"> PAGEREF _Toc241959698 \h </w:instrText>
+          <w:instrText xml:space="preserve"> PAGEREF _Toc242383660 \h </w:instrText>
         </w:r>
         <w:r>
           <w:rPr>
@@ -4538,7 +4538,7 @@
             <w:noProof/>
             <w:webHidden/>
           </w:rPr>
-          <w:t>40</w:t>
+          <w:t>64</w:t>
         </w:r>
         <w:r>
           <w:rPr>
@@ -4566,7 +4566,7 @@
           <w14:ligatures w14:val="standardContextual"/>
         </w:rPr>
       </w:pPr>
-      <w:hyperlink w:anchor="_Toc241959699" w:history="1">
+      <w:hyperlink w:anchor="_Toc242383661" w:history="1">
         <w:r>
           <w:rPr>
             <w:rStyle w:val="Hyperlink"/>
@@ -4612,7 +4612,7 @@
             <w:noProof/>
             <w:webHidden/>
           </w:rPr>
-          <w:instrText xml:space="preserve"> PAGEREF _Toc241959699 \h </w:instrText>
+          <w:instrText xml:space="preserve"> PAGEREF _Toc242383661 \h </w:instrText>
         </w:r>
         <w:r>
           <w:rPr>
@@ -4632,7 +4632,7 @@
             <w:noProof/>
             <w:webHidden/>
           </w:rPr>
-          <w:t>41</w:t>
+          <w:t>65</w:t>
         </w:r>
         <w:r>
           <w:rPr>
@@ -4779,7 +4779,7 @@
           <w:numId w:val="15"/>
         </w:numPr>
       </w:pPr>
-      <w:bookmarkStart w:id="31" w:name="_Toc241959671"/>
+      <w:bookmarkStart w:id="31" w:name="_Toc242383633"/>
       <w:r>
         <w:lastRenderedPageBreak/>
         <w:t>INTRODUCCIÓN</w:t>
@@ -4792,7 +4792,7 @@
       </w:pPr>
       <w:bookmarkStart w:id="32" w:name="_Toc37758885"/>
       <w:bookmarkStart w:id="33" w:name="_Toc37845870"/>
-      <w:bookmarkStart w:id="34" w:name="_Toc241959672"/>
+      <w:bookmarkStart w:id="34" w:name="_Toc242383634"/>
       <w:r>
         <w:t>Contexto y justificación</w:t>
       </w:r>
@@ -4812,54 +4812,17 @@
         </w:rPr>
         <w:t>El mercado inmobiliario español ha sido históricamente un sector de gran importancia social y económica a nivel nacional. Su evolución está condicionada por numerosos factores, entre los que se encuentran las condiciones macroeconómicas, la relación entre oferta y demanda, la densidad de población y otras variables de carácter socioeconómico y demográfico. Esta combinación de factores convierte al mercado inmobiliario en un sistema complejo, cuyo comportamiento no siempre resulta sencillo de interpretar.</w:t>
       </w:r>
-    </w:p>
-    <w:p>
-      <w:pPr>
-        <w:rPr>
-          <w:lang w:eastAsia="es-ES"/>
-        </w:rPr>
-      </w:pPr>
-      <w:r>
-        <w:rPr>
-          <w:lang w:eastAsia="es-ES"/>
-        </w:rPr>
-        <w:t>Además, en los últimos años</w:t>
-      </w:r>
-      <w:r>
-        <w:rPr>
-          <w:lang w:eastAsia="es-ES"/>
-        </w:rPr>
-        <w:t>,</w:t>
-      </w:r>
-      <w:r>
-        <w:rPr>
-          <w:lang w:eastAsia="es-ES"/>
-        </w:rPr>
-        <w:t xml:space="preserve"> las dificultades de acceso a la vivienda</w:t>
-      </w:r>
-      <w:r>
-        <w:rPr>
-          <w:lang w:eastAsia="es-ES"/>
-        </w:rPr>
-        <w:t xml:space="preserve"> debido al aumento de precios</w:t>
-      </w:r>
-      <w:r>
-        <w:rPr>
-          <w:lang w:eastAsia="es-ES"/>
-        </w:rPr>
-        <w:t xml:space="preserve"> han incrementado el interés </w:t>
-      </w:r>
-      <w:r>
-        <w:rPr>
-          <w:lang w:eastAsia="es-ES"/>
-        </w:rPr>
-        <w:t>y la necesidad de</w:t>
-      </w:r>
-      <w:r>
-        <w:rPr>
-          <w:lang w:eastAsia="es-ES"/>
-        </w:rPr>
-        <w:t xml:space="preserve"> analizar con mayor profundidad la evolución de este mercado y las diferencias existentes entre territorios.</w:t>
+      <w:r>
+        <w:rPr>
+          <w:lang w:eastAsia="es-ES"/>
+        </w:rPr>
+        <w:t xml:space="preserve"> </w:t>
+      </w:r>
+      <w:r>
+        <w:rPr>
+          <w:lang w:eastAsia="es-ES"/>
+        </w:rPr>
+        <w:t>Además, en los últimos años, las dificultades de acceso a la vivienda debido al aumento de precios han incrementado el interés y la necesidad de analizar con mayor profundidad la evolución de este mercado y las diferencias existentes entre territorios.</w:t>
       </w:r>
     </w:p>
     <w:p>
@@ -4868,7 +4831,7 @@
       </w:pPr>
       <w:bookmarkStart w:id="35" w:name="_Toc37758886"/>
       <w:bookmarkStart w:id="36" w:name="_Toc37845871"/>
-      <w:bookmarkStart w:id="37" w:name="_Toc241959673"/>
+      <w:bookmarkStart w:id="37" w:name="_Toc242383635"/>
       <w:r>
         <w:t>Planteamiento del problema</w:t>
       </w:r>
@@ -4913,7 +4876,7 @@
       </w:pPr>
       <w:bookmarkStart w:id="38" w:name="_Toc37758887"/>
       <w:bookmarkStart w:id="39" w:name="_Toc37845872"/>
-      <w:bookmarkStart w:id="40" w:name="_Toc241959674"/>
+      <w:bookmarkStart w:id="40" w:name="_Toc242383636"/>
       <w:r>
         <w:t>O</w:t>
       </w:r>
@@ -4942,21 +4905,14 @@
           <w:rFonts w:asciiTheme="minorHAnsi" w:hAnsiTheme="minorHAnsi" w:cstheme="minorHAnsi"/>
           <w:lang w:eastAsia="es-ES"/>
         </w:rPr>
-        <w:t>,</w:t>
+        <w:t xml:space="preserve"> que permita </w:t>
       </w:r>
       <w:r>
         <w:rPr>
           <w:rFonts w:asciiTheme="minorHAnsi" w:hAnsiTheme="minorHAnsi" w:cstheme="minorHAnsi"/>
           <w:lang w:eastAsia="es-ES"/>
         </w:rPr>
-        <w:t xml:space="preserve"> </w:t>
-      </w:r>
-      <w:r>
-        <w:rPr>
-          <w:rFonts w:asciiTheme="minorHAnsi" w:hAnsiTheme="minorHAnsi" w:cstheme="minorHAnsi"/>
-          <w:lang w:eastAsia="es-ES"/>
-        </w:rPr>
-        <w:t>con e identificar segmentos y patrones de comportamiento diferenciados.</w:t>
+        <w:t>identificar segmentos y patrones de comportamiento diferenciados.</w:t>
       </w:r>
     </w:p>
     <w:p>
@@ -4966,7 +4922,7 @@
       <w:bookmarkStart w:id="41" w:name="_Ref36545721"/>
       <w:bookmarkStart w:id="42" w:name="_Toc37758888"/>
       <w:bookmarkStart w:id="43" w:name="_Toc37845873"/>
-      <w:bookmarkStart w:id="44" w:name="_Toc241959675"/>
+      <w:bookmarkStart w:id="44" w:name="_Toc242383637"/>
       <w:r>
         <w:t>Resultados obtenidos</w:t>
       </w:r>
@@ -5006,7 +4962,7 @@
       </w:pPr>
       <w:bookmarkStart w:id="45" w:name="_Toc37758889"/>
       <w:bookmarkStart w:id="46" w:name="_Toc37845874"/>
-      <w:bookmarkStart w:id="47" w:name="_Toc241959676"/>
+      <w:bookmarkStart w:id="47" w:name="_Toc242383638"/>
       <w:r>
         <w:t>Estructura de</w:t>
       </w:r>
@@ -5028,16 +4984,92 @@
           <w:lang w:eastAsia="es-ES"/>
         </w:rPr>
       </w:pPr>
-    </w:p>
-    <w:p>
-      <w:pPr>
-        <w:spacing w:before="0" w:after="0" w:line="240" w:lineRule="auto"/>
-        <w:jc w:val="left"/>
+      <w:r>
         <w:rPr>
           <w:rFonts w:asciiTheme="minorHAnsi" w:hAnsiTheme="minorHAnsi" w:cstheme="minorHAnsi"/>
           <w:lang w:eastAsia="es-ES"/>
         </w:rPr>
-      </w:pPr>
+        <w:t xml:space="preserve">La memoria se estructura en varios capítulos que abarcan el estado del arte, los </w:t>
+      </w:r>
+      <w:r>
+        <w:rPr>
+          <w:rFonts w:asciiTheme="minorHAnsi" w:hAnsiTheme="minorHAnsi" w:cstheme="minorHAnsi"/>
+          <w:lang w:eastAsia="es-ES"/>
+        </w:rPr>
+        <w:t>objetivos planteados</w:t>
+      </w:r>
+      <w:r>
+        <w:rPr>
+          <w:rFonts w:asciiTheme="minorHAnsi" w:hAnsiTheme="minorHAnsi" w:cstheme="minorHAnsi"/>
+          <w:lang w:eastAsia="es-ES"/>
+        </w:rPr>
+        <w:t xml:space="preserve">, la arquitectura </w:t>
+      </w:r>
+      <w:proofErr w:type="spellStart"/>
+      <w:r>
+        <w:rPr>
+          <w:rFonts w:asciiTheme="minorHAnsi" w:hAnsiTheme="minorHAnsi" w:cstheme="minorHAnsi"/>
+          <w:lang w:eastAsia="es-ES"/>
+        </w:rPr>
+        <w:t>cloud</w:t>
+      </w:r>
+      <w:proofErr w:type="spellEnd"/>
+      <w:r>
+        <w:rPr>
+          <w:rFonts w:asciiTheme="minorHAnsi" w:hAnsiTheme="minorHAnsi" w:cstheme="minorHAnsi"/>
+          <w:lang w:eastAsia="es-ES"/>
+        </w:rPr>
+        <w:t xml:space="preserve"> implementada</w:t>
+      </w:r>
+      <w:r>
+        <w:rPr>
+          <w:rFonts w:asciiTheme="minorHAnsi" w:hAnsiTheme="minorHAnsi" w:cstheme="minorHAnsi"/>
+          <w:lang w:eastAsia="es-ES"/>
+        </w:rPr>
+        <w:t>, la metodología desarrollada,</w:t>
+      </w:r>
+      <w:r>
+        <w:rPr>
+          <w:rFonts w:asciiTheme="minorHAnsi" w:hAnsiTheme="minorHAnsi" w:cstheme="minorHAnsi"/>
+          <w:lang w:eastAsia="es-ES"/>
+        </w:rPr>
+        <w:t xml:space="preserve"> un listado de los recursos necesarios</w:t>
+      </w:r>
+      <w:r>
+        <w:rPr>
+          <w:rFonts w:asciiTheme="minorHAnsi" w:hAnsiTheme="minorHAnsi" w:cstheme="minorHAnsi"/>
+          <w:lang w:eastAsia="es-ES"/>
+        </w:rPr>
+        <w:t xml:space="preserve"> </w:t>
+      </w:r>
+      <w:r>
+        <w:rPr>
+          <w:rFonts w:asciiTheme="minorHAnsi" w:hAnsiTheme="minorHAnsi" w:cstheme="minorHAnsi"/>
+          <w:lang w:eastAsia="es-ES"/>
+        </w:rPr>
+        <w:t xml:space="preserve">y una valoración de las </w:t>
+      </w:r>
+      <w:r>
+        <w:rPr>
+          <w:rFonts w:asciiTheme="minorHAnsi" w:hAnsiTheme="minorHAnsi" w:cstheme="minorHAnsi"/>
+          <w:lang w:eastAsia="es-ES"/>
+        </w:rPr>
+        <w:t>conclusiones</w:t>
+      </w:r>
+      <w:r>
+        <w:rPr>
+          <w:rFonts w:asciiTheme="minorHAnsi" w:hAnsiTheme="minorHAnsi" w:cstheme="minorHAnsi"/>
+          <w:lang w:eastAsia="es-ES"/>
+        </w:rPr>
+        <w:t xml:space="preserve"> y los resultados obtenidos</w:t>
+      </w:r>
+      <w:r>
+        <w:rPr>
+          <w:rFonts w:asciiTheme="minorHAnsi" w:hAnsiTheme="minorHAnsi" w:cstheme="minorHAnsi"/>
+          <w:lang w:eastAsia="es-ES"/>
+        </w:rPr>
+        <w:t>.</w:t>
+      </w:r>
       <w:r>
         <w:rPr>
           <w:rFonts w:asciiTheme="minorHAnsi" w:hAnsiTheme="minorHAnsi" w:cstheme="minorHAnsi"/>
@@ -5052,7 +5084,7 @@
       </w:pPr>
       <w:bookmarkStart w:id="48" w:name="_Toc37758890"/>
       <w:bookmarkStart w:id="49" w:name="_Toc37845875"/>
-      <w:bookmarkStart w:id="50" w:name="_Toc241959677"/>
+      <w:bookmarkStart w:id="50" w:name="_Toc242383639"/>
       <w:r>
         <w:lastRenderedPageBreak/>
         <w:t>ANTECEDENTES / ESTADO DEL ARTE</w:t>
@@ -5080,7 +5112,7 @@
       </w:pPr>
       <w:bookmarkStart w:id="51" w:name="_Toc37758891"/>
       <w:bookmarkStart w:id="52" w:name="_Toc37845876"/>
-      <w:bookmarkStart w:id="53" w:name="_Toc241959678"/>
+      <w:bookmarkStart w:id="53" w:name="_Toc242383640"/>
       <w:r>
         <w:t>Estado del arte</w:t>
       </w:r>
@@ -5147,7 +5179,21 @@
           <w:color w:val="FF0000"/>
           <w:lang w:eastAsia="es-ES"/>
         </w:rPr>
-        <w:t>El mercado inmobiliario se caracteriza por una elevada heterogeneidad territorial, de modo que municipios pertenecientes a una misma provincia o comunidad autónoma pueden presentar comportamientos muy diferentes en términos de precios, actividad inmobiliaria, características demográficas, nivel socioeconómico o composición del parque residencial. Esta diversidad dificulta considerar el mercado de la vivienda como una unidad homogénea y justifica la búsqueda de grupos de territorios con características similares.</w:t>
+        <w:t>El mercado inmobiliario</w:t>
+      </w:r>
+      <w:r>
+        <w:rPr>
+          <w:color w:val="FF0000"/>
+          <w:lang w:eastAsia="es-ES"/>
+        </w:rPr>
+        <w:t xml:space="preserve"> español</w:t>
+      </w:r>
+      <w:r>
+        <w:rPr>
+          <w:color w:val="FF0000"/>
+          <w:lang w:eastAsia="es-ES"/>
+        </w:rPr>
+        <w:t xml:space="preserve"> se caracteriza por una elevada heterogeneidad territorial, de modo que municipios pertenecientes a una misma provincia o comunidad autónoma pueden presentar comportamientos muy diferentes en términos de precios, actividad inmobiliaria, características demográficas, nivel socioeconómico o composición del parque residencial. Esta diversidad dificulta considerar el mercado de la vivienda como una unidad homogénea y justifica la búsqueda de grupos de territorios con características similares.</w:t>
       </w:r>
     </w:p>
     <w:p>
@@ -5625,7 +5671,7 @@
       </w:pPr>
       <w:bookmarkStart w:id="54" w:name="_Toc37758892"/>
       <w:bookmarkStart w:id="55" w:name="_Toc37845877"/>
-      <w:bookmarkStart w:id="56" w:name="_Toc241959679"/>
+      <w:bookmarkStart w:id="56" w:name="_Toc242383641"/>
       <w:r>
         <w:t>Contexto y justificación</w:t>
       </w:r>
@@ -5772,7 +5818,7 @@
       </w:pPr>
       <w:bookmarkStart w:id="57" w:name="_Toc37758893"/>
       <w:bookmarkStart w:id="58" w:name="_Toc37845878"/>
-      <w:bookmarkStart w:id="59" w:name="_Toc241959680"/>
+      <w:bookmarkStart w:id="59" w:name="_Toc242383642"/>
       <w:r>
         <w:t>Planteamiento del problema</w:t>
       </w:r>
@@ -5830,7 +5876,7 @@
       <w:pPr>
         <w:pStyle w:val="Heading2"/>
       </w:pPr>
-      <w:bookmarkStart w:id="60" w:name="_Toc241959681"/>
+      <w:bookmarkStart w:id="60" w:name="_Toc242383643"/>
       <w:r>
         <w:t>Marco teórico</w:t>
       </w:r>
@@ -6068,7 +6114,7 @@
         <w:pStyle w:val="Heading1"/>
       </w:pPr>
       <w:bookmarkStart w:id="61" w:name="_Toc37758894"/>
-      <w:bookmarkStart w:id="62" w:name="_Toc241959682"/>
+      <w:bookmarkStart w:id="62" w:name="_Toc242383644"/>
       <w:r>
         <w:lastRenderedPageBreak/>
         <w:t>OBJETIVOS</w:t>
@@ -6081,7 +6127,7 @@
         <w:pStyle w:val="Heading2"/>
       </w:pPr>
       <w:bookmarkStart w:id="63" w:name="_Toc37758895"/>
-      <w:bookmarkStart w:id="64" w:name="_Toc241959683"/>
+      <w:bookmarkStart w:id="64" w:name="_Toc242383645"/>
       <w:r>
         <w:t>Objetivos generales</w:t>
       </w:r>
@@ -6208,7 +6254,7 @@
         <w:pStyle w:val="Heading2"/>
       </w:pPr>
       <w:bookmarkStart w:id="65" w:name="_Toc37758896"/>
-      <w:bookmarkStart w:id="66" w:name="_Toc241959684"/>
+      <w:bookmarkStart w:id="66" w:name="_Toc242383646"/>
       <w:r>
         <w:t>Objetivos específicos</w:t>
       </w:r>
@@ -6566,6 +6612,38 @@
     </w:p>
     <w:p>
       <w:pPr>
+        <w:pStyle w:val="ListParagraph"/>
+        <w:numPr>
+          <w:ilvl w:val="0"/>
+          <w:numId w:val="36"/>
+        </w:numPr>
+        <w:rPr>
+          <w:lang w:eastAsia="es-ES"/>
+        </w:rPr>
+      </w:pPr>
+      <w:r>
+        <w:rPr>
+          <w:lang w:eastAsia="es-ES"/>
+        </w:rPr>
+        <w:t xml:space="preserve">Reducir la dimensionalidad del conjunto de datos mediante Análisis de Componentes Principales (PCA), con el objetivo de sintetizar la información contenida en las variables originales, reducir el ruido y evaluar si mejora los resultados del </w:t>
+      </w:r>
+      <w:proofErr w:type="spellStart"/>
+      <w:r>
+        <w:rPr>
+          <w:lang w:eastAsia="es-ES"/>
+        </w:rPr>
+        <w:t>clustering</w:t>
+      </w:r>
+      <w:proofErr w:type="spellEnd"/>
+      <w:r>
+        <w:rPr>
+          <w:lang w:eastAsia="es-ES"/>
+        </w:rPr>
+        <w:t>.</w:t>
+      </w:r>
+    </w:p>
+    <w:p>
+      <w:pPr>
         <w:spacing w:before="0" w:after="0" w:line="240" w:lineRule="auto"/>
         <w:jc w:val="left"/>
       </w:pPr>
@@ -6581,7 +6659,7 @@
           <w:numId w:val="15"/>
         </w:numPr>
       </w:pPr>
-      <w:bookmarkStart w:id="67" w:name="_Toc241959685"/>
+      <w:bookmarkStart w:id="67" w:name="_Toc242383647"/>
       <w:r>
         <w:lastRenderedPageBreak/>
         <w:t>DESARROLLO DEL PROYECTO</w:t>
@@ -6594,7 +6672,7 @@
       </w:pPr>
       <w:bookmarkStart w:id="68" w:name="_Toc37758899"/>
       <w:bookmarkStart w:id="69" w:name="_Toc37845884"/>
-      <w:bookmarkStart w:id="70" w:name="_Toc241959686"/>
+      <w:bookmarkStart w:id="70" w:name="_Toc242383648"/>
       <w:r>
         <w:t>Planificación del proyecto</w:t>
       </w:r>
@@ -6772,7 +6850,7 @@
       <w:pPr>
         <w:pStyle w:val="Heading2"/>
       </w:pPr>
-      <w:bookmarkStart w:id="71" w:name="_Toc241959687"/>
+      <w:bookmarkStart w:id="71" w:name="_Toc242383649"/>
       <w:r>
         <w:t>Fuentes de datos</w:t>
       </w:r>
@@ -6925,13 +7003,7 @@
         <w:rPr>
           <w:lang w:eastAsia="es-ES"/>
         </w:rPr>
-        <w:t xml:space="preserve"> De igual manera, u</w:t>
-      </w:r>
-      <w:r>
-        <w:rPr>
-          <w:lang w:eastAsia="es-ES"/>
-        </w:rPr>
-        <w:t>na selección insuficiente de variables podría impedir capturar dimensiones relevantes del mercado, mientras que la inclusión excesiva e indiscriminada de información redundante, incompleta o de baja calidad podría introducir ruido y dificultar la identificación de patrones de comportamiento significativos.</w:t>
+        <w:t xml:space="preserve"> De igual manera, una selección insuficiente de variables podría impedir capturar dimensiones relevantes del mercado, mientras que la inclusión excesiva e indiscriminada de información redundante, incompleta o de baja calidad podría introducir ruido y dificultar la identificación de patrones de comportamiento significativos.</w:t>
       </w:r>
     </w:p>
     <w:p>
@@ -7215,19 +7287,7 @@
         <w:rPr>
           <w:lang w:eastAsia="es-ES"/>
         </w:rPr>
-        <w:t xml:space="preserve"> posible disponer de todas las variables para un único año de referencia. Algunas estadísticas se publican anualmente, mientras que otras </w:t>
-      </w:r>
-      <w:r>
-        <w:rPr>
-          <w:lang w:eastAsia="es-ES"/>
-        </w:rPr>
-        <w:t>se actualizan con menos frecuencia</w:t>
-      </w:r>
-      <w:r>
-        <w:rPr>
-          <w:lang w:eastAsia="es-ES"/>
-        </w:rPr>
-        <w:t>. Por este motivo, durante el proceso de integración se ha tratado de seleccionar, siempre que ha sido posible, la información más reciente disponible.</w:t>
+        <w:t xml:space="preserve"> posible disponer de todas las variables para un único año de referencia. Algunas estadísticas se publican anualmente, mientras que otras se actualizan con menos frecuencia. Por este motivo, durante el proceso de integración se ha tratado de seleccionar, siempre que ha sido posible, la información más reciente disponible.</w:t>
       </w:r>
     </w:p>
     <w:p>
@@ -7242,14 +7302,12 @@
         </w:rPr>
         <w:t xml:space="preserve">A </w:t>
       </w:r>
-      <w:proofErr w:type="gramStart"/>
-      <w:r>
-        <w:rPr>
-          <w:lang w:eastAsia="es-ES"/>
-        </w:rPr>
-        <w:t>continuación</w:t>
-      </w:r>
-      <w:proofErr w:type="gramEnd"/>
+      <w:r>
+        <w:rPr>
+          <w:lang w:eastAsia="es-ES"/>
+        </w:rPr>
+        <w:t>continuación,</w:t>
+      </w:r>
       <w:r>
         <w:rPr>
           <w:lang w:eastAsia="es-ES"/>
@@ -7279,29 +7337,34 @@
           <w:numId w:val="45"/>
         </w:numPr>
         <w:rPr>
-          <w:lang w:eastAsia="es-ES"/>
-        </w:rPr>
-      </w:pPr>
-      <w:r>
-        <w:rPr>
+          <w:color w:val="EE0000"/>
+          <w:lang w:eastAsia="es-ES"/>
+        </w:rPr>
+      </w:pPr>
+      <w:r>
+        <w:rPr>
+          <w:color w:val="EE0000"/>
           <w:lang w:eastAsia="es-ES"/>
         </w:rPr>
         <w:t>I</w:t>
       </w:r>
       <w:r>
         <w:rPr>
+          <w:color w:val="EE0000"/>
           <w:lang w:eastAsia="es-ES"/>
         </w:rPr>
         <w:t>nstituto Nacional de Estadística (I</w:t>
       </w:r>
       <w:r>
         <w:rPr>
+          <w:color w:val="EE0000"/>
           <w:lang w:eastAsia="es-ES"/>
         </w:rPr>
         <w:t>NE</w:t>
       </w:r>
       <w:r>
         <w:rPr>
+          <w:color w:val="EE0000"/>
           <w:lang w:eastAsia="es-ES"/>
         </w:rPr>
         <w:t>).</w:t>
@@ -7315,20 +7378,16 @@
           <w:numId w:val="45"/>
         </w:numPr>
         <w:rPr>
-          <w:lang w:eastAsia="es-ES"/>
-        </w:rPr>
-      </w:pPr>
-      <w:r>
-        <w:rPr>
-          <w:lang w:eastAsia="es-ES"/>
-        </w:rPr>
-        <w:t>Ministerio de Vivienda y Agenda Urbana de España</w:t>
-      </w:r>
-      <w:r>
-        <w:rPr>
-          <w:lang w:eastAsia="es-ES"/>
-        </w:rPr>
-        <w:t>.</w:t>
+          <w:color w:val="EE0000"/>
+          <w:lang w:eastAsia="es-ES"/>
+        </w:rPr>
+      </w:pPr>
+      <w:r>
+        <w:rPr>
+          <w:color w:val="EE0000"/>
+          <w:lang w:eastAsia="es-ES"/>
+        </w:rPr>
+        <w:t>Ministerio de Vivienda y Agenda Urbana de España.</w:t>
       </w:r>
     </w:p>
     <w:p>
@@ -7339,11 +7398,13 @@
           <w:numId w:val="45"/>
         </w:numPr>
         <w:rPr>
-          <w:lang w:eastAsia="es-ES"/>
-        </w:rPr>
-      </w:pPr>
-      <w:r>
-        <w:rPr>
+          <w:color w:val="EE0000"/>
+          <w:lang w:eastAsia="es-ES"/>
+        </w:rPr>
+      </w:pPr>
+      <w:r>
+        <w:rPr>
+          <w:color w:val="EE0000"/>
           <w:lang w:eastAsia="es-ES"/>
         </w:rPr>
         <w:lastRenderedPageBreak/>
@@ -7351,12 +7412,14 @@
       </w:r>
       <w:r>
         <w:rPr>
+          <w:color w:val="EE0000"/>
           <w:lang w:eastAsia="es-ES"/>
         </w:rPr>
         <w:t>IGN</w:t>
       </w:r>
       <w:r>
         <w:rPr>
+          <w:color w:val="EE0000"/>
           <w:lang w:eastAsia="es-ES"/>
         </w:rPr>
         <w:t>).</w:t>
@@ -7370,23 +7433,27 @@
           <w:numId w:val="45"/>
         </w:numPr>
         <w:rPr>
-          <w:lang w:eastAsia="es-ES"/>
-        </w:rPr>
-      </w:pPr>
-      <w:r>
-        <w:rPr>
+          <w:color w:val="EE0000"/>
+          <w:lang w:eastAsia="es-ES"/>
+        </w:rPr>
+      </w:pPr>
+      <w:r>
+        <w:rPr>
+          <w:color w:val="EE0000"/>
           <w:lang w:eastAsia="es-ES"/>
         </w:rPr>
         <w:t>Portal del C</w:t>
       </w:r>
       <w:r>
         <w:rPr>
+          <w:color w:val="EE0000"/>
           <w:lang w:eastAsia="es-ES"/>
         </w:rPr>
         <w:t>atastro</w:t>
       </w:r>
       <w:r>
         <w:rPr>
+          <w:color w:val="EE0000"/>
           <w:lang w:eastAsia="es-ES"/>
         </w:rPr>
         <w:t>.</w:t>
@@ -7400,17 +7467,20 @@
           <w:numId w:val="45"/>
         </w:numPr>
         <w:rPr>
-          <w:lang w:eastAsia="es-ES"/>
-        </w:rPr>
-      </w:pPr>
-      <w:r>
-        <w:rPr>
+          <w:color w:val="EE0000"/>
+          <w:lang w:eastAsia="es-ES"/>
+        </w:rPr>
+      </w:pPr>
+      <w:r>
+        <w:rPr>
+          <w:color w:val="EE0000"/>
           <w:lang w:eastAsia="es-ES"/>
         </w:rPr>
         <w:t>M</w:t>
       </w:r>
       <w:r>
         <w:rPr>
+          <w:color w:val="EE0000"/>
           <w:lang w:eastAsia="es-ES"/>
         </w:rPr>
         <w:t>inisterio del Interior.</w:t>
@@ -7424,20 +7494,16 @@
           <w:numId w:val="45"/>
         </w:numPr>
         <w:rPr>
-          <w:lang w:eastAsia="es-ES"/>
-        </w:rPr>
-      </w:pPr>
-      <w:r>
-        <w:rPr>
-          <w:lang w:eastAsia="es-ES"/>
-        </w:rPr>
-        <w:t>Ministerio de Transportes, Movilidad y Agenda Urbana</w:t>
-      </w:r>
-      <w:r>
-        <w:rPr>
-          <w:lang w:eastAsia="es-ES"/>
-        </w:rPr>
-        <w:t>.</w:t>
+          <w:color w:val="EE0000"/>
+          <w:lang w:eastAsia="es-ES"/>
+        </w:rPr>
+      </w:pPr>
+      <w:r>
+        <w:rPr>
+          <w:color w:val="EE0000"/>
+          <w:lang w:eastAsia="es-ES"/>
+        </w:rPr>
+        <w:t>Ministerio de Transportes, Movilidad y Agenda Urbana.</w:t>
       </w:r>
     </w:p>
     <w:p>
@@ -7448,23 +7514,27 @@
           <w:numId w:val="45"/>
         </w:numPr>
         <w:rPr>
-          <w:lang w:eastAsia="es-ES"/>
-        </w:rPr>
-      </w:pPr>
-      <w:r>
-        <w:rPr>
+          <w:color w:val="EE0000"/>
+          <w:lang w:eastAsia="es-ES"/>
+        </w:rPr>
+      </w:pPr>
+      <w:r>
+        <w:rPr>
+          <w:color w:val="EE0000"/>
           <w:lang w:eastAsia="es-ES"/>
         </w:rPr>
         <w:t>Servicio Público de Empleo Estatal (</w:t>
       </w:r>
       <w:r>
         <w:rPr>
+          <w:color w:val="EE0000"/>
           <w:lang w:eastAsia="es-ES"/>
         </w:rPr>
         <w:t>SEPE</w:t>
       </w:r>
       <w:r>
         <w:rPr>
+          <w:color w:val="EE0000"/>
           <w:lang w:eastAsia="es-ES"/>
         </w:rPr>
         <w:t>).</w:t>
@@ -7476,7 +7546,7 @@
       </w:pPr>
       <w:bookmarkStart w:id="72" w:name="_Toc37758900"/>
       <w:bookmarkStart w:id="73" w:name="_Toc37845885"/>
-      <w:bookmarkStart w:id="74" w:name="_Toc241959688"/>
+      <w:bookmarkStart w:id="74" w:name="_Toc242383650"/>
       <w:r>
         <w:t>Descripción de la solución y herramientas empleadas</w:t>
       </w:r>
@@ -7505,189 +7575,2045 @@
     </w:p>
     <w:p>
       <w:r>
-        <w:t xml:space="preserve">3 capas, ingesta directa raw automatizada (salvo excepciones) a s3, orquestación de </w:t>
+        <w:t xml:space="preserve">La solución desarrollada se apoya en una arquitectura </w:t>
       </w:r>
       <w:proofErr w:type="spellStart"/>
       <w:r>
-        <w:t>glue</w:t>
+        <w:t>cloud</w:t>
       </w:r>
       <w:proofErr w:type="spellEnd"/>
       <w:r>
-        <w:t xml:space="preserve"> para procesamiento, s3 como capa </w:t>
+        <w:t xml:space="preserve"> implementada en Amazon Web </w:t>
       </w:r>
       <w:proofErr w:type="spellStart"/>
       <w:r>
+        <w:t>Services</w:t>
+      </w:r>
+      <w:proofErr w:type="spellEnd"/>
+      <w:r>
+        <w:t xml:space="preserve"> (AWS), diseñada para cubrir las distintas etapas del ciclo de vida de los datos dentro del proyecto. Su finalidad es proporcionar una estructura organizada, escalable y reproducible para almacenar, transformar, consultar y explotar la información utilizada en el</w:t>
+      </w:r>
+      <w:r>
+        <w:t xml:space="preserve"> presente</w:t>
+      </w:r>
+      <w:r>
+        <w:t xml:space="preserve"> análisis</w:t>
+      </w:r>
+      <w:r>
+        <w:t xml:space="preserve"> del mercado inmobiliario</w:t>
+      </w:r>
+      <w:r>
+        <w:t>.</w:t>
+      </w:r>
+    </w:p>
+    <w:p>
+      <w:r>
+        <w:t>La arquitectura sigue un enfoque por capas que permite separar los datos en función de su grado de procesamiento, diferenciando entre información en bruto, datos procesados y datos preparados para su explotación analítica</w:t>
+      </w:r>
+      <w:r>
+        <w:t xml:space="preserve"> (datos curados o </w:t>
+      </w:r>
+      <w:proofErr w:type="spellStart"/>
+      <w:r>
+        <w:rPr>
+          <w:i/>
+          <w:iCs/>
+        </w:rPr>
+        <w:t>curated</w:t>
+      </w:r>
+      <w:proofErr w:type="spellEnd"/>
+      <w:r>
+        <w:t>)</w:t>
+      </w:r>
+      <w:r>
+        <w:t>. Sobre esta estructura se integran distintos servicios de AWS orientados al almacenamiento, catalogación, consulta, procesamiento, modelado y automatización de la infraestructura.</w:t>
+      </w:r>
+    </w:p>
+    <w:p>
+      <w:r>
+        <w:t xml:space="preserve">De este modo, la arquitectura </w:t>
+      </w:r>
+      <w:proofErr w:type="spellStart"/>
+      <w:r>
+        <w:t>cloud</w:t>
+      </w:r>
+      <w:proofErr w:type="spellEnd"/>
+      <w:r>
+        <w:t xml:space="preserve"> no actúa únicamente como soporte técnico del proyecto, sino como parte integral de la metodología seguida, permitiendo centralizar el flujo de datos y facilitar la trazabilidad desde las fuentes originales hasta los resultados finales de segmentación y visualización.</w:t>
+      </w:r>
+    </w:p>
+    <w:p>
+      <w:r>
+        <w:t>La primera capa de almacenamiento se corresponde con los datos en crudo (</w:t>
+      </w:r>
+      <w:r>
+        <w:rPr>
+          <w:i/>
+          <w:iCs/>
+        </w:rPr>
+        <w:t>raw</w:t>
+      </w:r>
+      <w:r>
+        <w:t xml:space="preserve">). Mediante el proceso automatizado de ingesta de datos que se explicará posteriormente, la información se almacena directamente en un </w:t>
+      </w:r>
+      <w:proofErr w:type="spellStart"/>
+      <w:r>
+        <w:t>bucket</w:t>
+      </w:r>
+      <w:proofErr w:type="spellEnd"/>
+      <w:r>
+        <w:t xml:space="preserve"> </w:t>
+      </w:r>
+      <w:r>
+        <w:t>S</w:t>
+      </w:r>
+      <w:r>
+        <w:t>3, conservando el formato de origen para cada fuente de datos y sin ejecutar ningún tipo de transformación previa al almacenamiento.</w:t>
+      </w:r>
+    </w:p>
+    <w:p>
+      <w:r>
+        <w:t>La segunda capa corresponde a los datos procesados (</w:t>
+      </w:r>
+      <w:proofErr w:type="spellStart"/>
+      <w:r>
+        <w:rPr>
+          <w:i/>
+          <w:iCs/>
+        </w:rPr>
         <w:t>processed</w:t>
       </w:r>
       <w:proofErr w:type="spellEnd"/>
       <w:r>
-        <w:t xml:space="preserve"> y </w:t>
+        <w:t>). A partir de los ficheros almacenados en la capa</w:t>
+      </w:r>
+      <w:r>
+        <w:t xml:space="preserve"> de almacenamiento</w:t>
+      </w:r>
+      <w:r>
+        <w:t xml:space="preserve"> </w:t>
+      </w:r>
+      <w:r>
+        <w:t>anterior,</w:t>
+      </w:r>
+      <w:r>
+        <w:t xml:space="preserve"> distintos trabajos de AWS Glue procesan cada fuente de forma independiente. Durante esta etapa se seleccionan las variables de interés, se corrigen los tipos de datos, se homogeneiza el código INE, se filtran los periodos necesarios y se calculan indicadores como variaciones temporales</w:t>
+      </w:r>
+      <w:r>
+        <w:t xml:space="preserve"> y</w:t>
+      </w:r>
+      <w:r>
+        <w:t xml:space="preserve"> porcentajes. Cada resultado se almacena en Amazon S3 en formato Parquet, que permite reducir el espacio ocupado y mejorar el rendimiento de las consultas analíticas</w:t>
+      </w:r>
+      <w:r>
+        <w:t xml:space="preserve"> mediante Athena</w:t>
+      </w:r>
+      <w:r>
+        <w:t>.</w:t>
+      </w:r>
+    </w:p>
+    <w:p>
+      <w:r>
+        <w:t>Una vez procesadas las fuentes individuales</w:t>
+      </w:r>
+      <w:r>
+        <w:t xml:space="preserve"> y almacenadas en el </w:t>
       </w:r>
       <w:proofErr w:type="spellStart"/>
       <w:r>
-        <w:t>join</w:t>
+        <w:t>bucket</w:t>
       </w:r>
       <w:proofErr w:type="spellEnd"/>
       <w:r>
-        <w:t xml:space="preserve"> e inserción en base de datos </w:t>
+        <w:t xml:space="preserve"> S3 correspondiente</w:t>
+      </w:r>
+      <w:r>
+        <w:t>, un trabajo adicional de Glue realiza la unión por código INE y genera un único conjunto de datos integrado a nivel municipal</w:t>
+      </w:r>
+      <w:r>
+        <w:t xml:space="preserve"> listo para ser utilizado en la segmentación</w:t>
+      </w:r>
+      <w:r>
+        <w:t xml:space="preserve">. </w:t>
+      </w:r>
+      <w:r>
+        <w:t xml:space="preserve">En esta fase no solo se realiza la unión de los </w:t>
       </w:r>
       <w:proofErr w:type="spellStart"/>
       <w:r>
-        <w:t>redshift</w:t>
+        <w:t>datasets</w:t>
       </w:r>
       <w:proofErr w:type="spellEnd"/>
       <w:r>
+        <w:t xml:space="preserve"> procesados, sino que también se calculan aquellas variables que relacionan la información de diferentes fuentes de datos, </w:t>
+      </w:r>
+      <w:r>
+        <w:t xml:space="preserve">entre las que se incluyen </w:t>
+      </w:r>
+      <w:r>
+        <w:t xml:space="preserve">indicadores </w:t>
+      </w:r>
+      <w:r>
+        <w:lastRenderedPageBreak/>
+        <w:t xml:space="preserve">normalizados por población o por número de inmuebles residenciales, que </w:t>
+      </w:r>
+      <w:r>
+        <w:t>favorecen una</w:t>
+      </w:r>
+      <w:r>
+        <w:t xml:space="preserve"> comparaci</w:t>
+      </w:r>
+      <w:r>
+        <w:t>ón</w:t>
+      </w:r>
+      <w:r>
+        <w:t xml:space="preserve"> más homogénea</w:t>
+      </w:r>
+      <w:r>
+        <w:t xml:space="preserve"> </w:t>
+      </w:r>
+      <w:r>
+        <w:t>entre municipios de distinto tamaño.</w:t>
+      </w:r>
+    </w:p>
+    <w:p>
+      <w:r>
+        <w:t xml:space="preserve">Este conjunto de datos se almacena en la capa de datos curados o </w:t>
+      </w:r>
+      <w:proofErr w:type="spellStart"/>
+      <w:r>
+        <w:rPr>
+          <w:i/>
+          <w:iCs/>
+        </w:rPr>
+        <w:t>curated</w:t>
+      </w:r>
+      <w:proofErr w:type="spellEnd"/>
+      <w:r>
+        <w:t>, preparada para su explotación y consumo por parte de las herramientas utilizadas en las siguientes fases del proyecto. En esta capa se concentra la información ya depurada</w:t>
+      </w:r>
+      <w:r>
+        <w:t xml:space="preserve"> e integrada</w:t>
+      </w:r>
+      <w:r>
+        <w:t>, de forma que pueda ser consultada de manera eficiente tanto desde los entornos de análisis y modelado como desde las herramientas de visualización.</w:t>
+      </w:r>
+    </w:p>
+    <w:p>
+      <w:r>
+        <w:t>Esta</w:t>
+      </w:r>
+      <w:r>
+        <w:t xml:space="preserve"> capa se implementa mediante Amazon </w:t>
+      </w:r>
+      <w:proofErr w:type="spellStart"/>
+      <w:r>
+        <w:t>Redshift</w:t>
+      </w:r>
+      <w:proofErr w:type="spellEnd"/>
+      <w:r>
+        <w:t xml:space="preserve"> </w:t>
+      </w:r>
+      <w:proofErr w:type="spellStart"/>
+      <w:r>
+        <w:t>Serverless</w:t>
+      </w:r>
+      <w:proofErr w:type="spellEnd"/>
+      <w:r>
+        <w:t>,</w:t>
+      </w:r>
+      <w:r>
+        <w:t xml:space="preserve"> </w:t>
+      </w:r>
+      <w:r>
+        <w:t xml:space="preserve">un servicio de data </w:t>
+      </w:r>
+      <w:proofErr w:type="spellStart"/>
+      <w:r>
+        <w:t>warehouse</w:t>
+      </w:r>
+      <w:proofErr w:type="spellEnd"/>
+      <w:r>
+        <w:t xml:space="preserve"> orientado al almacenamiento y explotación analítica de datos estructurados mediante SQL</w:t>
+      </w:r>
+      <w:r>
+        <w:t xml:space="preserve">. A partir de esta </w:t>
+      </w:r>
+      <w:r>
+        <w:t>base de datos</w:t>
+      </w:r>
+      <w:r>
+        <w:t xml:space="preserve"> se extrae</w:t>
+      </w:r>
+      <w:r>
+        <w:t xml:space="preserve"> la información utilizada </w:t>
+      </w:r>
+      <w:r>
+        <w:t>en las etapas de análisis exploratorio, preprocesamiento</w:t>
+      </w:r>
+      <w:r>
+        <w:t>, selección de variables,</w:t>
+      </w:r>
+      <w:r>
+        <w:t xml:space="preserve"> </w:t>
+      </w:r>
+      <w:proofErr w:type="spellStart"/>
+      <w:r>
+        <w:t>clustering</w:t>
+      </w:r>
+      <w:proofErr w:type="spellEnd"/>
+      <w:r>
+        <w:t xml:space="preserve"> y evaluación de resultados,</w:t>
+      </w:r>
+      <w:r>
+        <w:t xml:space="preserve"> desarrolladas </w:t>
+      </w:r>
+      <w:r>
+        <w:t xml:space="preserve">todas ellas </w:t>
+      </w:r>
+      <w:r>
+        <w:t>en Amazon SageMaker</w:t>
+      </w:r>
+      <w:r>
+        <w:t xml:space="preserve"> </w:t>
+      </w:r>
+      <w:r>
+        <w:t xml:space="preserve">AI mediante notebooks de </w:t>
+      </w:r>
+      <w:proofErr w:type="spellStart"/>
+      <w:r>
+        <w:t>Jupyter</w:t>
+      </w:r>
+      <w:proofErr w:type="spellEnd"/>
+      <w:r>
         <w:t xml:space="preserve">. </w:t>
       </w:r>
+    </w:p>
+    <w:p>
+      <w:r>
+        <w:t xml:space="preserve">Posteriormente, los resultados de las segmentaciones obtenidas se incorporan nuevamente a la tabla almacenada en </w:t>
+      </w:r>
+      <w:proofErr w:type="spellStart"/>
+      <w:r>
+        <w:t>Redshift</w:t>
+      </w:r>
+      <w:proofErr w:type="spellEnd"/>
+      <w:r>
+        <w:t xml:space="preserve">. De este modo, la capa </w:t>
+      </w:r>
+      <w:proofErr w:type="spellStart"/>
+      <w:r>
+        <w:rPr>
+          <w:i/>
+          <w:iCs/>
+        </w:rPr>
+        <w:t>curated</w:t>
+      </w:r>
+      <w:proofErr w:type="spellEnd"/>
+      <w:r>
+        <w:t xml:space="preserve"> constituye el punto central de acceso a la información final del proyecto y </w:t>
+      </w:r>
+      <w:r>
+        <w:t>actúa</w:t>
+      </w:r>
+      <w:r>
+        <w:t xml:space="preserve"> como enlace </w:t>
+      </w:r>
+      <w:r>
+        <w:t xml:space="preserve">dentro de esta arquitectura </w:t>
+      </w:r>
+      <w:r>
+        <w:t>entre el procesamiento de los datos, el modelado y su posterior visualización en Power BI.</w:t>
+      </w:r>
+    </w:p>
+    <w:p>
+      <w:pPr>
+        <w:pStyle w:val="Heading3"/>
+      </w:pPr>
+      <w:r>
+        <w:t xml:space="preserve">Implementación de </w:t>
+      </w:r>
+      <w:r>
+        <w:t>CI/CD</w:t>
+      </w:r>
+    </w:p>
+    <w:p>
+      <w:r>
+        <w:t xml:space="preserve">Con el objetivo de automatizar el despliegue y actualización de la infraestructura </w:t>
+      </w:r>
+      <w:proofErr w:type="spellStart"/>
+      <w:r>
+        <w:t>cloud</w:t>
+      </w:r>
+      <w:proofErr w:type="spellEnd"/>
+      <w:r>
+        <w:t>, se ha implementado un flujo de integración y despliegue continuo (CI/CD). Este mecanismo permite que los cambios realizados sobre la definición de la arquitectura puedan ser versionados, validados y aplicados sobre AWS de forma controlada, reduciendo la necesidad de realizar modificaciones manuales desde la consola</w:t>
+      </w:r>
+      <w:r>
+        <w:t xml:space="preserve"> y agilizando todo el proceso de despliegue de infraestructura</w:t>
+      </w:r>
+      <w:r>
+        <w:t>.</w:t>
+      </w:r>
+    </w:p>
+    <w:p>
+      <w:r>
+        <w:t xml:space="preserve">El código del proyecto y las plantillas utilizadas para definir la infraestructura se almacenan en </w:t>
+      </w:r>
+      <w:r>
+        <w:t>el repositorio de</w:t>
+      </w:r>
+      <w:r>
+        <w:t xml:space="preserve"> GitHub</w:t>
+      </w:r>
+      <w:r>
+        <w:t xml:space="preserve"> disponible en el anexo</w:t>
+      </w:r>
+      <w:r>
+        <w:t xml:space="preserve">. De esta forma, cada modificación realizada queda registrada mediante un sistema de control de versiones, permitiendo </w:t>
+      </w:r>
+      <w:r>
+        <w:t xml:space="preserve">así </w:t>
+      </w:r>
+      <w:r>
+        <w:t xml:space="preserve">mantener la trazabilidad de los cambios y recuperar </w:t>
+      </w:r>
+      <w:r>
+        <w:t>estados</w:t>
+      </w:r>
+      <w:r>
+        <w:t xml:space="preserve"> anteriores en caso necesario.</w:t>
+      </w:r>
+    </w:p>
+    <w:p>
+      <w:r>
+        <w:t xml:space="preserve">La infraestructura se define siguiendo el enfoque de </w:t>
+      </w:r>
+      <w:proofErr w:type="spellStart"/>
+      <w:r>
+        <w:rPr>
+          <w:i/>
+          <w:iCs/>
+        </w:rPr>
+        <w:t>Infrastructure</w:t>
+      </w:r>
+      <w:proofErr w:type="spellEnd"/>
+      <w:r>
+        <w:rPr>
+          <w:i/>
+          <w:iCs/>
+        </w:rPr>
+        <w:t xml:space="preserve"> as Code</w:t>
+      </w:r>
+      <w:r>
+        <w:t xml:space="preserve"> (</w:t>
+      </w:r>
+      <w:proofErr w:type="spellStart"/>
+      <w:r>
+        <w:t>IaC</w:t>
+      </w:r>
+      <w:proofErr w:type="spellEnd"/>
+      <w:r>
+        <w:t xml:space="preserve">), utilizando AWS </w:t>
+      </w:r>
+      <w:proofErr w:type="spellStart"/>
+      <w:r>
+        <w:t>CloudFormation</w:t>
+      </w:r>
+      <w:proofErr w:type="spellEnd"/>
+      <w:r>
+        <w:t>. Mediante plantillas se describen los recursos que deben formar parte de la arquitectura, así como determinadas propiedades y relaciones entre ellos. Esto permite que la infraestructura pueda ser desplegada de forma reproducible a partir del código, evitando depender exclusivamente de configuraciones manuales.</w:t>
+      </w:r>
+    </w:p>
+    <w:p>
+      <w:r>
+        <w:t xml:space="preserve">AWS </w:t>
+      </w:r>
+      <w:proofErr w:type="spellStart"/>
+      <w:r>
+        <w:t>CodePipeline</w:t>
+      </w:r>
+      <w:proofErr w:type="spellEnd"/>
+      <w:r>
+        <w:t xml:space="preserve"> actúa como servicio de orquestación del proceso. Cuando se producen cambios en el código utilizado como fuente, el pipeline ejecuta de forma secuencial las etapas configuradas</w:t>
+      </w:r>
+      <w:r>
+        <w:t xml:space="preserve"> que se encuentran recogidas en la siguiente tabla.</w:t>
+      </w:r>
+    </w:p>
+    <w:tbl>
+      <w:tblPr>
+        <w:tblStyle w:val="TableGrid"/>
+        <w:tblW w:w="5000" w:type="pct"/>
+        <w:tblLook w:val="04A0" w:firstRow="1" w:lastRow="0" w:firstColumn="1" w:lastColumn="0" w:noHBand="0" w:noVBand="1"/>
+      </w:tblPr>
+      <w:tblGrid>
+        <w:gridCol w:w="1695"/>
+        <w:gridCol w:w="1986"/>
+        <w:gridCol w:w="4813"/>
+      </w:tblGrid>
+      <w:tr>
+        <w:tc>
+          <w:tcPr>
+            <w:tcW w:w="998" w:type="pct"/>
+            <w:vAlign w:val="center"/>
+          </w:tcPr>
+          <w:p>
+            <w:pPr>
+              <w:jc w:val="center"/>
+              <w:rPr>
+                <w:b/>
+                <w:bCs/>
+              </w:rPr>
+            </w:pPr>
+            <w:r>
+              <w:rPr>
+                <w:b/>
+                <w:bCs/>
+              </w:rPr>
+              <w:t>Etapa</w:t>
+            </w:r>
+          </w:p>
+        </w:tc>
+        <w:tc>
+          <w:tcPr>
+            <w:tcW w:w="1169" w:type="pct"/>
+            <w:vAlign w:val="center"/>
+          </w:tcPr>
+          <w:p>
+            <w:pPr>
+              <w:jc w:val="center"/>
+              <w:rPr>
+                <w:b/>
+                <w:bCs/>
+              </w:rPr>
+            </w:pPr>
+            <w:r>
+              <w:rPr>
+                <w:b/>
+                <w:bCs/>
+              </w:rPr>
+              <w:t>Servicio AWS</w:t>
+            </w:r>
+          </w:p>
+        </w:tc>
+        <w:tc>
+          <w:tcPr>
+            <w:tcW w:w="2833" w:type="pct"/>
+            <w:vAlign w:val="center"/>
+          </w:tcPr>
+          <w:p>
+            <w:pPr>
+              <w:jc w:val="center"/>
+              <w:rPr>
+                <w:b/>
+                <w:bCs/>
+              </w:rPr>
+            </w:pPr>
+            <w:r>
+              <w:rPr>
+                <w:b/>
+                <w:bCs/>
+              </w:rPr>
+              <w:t>Descripción de la etapa</w:t>
+            </w:r>
+          </w:p>
+        </w:tc>
+      </w:tr>
+      <w:tr>
+        <w:tc>
+          <w:tcPr>
+            <w:tcW w:w="998" w:type="pct"/>
+            <w:vAlign w:val="center"/>
+          </w:tcPr>
+          <w:p>
+            <w:pPr>
+              <w:jc w:val="center"/>
+            </w:pPr>
+            <w:proofErr w:type="spellStart"/>
+            <w:r>
+              <w:t>Source</w:t>
+            </w:r>
+            <w:proofErr w:type="spellEnd"/>
+          </w:p>
+        </w:tc>
+        <w:tc>
+          <w:tcPr>
+            <w:tcW w:w="1169" w:type="pct"/>
+            <w:vAlign w:val="center"/>
+          </w:tcPr>
+          <w:p>
+            <w:pPr>
+              <w:jc w:val="center"/>
+            </w:pPr>
+            <w:proofErr w:type="spellStart"/>
+            <w:r>
+              <w:t>CodeConnections</w:t>
+            </w:r>
+            <w:proofErr w:type="spellEnd"/>
+          </w:p>
+        </w:tc>
+        <w:tc>
+          <w:tcPr>
+            <w:tcW w:w="2833" w:type="pct"/>
+            <w:vAlign w:val="center"/>
+          </w:tcPr>
+          <w:p>
+            <w:pPr>
+              <w:jc w:val="left"/>
+            </w:pPr>
+            <w:r>
+              <w:t>Conexión al repositorio de GitHub.</w:t>
+            </w:r>
+          </w:p>
+        </w:tc>
+      </w:tr>
+      <w:tr>
+        <w:tc>
+          <w:tcPr>
+            <w:tcW w:w="998" w:type="pct"/>
+            <w:vAlign w:val="center"/>
+          </w:tcPr>
+          <w:p>
+            <w:pPr>
+              <w:jc w:val="center"/>
+            </w:pPr>
+            <w:proofErr w:type="spellStart"/>
+            <w:r>
+              <w:lastRenderedPageBreak/>
+              <w:t>Deploy</w:t>
+            </w:r>
+            <w:proofErr w:type="spellEnd"/>
+          </w:p>
+        </w:tc>
+        <w:tc>
+          <w:tcPr>
+            <w:tcW w:w="1169" w:type="pct"/>
+            <w:vAlign w:val="center"/>
+          </w:tcPr>
+          <w:p>
+            <w:pPr>
+              <w:jc w:val="center"/>
+            </w:pPr>
+            <w:proofErr w:type="spellStart"/>
+            <w:r>
+              <w:t>CloudFormation</w:t>
+            </w:r>
+            <w:proofErr w:type="spellEnd"/>
+          </w:p>
+        </w:tc>
+        <w:tc>
+          <w:tcPr>
+            <w:tcW w:w="2833" w:type="pct"/>
+            <w:vAlign w:val="center"/>
+          </w:tcPr>
+          <w:p>
+            <w:pPr>
+              <w:jc w:val="left"/>
+            </w:pPr>
+            <w:r>
+              <w:t>Despliegue de toda la infraestructura de almacenamiento (</w:t>
+            </w:r>
+            <w:proofErr w:type="spellStart"/>
+            <w:r>
+              <w:t>buckets</w:t>
+            </w:r>
+            <w:proofErr w:type="spellEnd"/>
+            <w:r>
+              <w:t xml:space="preserve"> s3 y </w:t>
+            </w:r>
+            <w:proofErr w:type="spellStart"/>
+            <w:r>
+              <w:t>Redshift</w:t>
+            </w:r>
+            <w:proofErr w:type="spellEnd"/>
+            <w:r>
+              <w:t>).</w:t>
+            </w:r>
+          </w:p>
+        </w:tc>
+      </w:tr>
+      <w:tr>
+        <w:tc>
+          <w:tcPr>
+            <w:tcW w:w="998" w:type="pct"/>
+            <w:vAlign w:val="center"/>
+          </w:tcPr>
+          <w:p>
+            <w:pPr>
+              <w:jc w:val="center"/>
+            </w:pPr>
+            <w:proofErr w:type="spellStart"/>
+            <w:r>
+              <w:t>Upload</w:t>
+            </w:r>
+            <w:proofErr w:type="spellEnd"/>
+          </w:p>
+        </w:tc>
+        <w:tc>
+          <w:tcPr>
+            <w:tcW w:w="1169" w:type="pct"/>
+            <w:vAlign w:val="center"/>
+          </w:tcPr>
+          <w:p>
+            <w:pPr>
+              <w:jc w:val="center"/>
+            </w:pPr>
+            <w:proofErr w:type="spellStart"/>
+            <w:r>
+              <w:t>CodeBuild</w:t>
+            </w:r>
+            <w:proofErr w:type="spellEnd"/>
+          </w:p>
+        </w:tc>
+        <w:tc>
+          <w:tcPr>
+            <w:tcW w:w="2833" w:type="pct"/>
+            <w:vAlign w:val="center"/>
+          </w:tcPr>
+          <w:p>
+            <w:pPr>
+              <w:jc w:val="left"/>
+            </w:pPr>
+            <w:r>
+              <w:t xml:space="preserve">Subida de todos los scripts de ingesta y procesamiento a un </w:t>
+            </w:r>
+            <w:proofErr w:type="spellStart"/>
+            <w:r>
+              <w:t>bucket</w:t>
+            </w:r>
+            <w:proofErr w:type="spellEnd"/>
+            <w:r>
+              <w:t xml:space="preserve"> s3.</w:t>
+            </w:r>
+          </w:p>
+        </w:tc>
+      </w:tr>
+      <w:tr>
+        <w:tc>
+          <w:tcPr>
+            <w:tcW w:w="998" w:type="pct"/>
+            <w:vAlign w:val="center"/>
+          </w:tcPr>
+          <w:p>
+            <w:pPr>
+              <w:jc w:val="center"/>
+            </w:pPr>
+            <w:proofErr w:type="spellStart"/>
+            <w:r>
+              <w:t>Deploy</w:t>
+            </w:r>
+            <w:proofErr w:type="spellEnd"/>
+          </w:p>
+        </w:tc>
+        <w:tc>
+          <w:tcPr>
+            <w:tcW w:w="1169" w:type="pct"/>
+            <w:vAlign w:val="center"/>
+          </w:tcPr>
+          <w:p>
+            <w:pPr>
+              <w:jc w:val="center"/>
+            </w:pPr>
+            <w:proofErr w:type="spellStart"/>
+            <w:r>
+              <w:t>CloudFormation</w:t>
+            </w:r>
+            <w:proofErr w:type="spellEnd"/>
+          </w:p>
+        </w:tc>
+        <w:tc>
+          <w:tcPr>
+            <w:tcW w:w="2833" w:type="pct"/>
+            <w:vAlign w:val="center"/>
+          </w:tcPr>
+          <w:p>
+            <w:pPr>
+              <w:jc w:val="left"/>
+            </w:pPr>
+            <w:r>
+              <w:t xml:space="preserve">Despliegue de los </w:t>
+            </w:r>
+            <w:proofErr w:type="spellStart"/>
+            <w:r>
+              <w:rPr>
+                <w:i/>
+                <w:iCs/>
+              </w:rPr>
+              <w:t>works</w:t>
+            </w:r>
+            <w:proofErr w:type="spellEnd"/>
+            <w:r>
+              <w:t xml:space="preserve"> de AWS Glue a partir de los scripts subidos en la etapa anterior y creación de </w:t>
+            </w:r>
+            <w:proofErr w:type="spellStart"/>
+            <w:r>
+              <w:t>workflow</w:t>
+            </w:r>
+            <w:proofErr w:type="spellEnd"/>
+            <w:r>
+              <w:t xml:space="preserve"> y el </w:t>
+            </w:r>
+            <w:proofErr w:type="spellStart"/>
+            <w:r>
+              <w:t>trigger</w:t>
+            </w:r>
+            <w:proofErr w:type="spellEnd"/>
+            <w:r>
+              <w:t xml:space="preserve"> de Glue.</w:t>
+            </w:r>
+          </w:p>
+        </w:tc>
+      </w:tr>
+      <w:tr>
+        <w:tc>
+          <w:tcPr>
+            <w:tcW w:w="998" w:type="pct"/>
+            <w:vAlign w:val="center"/>
+          </w:tcPr>
+          <w:p>
+            <w:pPr>
+              <w:jc w:val="center"/>
+            </w:pPr>
+            <w:proofErr w:type="spellStart"/>
+            <w:r>
+              <w:t>Ingestion</w:t>
+            </w:r>
+            <w:proofErr w:type="spellEnd"/>
+          </w:p>
+        </w:tc>
+        <w:tc>
+          <w:tcPr>
+            <w:tcW w:w="1169" w:type="pct"/>
+            <w:vAlign w:val="center"/>
+          </w:tcPr>
+          <w:p>
+            <w:pPr>
+              <w:jc w:val="center"/>
+            </w:pPr>
+            <w:proofErr w:type="spellStart"/>
+            <w:r>
+              <w:t>CodeBuild</w:t>
+            </w:r>
+            <w:proofErr w:type="spellEnd"/>
+          </w:p>
+        </w:tc>
+        <w:tc>
+          <w:tcPr>
+            <w:tcW w:w="2833" w:type="pct"/>
+            <w:vAlign w:val="center"/>
+          </w:tcPr>
+          <w:p>
+            <w:pPr>
+              <w:jc w:val="left"/>
+            </w:pPr>
+            <w:r>
+              <w:t>Ejecución de los scripts de ingesta.</w:t>
+            </w:r>
+          </w:p>
+        </w:tc>
+      </w:tr>
+    </w:tbl>
+    <w:p>
+      <w:pPr>
+        <w:rPr>
+          <w:color w:val="EE0000"/>
+        </w:rPr>
+      </w:pPr>
+    </w:p>
+    <w:p>
+      <w:pPr>
+        <w:rPr>
+          <w:color w:val="EE0000"/>
+        </w:rPr>
+      </w:pPr>
+    </w:p>
+    <w:p>
+      <w:r>
+        <w:t xml:space="preserve">Durante la ejecución del pipeline, el estado de cada etapa puede ser supervisado desde </w:t>
+      </w:r>
+      <w:proofErr w:type="spellStart"/>
+      <w:r>
+        <w:t>CodePipeline</w:t>
+      </w:r>
+      <w:proofErr w:type="spellEnd"/>
+      <w:r>
+        <w:t xml:space="preserve">. En caso de que alguna </w:t>
+      </w:r>
+      <w:r>
+        <w:t>acción</w:t>
+      </w:r>
+      <w:r>
+        <w:t xml:space="preserve"> no p</w:t>
+      </w:r>
+      <w:r>
+        <w:t>udiera</w:t>
+      </w:r>
+      <w:r>
+        <w:t xml:space="preserve"> completarse correctamente, </w:t>
+      </w:r>
+      <w:r>
+        <w:t xml:space="preserve">dicha etapa queda </w:t>
+      </w:r>
+      <w:r>
+        <w:t>identificad</w:t>
+      </w:r>
+      <w:r>
+        <w:t>a</w:t>
+      </w:r>
+      <w:r>
+        <w:t xml:space="preserve"> como fallid</w:t>
+      </w:r>
+      <w:r>
+        <w:t>a</w:t>
+      </w:r>
+      <w:r>
+        <w:t xml:space="preserve">, facilitando la localización del recurso responsable y </w:t>
+      </w:r>
+      <w:r>
+        <w:t>agilizando enormemente la detección de errores.</w:t>
+      </w:r>
+    </w:p>
+    <w:p>
+      <w:r>
+        <w:t>En resumen, l</w:t>
+      </w:r>
+      <w:r>
+        <w:t xml:space="preserve">a incorporación de este flujo permite mantener sincronizados el código y la infraestructura desplegada, mejorar la trazabilidad de los cambios y facilitar la reproducción del entorno. </w:t>
+      </w:r>
+    </w:p>
+    <w:p>
+      <w:pPr>
+        <w:pStyle w:val="Heading2"/>
+      </w:pPr>
+      <w:bookmarkStart w:id="75" w:name="_Toc242383651"/>
+      <w:r>
+        <w:t>Metodología</w:t>
+      </w:r>
+      <w:bookmarkEnd w:id="75"/>
+    </w:p>
+    <w:p>
+      <w:pPr>
+        <w:pStyle w:val="Heading3"/>
+        <w:rPr>
+          <w:lang w:eastAsia="es-ES"/>
+        </w:rPr>
+      </w:pPr>
+      <w:r>
+        <w:rPr>
+          <w:lang w:eastAsia="es-ES"/>
+        </w:rPr>
+        <w:t>Ingesta de datos</w:t>
+      </w:r>
+    </w:p>
+    <w:p>
+      <w:pPr>
+        <w:rPr>
+          <w:lang w:eastAsia="es-ES"/>
+        </w:rPr>
+      </w:pPr>
+      <w:r>
+        <w:rPr>
+          <w:lang w:eastAsia="es-ES"/>
+        </w:rPr>
+        <w:t xml:space="preserve">Una vez que han sido seleccionadas las distintas fuentes de datos, el primer paso de la metodología seguida consiste en realizar una correcta ingesta de datos. </w:t>
+      </w:r>
+      <w:r>
+        <w:rPr>
+          <w:lang w:eastAsia="es-ES"/>
+        </w:rPr>
+        <w:t xml:space="preserve">Esta fase tiene como objetivo recopilar la información procedente de los diferentes organismos y trasladarla al entorno </w:t>
+      </w:r>
+      <w:proofErr w:type="spellStart"/>
+      <w:r>
+        <w:rPr>
+          <w:lang w:eastAsia="es-ES"/>
+        </w:rPr>
+        <w:t>cloud</w:t>
+      </w:r>
+      <w:proofErr w:type="spellEnd"/>
+      <w:r>
+        <w:rPr>
+          <w:lang w:eastAsia="es-ES"/>
+        </w:rPr>
+        <w:t xml:space="preserve"> de forma estructurada</w:t>
+      </w:r>
+      <w:r>
+        <w:rPr>
+          <w:lang w:eastAsia="es-ES"/>
+        </w:rPr>
+        <w:t>.</w:t>
+      </w:r>
+    </w:p>
+    <w:p>
+      <w:pPr>
+        <w:rPr>
+          <w:color w:val="EE0000"/>
+          <w:lang w:eastAsia="es-ES"/>
+        </w:rPr>
+      </w:pPr>
+      <w:r>
+        <w:rPr>
+          <w:lang w:eastAsia="es-ES"/>
+        </w:rPr>
+        <w:t>La ingesta se ha diseñado siguiendo una estrategia orientada a preservar los datos en su estado original. Una vez obtenidos, los ficheros se almacenan directamente</w:t>
+      </w:r>
+      <w:r>
+        <w:rPr>
+          <w:lang w:eastAsia="es-ES"/>
+        </w:rPr>
+        <w:t xml:space="preserve"> en un </w:t>
+      </w:r>
+      <w:proofErr w:type="spellStart"/>
+      <w:r>
+        <w:rPr>
+          <w:lang w:eastAsia="es-ES"/>
+        </w:rPr>
+        <w:t>bucket</w:t>
+      </w:r>
+      <w:proofErr w:type="spellEnd"/>
+      <w:r>
+        <w:rPr>
+          <w:lang w:eastAsia="es-ES"/>
+        </w:rPr>
+        <w:t xml:space="preserve"> S3 (que constituye</w:t>
+      </w:r>
+      <w:r>
+        <w:rPr>
+          <w:lang w:eastAsia="es-ES"/>
+        </w:rPr>
+        <w:t xml:space="preserve"> la capa </w:t>
+      </w:r>
+      <w:r>
+        <w:rPr>
+          <w:i/>
+          <w:iCs/>
+          <w:lang w:eastAsia="es-ES"/>
+        </w:rPr>
+        <w:t>raw</w:t>
+      </w:r>
+      <w:r>
+        <w:rPr>
+          <w:lang w:eastAsia="es-ES"/>
+        </w:rPr>
+        <w:t xml:space="preserve"> </w:t>
+      </w:r>
+      <w:r>
+        <w:rPr>
+          <w:lang w:eastAsia="es-ES"/>
+        </w:rPr>
+        <w:t>de la arquitectura</w:t>
+      </w:r>
+      <w:r>
+        <w:rPr>
+          <w:lang w:eastAsia="es-ES"/>
+        </w:rPr>
+        <w:t xml:space="preserve"> implementad</w:t>
+      </w:r>
+      <w:r>
+        <w:rPr>
+          <w:lang w:eastAsia="es-ES"/>
+        </w:rPr>
+        <w:t>a</w:t>
+      </w:r>
+      <w:r>
+        <w:rPr>
+          <w:lang w:eastAsia="es-ES"/>
+        </w:rPr>
+        <w:t xml:space="preserve"> sobre </w:t>
+      </w:r>
+      <w:r>
+        <w:rPr>
+          <w:lang w:eastAsia="es-ES"/>
+        </w:rPr>
+        <w:t>AWS)</w:t>
+      </w:r>
+      <w:r>
+        <w:rPr>
+          <w:lang w:eastAsia="es-ES"/>
+        </w:rPr>
+        <w:t>, manteniendo su formato de origen y sin aplicar transformaciones sobre su contenido</w:t>
+      </w:r>
+      <w:r>
+        <w:rPr>
+          <w:lang w:eastAsia="es-ES"/>
+        </w:rPr>
+        <w:t>.</w:t>
+      </w:r>
+    </w:p>
+    <w:p>
+      <w:pPr>
+        <w:rPr>
+          <w:lang w:eastAsia="es-ES"/>
+        </w:rPr>
+      </w:pPr>
+      <w:r>
+        <w:rPr>
+          <w:lang w:eastAsia="es-ES"/>
+        </w:rPr>
+        <w:t xml:space="preserve">Este enfoque permite separar claramente la fase de </w:t>
+      </w:r>
+      <w:r>
+        <w:rPr>
+          <w:lang w:eastAsia="es-ES"/>
+        </w:rPr>
+        <w:t>ingesta</w:t>
+      </w:r>
+      <w:r>
+        <w:rPr>
+          <w:lang w:eastAsia="es-ES"/>
+        </w:rPr>
+        <w:t xml:space="preserve"> de datos de las etapas posteriores de procesamiento. Así, cualquier modificación en las reglas de limpieza, integración o transformación puede realizarse partiendo nuevamente de los datos originales, sin necesidad de repetir todo el proceso de obtención desde las fuentes externas.</w:t>
+      </w:r>
+    </w:p>
+    <w:p>
+      <w:pPr>
+        <w:rPr>
+          <w:lang w:eastAsia="es-ES"/>
+        </w:rPr>
+      </w:pPr>
+      <w:r>
+        <w:rPr>
+          <w:lang w:eastAsia="es-ES"/>
+        </w:rPr>
+        <w:t xml:space="preserve">Además, el hecho de que todas las transformaciones se lleven a cabo una vez obtenidos los datos en crudo otorga una mayor flexibilidad al proceso. Si alguna de las fuentes modifica la estructura interna de sus </w:t>
+      </w:r>
+      <w:r>
+        <w:rPr>
+          <w:lang w:eastAsia="es-ES"/>
+        </w:rPr>
+        <w:t>datos,</w:t>
+      </w:r>
+      <w:r>
+        <w:rPr>
+          <w:lang w:eastAsia="es-ES"/>
+        </w:rPr>
+        <w:t xml:space="preserve"> pero mantiene el mismo mecanismo de acceso, el proceso de </w:t>
+      </w:r>
+      <w:r>
+        <w:rPr>
+          <w:lang w:eastAsia="es-ES"/>
+        </w:rPr>
+        <w:lastRenderedPageBreak/>
+        <w:t>ingesta puede continuar funcionando sin cambios, ya que se limita a almacenar la información tal y como se obtiene. En ese caso, únicamente sería necesario adaptar el código correspondiente a la fase de procesamiento para trabajar con la nueva estructura.</w:t>
+      </w:r>
+    </w:p>
+    <w:p>
+      <w:pPr>
+        <w:rPr>
+          <w:lang w:eastAsia="es-ES"/>
+        </w:rPr>
+      </w:pPr>
+      <w:r>
+        <w:rPr>
+          <w:lang w:eastAsia="es-ES"/>
+        </w:rPr>
+        <w:t>Siempre que ha sido posible, el proceso de ingesta se ha automatizado mediante scripts y servicios de AWS</w:t>
+      </w:r>
+      <w:r>
+        <w:rPr>
+          <w:lang w:eastAsia="es-ES"/>
+        </w:rPr>
+        <w:t xml:space="preserve"> (</w:t>
+      </w:r>
+      <w:proofErr w:type="spellStart"/>
+      <w:r>
+        <w:rPr>
+          <w:lang w:eastAsia="es-ES"/>
+        </w:rPr>
+        <w:t>CodeBuild</w:t>
+      </w:r>
+      <w:proofErr w:type="spellEnd"/>
+      <w:r>
+        <w:rPr>
+          <w:lang w:eastAsia="es-ES"/>
+        </w:rPr>
+        <w:t>)</w:t>
+      </w:r>
+      <w:r>
+        <w:rPr>
+          <w:lang w:eastAsia="es-ES"/>
+        </w:rPr>
+        <w:t xml:space="preserve">, reduciendo la intervención manual y favoreciendo la reproducibilidad del sistema. De esta forma, la incorporación de nuevas versiones de los conjuntos de datos puede realizarse siguiendo el mismo procedimiento y manteniendo una estructura homogénea dentro de la capa </w:t>
+      </w:r>
+      <w:r>
+        <w:rPr>
+          <w:i/>
+          <w:iCs/>
+          <w:lang w:eastAsia="es-ES"/>
+        </w:rPr>
+        <w:t>raw</w:t>
+      </w:r>
+      <w:r>
+        <w:rPr>
+          <w:lang w:eastAsia="es-ES"/>
+        </w:rPr>
+        <w:t>.</w:t>
+      </w:r>
+    </w:p>
+    <w:p>
+      <w:pPr>
+        <w:rPr>
+          <w:lang w:eastAsia="es-ES"/>
+        </w:rPr>
+      </w:pPr>
+      <w:r>
+        <w:rPr>
+          <w:lang w:eastAsia="es-ES"/>
+        </w:rPr>
+        <w:t xml:space="preserve">En </w:t>
+      </w:r>
+      <w:r>
+        <w:rPr>
+          <w:lang w:eastAsia="es-ES"/>
+        </w:rPr>
+        <w:t>conclusión</w:t>
+      </w:r>
+      <w:r>
+        <w:rPr>
+          <w:lang w:eastAsia="es-ES"/>
+        </w:rPr>
+        <w:t>, esta primera fase permite centralizar la información procedente de todas las fuentes utilizadas, constituyendo la base sobre la que se ejecutarán posteriormente las tareas de limpieza, integración y transformación necesarias para construir el conjunto de datos final del proyecto.</w:t>
+      </w:r>
+    </w:p>
+    <w:p>
+      <w:pPr>
+        <w:pStyle w:val="Heading3"/>
+        <w:rPr>
+          <w:lang w:eastAsia="es-ES"/>
+        </w:rPr>
+      </w:pPr>
+      <w:r>
+        <w:rPr>
+          <w:lang w:eastAsia="es-ES"/>
+        </w:rPr>
+        <w:t>Procesamiento de datos</w:t>
+      </w:r>
+    </w:p>
+    <w:p>
+      <w:pPr>
+        <w:rPr>
+          <w:lang w:eastAsia="es-ES"/>
+        </w:rPr>
+      </w:pPr>
+      <w:r>
+        <w:rPr>
+          <w:lang w:eastAsia="es-ES"/>
+        </w:rPr>
+        <w:t xml:space="preserve">Como se ha indicado previamente, los datos obtenidos de las distintas fuentes se almacenan inicialmente en Amazon S3 dentro de la capa raw, conservando su formato y estructura originales. A partir de </w:t>
+      </w:r>
+      <w:r>
+        <w:rPr>
+          <w:lang w:eastAsia="es-ES"/>
+        </w:rPr>
+        <w:t>este punto</w:t>
+      </w:r>
+      <w:r>
+        <w:rPr>
+          <w:lang w:eastAsia="es-ES"/>
+        </w:rPr>
+        <w:t xml:space="preserve"> comienza la fase de procesamiento, cuyo objetivo es limpiar, y transformar los distintos conjuntos de datos antes de proceder a su integración.</w:t>
+      </w:r>
+    </w:p>
+    <w:p>
+      <w:pPr>
+        <w:rPr>
+          <w:color w:val="EE0000"/>
+          <w:lang w:eastAsia="es-ES"/>
+        </w:rPr>
+      </w:pPr>
+      <w:r>
+        <w:rPr>
+          <w:lang w:eastAsia="es-ES"/>
+        </w:rPr>
+        <w:t xml:space="preserve">Debido a las características de las fuentes utilizadas, el procesamiento se realiza siguiendo un enfoque </w:t>
+      </w:r>
+      <w:proofErr w:type="spellStart"/>
+      <w:r>
+        <w:rPr>
+          <w:i/>
+          <w:iCs/>
+          <w:lang w:eastAsia="es-ES"/>
+        </w:rPr>
+        <w:t>batch</w:t>
+      </w:r>
+      <w:proofErr w:type="spellEnd"/>
+      <w:r>
+        <w:rPr>
+          <w:lang w:eastAsia="es-ES"/>
+        </w:rPr>
+        <w:t xml:space="preserve">, ejecutando las transformaciones sobre conjuntos de datos </w:t>
+      </w:r>
+      <w:r>
+        <w:rPr>
+          <w:lang w:eastAsia="es-ES"/>
+        </w:rPr>
+        <w:t xml:space="preserve">completos </w:t>
+      </w:r>
+      <w:r>
+        <w:rPr>
+          <w:lang w:eastAsia="es-ES"/>
+        </w:rPr>
+        <w:t xml:space="preserve">una vez que estos han sido almacenados en la capa </w:t>
+      </w:r>
+      <w:r>
+        <w:rPr>
+          <w:i/>
+          <w:iCs/>
+          <w:lang w:eastAsia="es-ES"/>
+        </w:rPr>
+        <w:t>raw</w:t>
+      </w:r>
+      <w:r>
+        <w:rPr>
+          <w:lang w:eastAsia="es-ES"/>
+        </w:rPr>
+        <w:t>.</w:t>
+      </w:r>
+      <w:r>
+        <w:rPr>
+          <w:color w:val="EE0000"/>
+          <w:lang w:eastAsia="es-ES"/>
+        </w:rPr>
+        <w:t xml:space="preserve"> </w:t>
+      </w:r>
+      <w:r>
+        <w:rPr>
+          <w:lang w:eastAsia="es-ES"/>
+        </w:rPr>
+        <w:t>Este planteamiento resulta adecuado para el proyecto</w:t>
+      </w:r>
+      <w:r>
+        <w:rPr>
+          <w:lang w:eastAsia="es-ES"/>
+        </w:rPr>
+        <w:t xml:space="preserve"> debido a</w:t>
+      </w:r>
+      <w:r>
+        <w:rPr>
+          <w:lang w:eastAsia="es-ES"/>
+        </w:rPr>
+        <w:t xml:space="preserve"> que las fuentes no requieren un tratamiento en tiempo real y sus actualizaciones pueden incorporarse de forma periódica, permitiendo</w:t>
+      </w:r>
+      <w:r>
+        <w:rPr>
+          <w:lang w:eastAsia="es-ES"/>
+        </w:rPr>
+        <w:t xml:space="preserve"> así</w:t>
+      </w:r>
+      <w:r>
+        <w:rPr>
+          <w:lang w:eastAsia="es-ES"/>
+        </w:rPr>
+        <w:t xml:space="preserve"> reprocesar la información cuando sea necesario y generar nuevas versiones de los datos transformados.</w:t>
+      </w:r>
+    </w:p>
+    <w:p>
+      <w:pPr>
+        <w:rPr>
+          <w:lang w:eastAsia="es-ES"/>
+        </w:rPr>
+      </w:pPr>
+      <w:r>
+        <w:rPr>
+          <w:lang w:eastAsia="es-ES"/>
+        </w:rPr>
+        <w:t xml:space="preserve">Las transformaciones se implementan mediante </w:t>
+      </w:r>
+      <w:proofErr w:type="spellStart"/>
+      <w:r>
+        <w:rPr>
+          <w:i/>
+          <w:iCs/>
+          <w:lang w:eastAsia="es-ES"/>
+        </w:rPr>
+        <w:t>jobs</w:t>
+      </w:r>
+      <w:proofErr w:type="spellEnd"/>
+      <w:r>
+        <w:rPr>
+          <w:lang w:eastAsia="es-ES"/>
+        </w:rPr>
+        <w:t xml:space="preserve"> de AWS Glue que ejecutan código en Python, cuyos scripts de procesamiento se encuentran disponibles en el repositorio de GitHub incluido en el anexo. Para el tratamiento de los datos se utiliza principalmente la </w:t>
+      </w:r>
       <w:proofErr w:type="gramStart"/>
       <w:r>
-        <w:t xml:space="preserve">Por qué </w:t>
+        <w:rPr>
+          <w:lang w:eastAsia="es-ES"/>
+        </w:rPr>
+        <w:t>librería pandas</w:t>
+      </w:r>
+      <w:proofErr w:type="gramEnd"/>
+      <w:r>
+        <w:rPr>
+          <w:lang w:eastAsia="es-ES"/>
+        </w:rPr>
+        <w:t>, que permite realizar operaciones de limpieza, selección de variables, renombrado de columnas, conversión de tipos de datos y creación de nuevas variables derivadas.</w:t>
+      </w:r>
+    </w:p>
+    <w:p>
+      <w:pPr>
+        <w:rPr>
+          <w:lang w:eastAsia="es-ES"/>
+        </w:rPr>
+      </w:pPr>
+      <w:r>
+        <w:rPr>
+          <w:lang w:eastAsia="es-ES"/>
+        </w:rPr>
+        <w:t xml:space="preserve">La ejecución de estas tareas se organiza mediante AWS Glue </w:t>
       </w:r>
       <w:proofErr w:type="spellStart"/>
       <w:r>
+        <w:rPr>
+          <w:lang w:eastAsia="es-ES"/>
+        </w:rPr>
+        <w:t>Workflow</w:t>
+      </w:r>
+      <w:proofErr w:type="spellEnd"/>
+      <w:r>
+        <w:rPr>
+          <w:lang w:eastAsia="es-ES"/>
+        </w:rPr>
+        <w:t xml:space="preserve">, utilizado como mecanismo de orquestación del procesamiento. En este caso, el </w:t>
+      </w:r>
+      <w:proofErr w:type="spellStart"/>
+      <w:r>
+        <w:rPr>
+          <w:i/>
+          <w:iCs/>
+          <w:lang w:eastAsia="es-ES"/>
+        </w:rPr>
+        <w:t>workflow</w:t>
+      </w:r>
+      <w:proofErr w:type="spellEnd"/>
+      <w:r>
+        <w:rPr>
+          <w:lang w:eastAsia="es-ES"/>
+        </w:rPr>
+        <w:t xml:space="preserve"> permite agrupar y lanzar de forma conjunta los distintos trabajos asociados a cada fuente de datos. Dado que cada fuente se procesa de manera independiente, los diferentes </w:t>
+      </w:r>
+      <w:proofErr w:type="spellStart"/>
+      <w:r>
+        <w:rPr>
+          <w:i/>
+          <w:iCs/>
+          <w:lang w:eastAsia="es-ES"/>
+        </w:rPr>
+        <w:t>jobs</w:t>
+      </w:r>
+      <w:proofErr w:type="spellEnd"/>
+      <w:r>
+        <w:rPr>
+          <w:lang w:eastAsia="es-ES"/>
+        </w:rPr>
+        <w:t xml:space="preserve"> pueden ejecutarse en paralelo, </w:t>
+      </w:r>
+      <w:r>
+        <w:rPr>
+          <w:lang w:eastAsia="es-ES"/>
+        </w:rPr>
+        <w:t xml:space="preserve">lo cual </w:t>
+      </w:r>
+      <w:r>
+        <w:rPr>
+          <w:lang w:eastAsia="es-ES"/>
+        </w:rPr>
+        <w:t>simplific</w:t>
+      </w:r>
+      <w:r>
+        <w:rPr>
+          <w:lang w:eastAsia="es-ES"/>
+        </w:rPr>
+        <w:t>a</w:t>
+      </w:r>
+      <w:r>
+        <w:rPr>
+          <w:lang w:eastAsia="es-ES"/>
+        </w:rPr>
+        <w:t xml:space="preserve"> la gestión del flujo</w:t>
+      </w:r>
+      <w:r>
+        <w:rPr>
+          <w:lang w:eastAsia="es-ES"/>
+        </w:rPr>
+        <w:t>, permite</w:t>
+      </w:r>
+      <w:r>
+        <w:rPr>
+          <w:lang w:eastAsia="es-ES"/>
+        </w:rPr>
+        <w:t xml:space="preserve"> centralizar el seguimiento de todos los procesos</w:t>
+      </w:r>
+      <w:r>
+        <w:rPr>
+          <w:lang w:eastAsia="es-ES"/>
+        </w:rPr>
+        <w:t xml:space="preserve"> </w:t>
+      </w:r>
+      <w:r>
+        <w:rPr>
+          <w:lang w:eastAsia="es-ES"/>
+        </w:rPr>
+        <w:t>y reduce la necesidad de ejecutar</w:t>
+      </w:r>
+      <w:r>
+        <w:rPr>
+          <w:lang w:eastAsia="es-ES"/>
+        </w:rPr>
+        <w:t xml:space="preserve"> manualmente</w:t>
+      </w:r>
+      <w:r>
+        <w:rPr>
+          <w:lang w:eastAsia="es-ES"/>
+        </w:rPr>
+        <w:t xml:space="preserve"> cada trabajo por separado.</w:t>
+      </w:r>
+    </w:p>
+    <w:p>
+      <w:pPr>
+        <w:rPr>
+          <w:lang w:eastAsia="es-ES"/>
+        </w:rPr>
+      </w:pPr>
+      <w:r>
+        <w:rPr>
+          <w:lang w:eastAsia="es-ES"/>
+        </w:rPr>
+        <w:t xml:space="preserve">La utilización de un </w:t>
+      </w:r>
+      <w:proofErr w:type="spellStart"/>
+      <w:r>
+        <w:rPr>
+          <w:lang w:eastAsia="es-ES"/>
+        </w:rPr>
+        <w:t>workflow</w:t>
+      </w:r>
+      <w:proofErr w:type="spellEnd"/>
+      <w:r>
+        <w:rPr>
+          <w:lang w:eastAsia="es-ES"/>
+        </w:rPr>
+        <w:t xml:space="preserve"> permite además desacoplar las transformaciones de cada fuente. Si alguna de ellas modifica su estructura, únicamente es necesario adaptar el </w:t>
+      </w:r>
+      <w:proofErr w:type="spellStart"/>
+      <w:r>
+        <w:rPr>
+          <w:i/>
+          <w:iCs/>
+          <w:lang w:eastAsia="es-ES"/>
+        </w:rPr>
+        <w:t>job</w:t>
+      </w:r>
+      <w:proofErr w:type="spellEnd"/>
+      <w:r>
+        <w:rPr>
+          <w:lang w:eastAsia="es-ES"/>
+        </w:rPr>
+        <w:t xml:space="preserve"> encargado de su procesamiento, sin alterar necesariamente el resto de </w:t>
+      </w:r>
+      <w:r>
+        <w:rPr>
+          <w:lang w:eastAsia="es-ES"/>
+        </w:rPr>
+        <w:t>las tareas</w:t>
+      </w:r>
+      <w:r>
+        <w:rPr>
+          <w:lang w:eastAsia="es-ES"/>
+        </w:rPr>
+        <w:t xml:space="preserve"> del flujo. Esto facilita el mantenimiento de la solución y permite incorporar nuevas fuentes o modificar las existentes de una forma más controlada.</w:t>
+      </w:r>
+    </w:p>
+    <w:p>
+      <w:pPr>
+        <w:rPr>
+          <w:lang w:eastAsia="es-ES"/>
+        </w:rPr>
+      </w:pPr>
+      <w:r>
+        <w:rPr>
+          <w:lang w:eastAsia="es-ES"/>
+        </w:rPr>
+        <w:lastRenderedPageBreak/>
+        <w:t xml:space="preserve">Una vez finalizado el procesamiento de cada fuente, los resultados se almacenan nuevamente en Amazon S3 dentro de la capa </w:t>
+      </w:r>
+      <w:proofErr w:type="spellStart"/>
+      <w:r>
+        <w:rPr>
+          <w:i/>
+          <w:iCs/>
+          <w:lang w:eastAsia="es-ES"/>
+        </w:rPr>
+        <w:t>processed</w:t>
+      </w:r>
+      <w:proofErr w:type="spellEnd"/>
+      <w:r>
+        <w:rPr>
+          <w:lang w:eastAsia="es-ES"/>
+        </w:rPr>
+        <w:t xml:space="preserve">. En esta etapa los </w:t>
+      </w:r>
+      <w:r>
+        <w:rPr>
+          <w:lang w:eastAsia="es-ES"/>
+        </w:rPr>
+        <w:t xml:space="preserve">conjuntos de </w:t>
+      </w:r>
+      <w:r>
+        <w:rPr>
+          <w:lang w:eastAsia="es-ES"/>
+        </w:rPr>
+        <w:t>datos se guardan en formato Parquet, un formato columnar más adecuado para cargas analíticas y para la posterior consulta de la información.</w:t>
+      </w:r>
+    </w:p>
+    <w:p>
+      <w:pPr>
+        <w:rPr>
+          <w:lang w:eastAsia="es-ES"/>
+        </w:rPr>
+      </w:pPr>
+      <w:r>
+        <w:rPr>
+          <w:lang w:eastAsia="es-ES"/>
+        </w:rPr>
+        <w:t>Tras completar las transformaciones individuales,</w:t>
+      </w:r>
+      <w:r>
+        <w:rPr>
+          <w:lang w:eastAsia="es-ES"/>
+        </w:rPr>
+        <w:t xml:space="preserve"> un nuevo </w:t>
+      </w:r>
+      <w:proofErr w:type="spellStart"/>
+      <w:r>
+        <w:rPr>
+          <w:i/>
+          <w:iCs/>
+          <w:lang w:eastAsia="es-ES"/>
+        </w:rPr>
+        <w:t>work</w:t>
+      </w:r>
+      <w:proofErr w:type="spellEnd"/>
+      <w:r>
+        <w:rPr>
+          <w:lang w:eastAsia="es-ES"/>
+        </w:rPr>
+        <w:t xml:space="preserve"> de AWS Glue integra</w:t>
+      </w:r>
+      <w:r>
+        <w:rPr>
+          <w:lang w:eastAsia="es-ES"/>
+        </w:rPr>
+        <w:t xml:space="preserve"> los diferentes conjuntos procesados</w:t>
+      </w:r>
+      <w:r>
+        <w:rPr>
+          <w:lang w:eastAsia="es-ES"/>
+        </w:rPr>
+        <w:t xml:space="preserve"> </w:t>
+      </w:r>
+      <w:r>
+        <w:rPr>
+          <w:lang w:eastAsia="es-ES"/>
+        </w:rPr>
+        <w:t xml:space="preserve">utilizando el identificador municipal común, obteniendo finalmente un único </w:t>
+      </w:r>
+      <w:proofErr w:type="spellStart"/>
+      <w:r>
+        <w:rPr>
+          <w:lang w:eastAsia="es-ES"/>
+        </w:rPr>
+        <w:t>dataset</w:t>
+      </w:r>
+      <w:proofErr w:type="spellEnd"/>
+      <w:r>
+        <w:rPr>
+          <w:lang w:eastAsia="es-ES"/>
+        </w:rPr>
+        <w:t xml:space="preserve"> consolidado a nivel de municipio. Este conjunto constituye la base de la capa </w:t>
+      </w:r>
+      <w:proofErr w:type="spellStart"/>
+      <w:r>
+        <w:rPr>
+          <w:i/>
+          <w:iCs/>
+          <w:lang w:eastAsia="es-ES"/>
+        </w:rPr>
+        <w:t>curated</w:t>
+      </w:r>
+      <w:proofErr w:type="spellEnd"/>
+      <w:r>
+        <w:rPr>
+          <w:lang w:eastAsia="es-ES"/>
+        </w:rPr>
+        <w:t xml:space="preserve">, que posteriormente se almacena en Amazon </w:t>
+      </w:r>
+      <w:proofErr w:type="spellStart"/>
+      <w:r>
+        <w:rPr>
+          <w:lang w:eastAsia="es-ES"/>
+        </w:rPr>
         <w:t>Redshift</w:t>
       </w:r>
       <w:proofErr w:type="spellEnd"/>
       <w:r>
-        <w:t>?</w:t>
-      </w:r>
-      <w:proofErr w:type="gramEnd"/>
-      <w:r>
+        <w:rPr>
+          <w:lang w:eastAsia="es-ES"/>
+        </w:rPr>
         <w:t xml:space="preserve"> </w:t>
       </w:r>
-      <w:proofErr w:type="gramStart"/>
-      <w:r>
-        <w:t xml:space="preserve">Buena conexión con Power BI, inserción fácil de etiqueta </w:t>
-      </w:r>
       <w:proofErr w:type="spellStart"/>
       <w:r>
-        <w:t>cluster</w:t>
+        <w:rPr>
+          <w:lang w:eastAsia="es-ES"/>
+        </w:rPr>
+        <w:t>Serverless</w:t>
       </w:r>
       <w:proofErr w:type="spellEnd"/>
       <w:r>
-        <w:t>, mejor que SQL?</w:t>
-      </w:r>
-      <w:proofErr w:type="gramEnd"/>
+        <w:rPr>
+          <w:lang w:eastAsia="es-ES"/>
+        </w:rPr>
+        <w:t xml:space="preserve"> para su explotación en las fases de análisis, </w:t>
+      </w:r>
+      <w:proofErr w:type="spellStart"/>
+      <w:r>
+        <w:rPr>
+          <w:lang w:eastAsia="es-ES"/>
+        </w:rPr>
+        <w:t>clustering</w:t>
+      </w:r>
+      <w:proofErr w:type="spellEnd"/>
+      <w:r>
+        <w:rPr>
+          <w:lang w:eastAsia="es-ES"/>
+        </w:rPr>
+        <w:t xml:space="preserve"> y visualización.</w:t>
+      </w:r>
     </w:p>
     <w:p>
       <w:pPr>
         <w:pStyle w:val="Heading3"/>
-      </w:pPr>
-      <w:r>
-        <w:t>CI/CD</w:t>
-      </w:r>
-    </w:p>
-    <w:p>
-      <w:r>
-        <w:t xml:space="preserve">Explicar repositorio GitHub para control de versiones, </w:t>
+        <w:rPr>
+          <w:lang w:eastAsia="es-ES"/>
+        </w:rPr>
+      </w:pPr>
+      <w:r>
+        <w:rPr>
+          <w:lang w:eastAsia="es-ES"/>
+        </w:rPr>
+        <w:t>Validación de resultados con Athena</w:t>
+      </w:r>
+    </w:p>
+    <w:p>
+      <w:pPr>
+        <w:rPr>
+          <w:lang w:eastAsia="es-ES"/>
+        </w:rPr>
+      </w:pPr>
+      <w:r>
+        <w:rPr>
+          <w:lang w:eastAsia="es-ES"/>
+        </w:rPr>
+        <w:t xml:space="preserve">Una vez generados los ficheros procesados en formato Parquet y almacenados en Amazon S3, se ha realizado una fase de validación utilizando AWS Glue y Amazon Athena. El objetivo de esta etapa ha sido comprobar que los procesos de transformación se habían ejecutado correctamente y que la estructura y contenido de los datos resultantes eran </w:t>
+      </w:r>
+      <w:r>
+        <w:rPr>
+          <w:lang w:eastAsia="es-ES"/>
+        </w:rPr>
+        <w:t>los esperados</w:t>
+      </w:r>
+      <w:r>
+        <w:rPr>
+          <w:lang w:eastAsia="es-ES"/>
+        </w:rPr>
+        <w:t xml:space="preserve"> antes de continuar con su integración.</w:t>
+      </w:r>
+    </w:p>
+    <w:p>
+      <w:pPr>
+        <w:rPr>
+          <w:lang w:eastAsia="es-ES"/>
+        </w:rPr>
+      </w:pPr>
+      <w:r>
+        <w:rPr>
+          <w:lang w:eastAsia="es-ES"/>
+        </w:rPr>
+        <w:t xml:space="preserve">En primer lugar, se ha utilizado un </w:t>
       </w:r>
       <w:proofErr w:type="spellStart"/>
       <w:r>
-        <w:t>CodePipeline</w:t>
+        <w:rPr>
+          <w:lang w:eastAsia="es-ES"/>
+        </w:rPr>
+        <w:t>crawler</w:t>
       </w:r>
       <w:proofErr w:type="spellEnd"/>
       <w:r>
-        <w:t xml:space="preserve"> para CI CD, enumerar y explicar </w:t>
+        <w:rPr>
+          <w:lang w:eastAsia="es-ES"/>
+        </w:rPr>
+        <w:t xml:space="preserve"> de AWS Glue para inspeccionar</w:t>
+      </w:r>
+      <w:r>
+        <w:rPr>
+          <w:lang w:eastAsia="es-ES"/>
+        </w:rPr>
+        <w:t xml:space="preserve"> e identificar automáticamente la estructura</w:t>
+      </w:r>
+      <w:r>
+        <w:rPr>
+          <w:lang w:eastAsia="es-ES"/>
+        </w:rPr>
+        <w:t xml:space="preserve"> </w:t>
+      </w:r>
+      <w:r>
+        <w:rPr>
+          <w:lang w:eastAsia="es-ES"/>
+        </w:rPr>
+        <w:t xml:space="preserve">de </w:t>
+      </w:r>
+      <w:r>
+        <w:rPr>
+          <w:lang w:eastAsia="es-ES"/>
+        </w:rPr>
+        <w:t xml:space="preserve">los ficheros almacenados en </w:t>
+      </w:r>
+      <w:r>
+        <w:rPr>
+          <w:lang w:eastAsia="es-ES"/>
+        </w:rPr>
+        <w:t xml:space="preserve">el </w:t>
       </w:r>
       <w:proofErr w:type="spellStart"/>
       <w:r>
-        <w:t>stages</w:t>
+        <w:rPr>
+          <w:lang w:eastAsia="es-ES"/>
+        </w:rPr>
+        <w:t>bucket</w:t>
       </w:r>
       <w:proofErr w:type="spellEnd"/>
       <w:r>
-        <w:t xml:space="preserve"> con los servicios de AWS usados.</w:t>
-      </w:r>
-    </w:p>
-    <w:p>
-      <w:pPr>
-        <w:rPr>
-          <w:color w:val="EE0000"/>
-        </w:rPr>
-      </w:pPr>
-      <w:r>
-        <w:rPr>
-          <w:color w:val="EE0000"/>
-        </w:rPr>
-        <w:t>Con el objetivo de facilitar el despliegue, mantenimiento y actualización de la infraestructura del proyecto, se ha incorporado un flujo de integración y despliegue continuo (CI/CD). Este enfoque permite automatizar parte del proceso de publicación de cambios, reduciendo la necesidad de realizar modificaciones manuales sobre los recursos desplegados en AWS.</w:t>
-      </w:r>
-    </w:p>
-    <w:p>
-      <w:pPr>
-        <w:rPr>
-          <w:color w:val="EE0000"/>
-        </w:rPr>
-      </w:pPr>
-      <w:r>
-        <w:rPr>
-          <w:color w:val="EE0000"/>
-        </w:rPr>
-        <w:t xml:space="preserve">En este proyecto, el flujo de CI/CD se apoya principalmente en AWS </w:t>
+        <w:rPr>
+          <w:lang w:eastAsia="es-ES"/>
+        </w:rPr>
+        <w:t xml:space="preserve"> de </w:t>
+      </w:r>
+      <w:r>
+        <w:rPr>
+          <w:lang w:eastAsia="es-ES"/>
+        </w:rPr>
+        <w:t>S3</w:t>
+      </w:r>
+      <w:r>
+        <w:rPr>
+          <w:lang w:eastAsia="es-ES"/>
+        </w:rPr>
+        <w:t xml:space="preserve"> correspondiente a los datos procesados</w:t>
+      </w:r>
+      <w:r>
+        <w:rPr>
+          <w:lang w:eastAsia="es-ES"/>
+        </w:rPr>
+        <w:t>. Est</w:t>
+      </w:r>
+      <w:r>
+        <w:rPr>
+          <w:lang w:eastAsia="es-ES"/>
+        </w:rPr>
+        <w:t>o</w:t>
+      </w:r>
+      <w:r>
+        <w:rPr>
+          <w:lang w:eastAsia="es-ES"/>
+        </w:rPr>
+        <w:t xml:space="preserve"> permite detectar las columnas existentes, sus tipos de datos y la organización de los distintos conjuntos de información, registrando posteriormente estos metadatos en AWS Glue Data </w:t>
       </w:r>
       <w:proofErr w:type="spellStart"/>
       <w:r>
         <w:rPr>
-          <w:color w:val="EE0000"/>
-        </w:rPr>
-        <w:t>CodePipeline</w:t>
+          <w:lang w:eastAsia="es-ES"/>
+        </w:rPr>
+        <w:t>Catalog</w:t>
       </w:r>
       <w:proofErr w:type="spellEnd"/>
       <w:r>
         <w:rPr>
-          <w:color w:val="EE0000"/>
-        </w:rPr>
-        <w:t xml:space="preserve"> y AWS </w:t>
+          <w:lang w:eastAsia="es-ES"/>
+        </w:rPr>
+        <w:t>.</w:t>
+      </w:r>
+    </w:p>
+    <w:p>
+      <w:pPr>
+        <w:rPr>
+          <w:lang w:eastAsia="es-ES"/>
+        </w:rPr>
+      </w:pPr>
+      <w:r>
+        <w:rPr>
+          <w:lang w:eastAsia="es-ES"/>
+        </w:rPr>
+        <w:t xml:space="preserve">A partir de las tablas </w:t>
+      </w:r>
+      <w:r>
+        <w:rPr>
+          <w:lang w:eastAsia="es-ES"/>
+        </w:rPr>
+        <w:t>que se generan</w:t>
+      </w:r>
+      <w:r>
+        <w:rPr>
+          <w:lang w:eastAsia="es-ES"/>
+        </w:rPr>
+        <w:t xml:space="preserve"> en el catálogo, Amazon Athena permite realizar consultas SQL directamente sobre los ficheros Parquet almacenados en S3, sin necesidad de cargarlos previamente en una base de datos. De esta forma, se han podido realizar comprobaciones rápidas sobre el contenido de cada conjunto de datos procesado</w:t>
+      </w:r>
+      <w:r>
+        <w:rPr>
+          <w:lang w:eastAsia="es-ES"/>
+        </w:rPr>
+        <w:t xml:space="preserve"> antes de la integración final</w:t>
+      </w:r>
+      <w:r>
+        <w:rPr>
+          <w:lang w:eastAsia="es-ES"/>
+        </w:rPr>
+        <w:t>.</w:t>
+      </w:r>
+    </w:p>
+    <w:p>
+      <w:pPr>
+        <w:rPr>
+          <w:lang w:eastAsia="es-ES"/>
+        </w:rPr>
+      </w:pPr>
+      <w:r>
+        <w:rPr>
+          <w:lang w:eastAsia="es-ES"/>
+        </w:rPr>
+        <w:t xml:space="preserve">Las consultas realizadas se han orientado principalmente a verificar el número de registros disponibles, comprobar la presencia de valores nulos, detectar posibles duplicidades y revisar la </w:t>
+      </w:r>
+      <w:r>
+        <w:rPr>
+          <w:lang w:eastAsia="es-ES"/>
+        </w:rPr>
+        <w:t xml:space="preserve">coherencia </w:t>
+      </w:r>
+      <w:r>
+        <w:rPr>
+          <w:lang w:eastAsia="es-ES"/>
+        </w:rPr>
+        <w:t>de lo</w:t>
+      </w:r>
+      <w:r>
+        <w:rPr>
+          <w:lang w:eastAsia="es-ES"/>
+        </w:rPr>
+        <w:t xml:space="preserve">s </w:t>
+      </w:r>
+      <w:r>
+        <w:rPr>
+          <w:lang w:eastAsia="es-ES"/>
+        </w:rPr>
+        <w:t xml:space="preserve">datos. También se han utilizado consultas para analizar valores mínimos y máximos, distribuciones básicas y determinados </w:t>
+      </w:r>
+      <w:r>
+        <w:rPr>
+          <w:lang w:eastAsia="es-ES"/>
+        </w:rPr>
+        <w:t>estadísticos de interés</w:t>
+      </w:r>
+      <w:r>
+        <w:rPr>
+          <w:lang w:eastAsia="es-ES"/>
+        </w:rPr>
+        <w:t>, con el objetivo de identificar posibles</w:t>
+      </w:r>
+      <w:r>
+        <w:rPr>
+          <w:lang w:eastAsia="es-ES"/>
+        </w:rPr>
+        <w:t xml:space="preserve"> patrones o</w:t>
+      </w:r>
+      <w:r>
+        <w:rPr>
+          <w:lang w:eastAsia="es-ES"/>
+        </w:rPr>
+        <w:t xml:space="preserve"> inconsistencias derivadas de las transformaciones realizadas.</w:t>
+      </w:r>
+    </w:p>
+    <w:p>
+      <w:pPr>
+        <w:rPr>
+          <w:lang w:eastAsia="es-ES"/>
+        </w:rPr>
+      </w:pPr>
+      <w:r>
+        <w:rPr>
+          <w:lang w:eastAsia="es-ES"/>
+        </w:rPr>
+        <w:t xml:space="preserve">El uso de Athena ha resultado especialmente útil como mecanismo de control intermedio entre las capas de datos </w:t>
+      </w:r>
+      <w:r>
+        <w:rPr>
+          <w:lang w:eastAsia="es-ES"/>
+        </w:rPr>
+        <w:t>intermedia y final</w:t>
+      </w:r>
+      <w:r>
+        <w:rPr>
+          <w:lang w:eastAsia="es-ES"/>
+        </w:rPr>
+        <w:t xml:space="preserve">, permitiendo detectar errores antes de incorporar la información definitiva </w:t>
+      </w:r>
+      <w:r>
+        <w:rPr>
+          <w:lang w:eastAsia="es-ES"/>
+        </w:rPr>
+        <w:t xml:space="preserve">a la base de datos de </w:t>
       </w:r>
       <w:proofErr w:type="spellStart"/>
       <w:r>
         <w:rPr>
-          <w:color w:val="EE0000"/>
-        </w:rPr>
-        <w:t>CloudFormation</w:t>
+          <w:lang w:eastAsia="es-ES"/>
+        </w:rPr>
+        <w:t>Redshift</w:t>
       </w:r>
       <w:proofErr w:type="spellEnd"/>
       <w:r>
         <w:rPr>
-          <w:color w:val="EE0000"/>
-        </w:rPr>
-        <w:t xml:space="preserve">. Los cambios realizados sobre la definición de la infraestructura pueden ser procesados por el pipeline y aplicados posteriormente sobre los recursos de AWS mediante las plantillas de </w:t>
+          <w:lang w:eastAsia="es-ES"/>
+        </w:rPr>
+        <w:t>. De es</w:t>
+      </w:r>
+      <w:r>
+        <w:rPr>
+          <w:lang w:eastAsia="es-ES"/>
+        </w:rPr>
+        <w:t>ta manera</w:t>
+      </w:r>
+      <w:r>
+        <w:rPr>
+          <w:lang w:eastAsia="es-ES"/>
+        </w:rPr>
+        <w:t xml:space="preserve">, se ha podido validar progresivamente el resultado de los procesos de transformación y garantizar una mayor consistencia de los datos antes de continuar con las fases de análisis exploratorio y </w:t>
       </w:r>
       <w:proofErr w:type="spellStart"/>
       <w:r>
         <w:rPr>
-          <w:color w:val="EE0000"/>
-        </w:rPr>
-        <w:t>CloudFormation</w:t>
+          <w:lang w:eastAsia="es-ES"/>
+        </w:rPr>
+        <w:t>clustering</w:t>
       </w:r>
       <w:proofErr w:type="spellEnd"/>
       <w:r>
         <w:rPr>
-          <w:color w:val="EE0000"/>
-        </w:rPr>
-        <w:t>. De esta forma, la infraestructura se gestiona como código, favoreciendo la reproducibilidad del entorno y permitiendo mantener un mayor control sobre las modificaciones realizadas durante el desarrollo.</w:t>
-      </w:r>
-    </w:p>
-    <w:p>
-      <w:pPr>
-        <w:rPr>
-          <w:color w:val="EE0000"/>
-        </w:rPr>
-      </w:pPr>
-      <w:r>
-        <w:rPr>
-          <w:color w:val="EE0000"/>
-        </w:rPr>
-        <w:t>Este mecanismo resulta especialmente útil en una arquitectura formada por múltiples servicios interdependientes, ya que permite centralizar y automatizar el despliegue de los distintos componentes, disminuyendo el riesgo de inconsistencias entre configuraciones y facilitando la evolución de la infraestructura a lo largo del proyecto.</w:t>
-      </w:r>
-    </w:p>
-    <w:p>
-      <w:pPr>
-        <w:pStyle w:val="Heading2"/>
-      </w:pPr>
-      <w:bookmarkStart w:id="75" w:name="_Toc241959689"/>
-      <w:r>
-        <w:t>Metodología</w:t>
-      </w:r>
-      <w:bookmarkEnd w:id="75"/>
+          <w:lang w:eastAsia="es-ES"/>
+        </w:rPr>
+        <w:t>.</w:t>
+      </w:r>
     </w:p>
     <w:p>
       <w:pPr>
@@ -7700,301 +9626,114 @@
         <w:rPr>
           <w:lang w:eastAsia="es-ES"/>
         </w:rPr>
-        <w:t>Ingesta de datos</w:t>
-      </w:r>
-    </w:p>
-    <w:p>
-      <w:pPr>
-        <w:pStyle w:val="Heading3"/>
-        <w:rPr>
-          <w:lang w:eastAsia="es-ES"/>
-        </w:rPr>
-      </w:pPr>
-      <w:r>
-        <w:rPr>
-          <w:lang w:eastAsia="es-ES"/>
-        </w:rPr>
-        <w:t>Procesamiento de datos</w:t>
-      </w:r>
-    </w:p>
-    <w:p>
-      <w:pPr>
-        <w:rPr>
-          <w:lang w:eastAsia="es-ES"/>
-        </w:rPr>
-      </w:pPr>
-      <w:r>
-        <w:rPr>
-          <w:lang w:eastAsia="es-ES"/>
-        </w:rPr>
-        <w:t xml:space="preserve">Como se ha indicado previamente en la arquitectura de tres capas, los datos en crudo se almacenan en un </w:t>
+        <w:t>Análisis Exploratorio de Datos</w:t>
+      </w:r>
+      <w:r>
+        <w:rPr>
+          <w:lang w:eastAsia="es-ES"/>
+        </w:rPr>
+        <w:t xml:space="preserve"> (EDA)</w:t>
+      </w:r>
+    </w:p>
+    <w:p>
+      <w:pPr>
+        <w:rPr>
+          <w:lang w:eastAsia="es-ES"/>
+        </w:rPr>
+      </w:pPr>
+      <w:r>
+        <w:rPr>
+          <w:lang w:eastAsia="es-ES"/>
+        </w:rPr>
+        <w:t xml:space="preserve">Se conoce como Análisis Exploratorio de Datos, o simplemente EDA, al proceso de examinar, resumir y visualizar un conjunto de datos de forma previa a aplicar algoritmos de aprendizaje automático. Este paso es clave dentro de la metodología seguida, pues permite entender </w:t>
+      </w:r>
+      <w:r>
+        <w:rPr>
+          <w:lang w:eastAsia="es-ES"/>
+        </w:rPr>
+        <w:lastRenderedPageBreak/>
+        <w:t xml:space="preserve">profundamente </w:t>
+      </w:r>
+      <w:r>
+        <w:rPr>
+          <w:lang w:eastAsia="es-ES"/>
+        </w:rPr>
+        <w:t>el conjunto de datos</w:t>
+      </w:r>
+      <w:r>
+        <w:rPr>
+          <w:lang w:eastAsia="es-ES"/>
+        </w:rPr>
+        <w:t xml:space="preserve"> y detectar aquellos problemas que </w:t>
+      </w:r>
+      <w:r>
+        <w:rPr>
+          <w:lang w:eastAsia="es-ES"/>
+        </w:rPr>
+        <w:t>podrían afectar al proceso posterior.</w:t>
+      </w:r>
+    </w:p>
+    <w:p>
+      <w:pPr>
+        <w:rPr>
+          <w:lang w:eastAsia="es-ES"/>
+        </w:rPr>
+      </w:pPr>
+      <w:r>
+        <w:rPr>
+          <w:lang w:eastAsia="es-ES"/>
+        </w:rPr>
+        <w:t xml:space="preserve">Aunque durante esta etapa no se llevan a cabo transformaciones de los datos, la información obtenida durante el análisis exploratorio sirve como base para justificar ciertas </w:t>
+      </w:r>
+      <w:r>
+        <w:rPr>
+          <w:lang w:eastAsia="es-ES"/>
+        </w:rPr>
+        <w:t>decisiones tomadas</w:t>
+      </w:r>
+      <w:r>
+        <w:rPr>
+          <w:lang w:eastAsia="es-ES"/>
+        </w:rPr>
+        <w:t xml:space="preserve"> durante el preprocesamiento y la selección de variables, garantizando que el modelado se realice acorde a las características de los datos.</w:t>
+      </w:r>
+    </w:p>
+    <w:p>
+      <w:pPr>
+        <w:rPr>
+          <w:lang w:eastAsia="es-ES"/>
+        </w:rPr>
+      </w:pPr>
+      <w:r>
+        <w:rPr>
+          <w:lang w:eastAsia="es-ES"/>
+        </w:rPr>
+        <w:t xml:space="preserve">Una vez importados los datos directamente desde </w:t>
       </w:r>
       <w:proofErr w:type="spellStart"/>
       <w:r>
         <w:rPr>
           <w:lang w:eastAsia="es-ES"/>
         </w:rPr>
-        <w:t>bucket</w:t>
+        <w:t>Redshift</w:t>
       </w:r>
       <w:proofErr w:type="spellEnd"/>
       <w:r>
         <w:rPr>
           <w:lang w:eastAsia="es-ES"/>
         </w:rPr>
-        <w:t xml:space="preserve"> s3. </w:t>
-      </w:r>
-      <w:r>
-        <w:rPr>
-          <w:color w:val="EE0000"/>
-          <w:lang w:eastAsia="es-ES"/>
-        </w:rPr>
-        <w:t>COMPLETAR</w:t>
-      </w:r>
-    </w:p>
-    <w:p>
-      <w:pPr>
-        <w:pStyle w:val="Heading3"/>
-        <w:rPr>
-          <w:lang w:eastAsia="es-ES"/>
-        </w:rPr>
-      </w:pPr>
-      <w:r>
-        <w:rPr>
-          <w:lang w:eastAsia="es-ES"/>
-        </w:rPr>
-        <w:lastRenderedPageBreak/>
-        <w:t>Validación de resultados con Athena</w:t>
-      </w:r>
-    </w:p>
-    <w:p>
-      <w:pPr>
-        <w:rPr>
-          <w:color w:val="EE0000"/>
-          <w:lang w:eastAsia="es-ES"/>
-        </w:rPr>
-      </w:pPr>
-      <w:r>
-        <w:rPr>
-          <w:color w:val="EE0000"/>
-          <w:lang w:eastAsia="es-ES"/>
-        </w:rPr>
-        <w:t>Una vez generados los ficheros procesados en formato Parquet y almacenados en Amazon S3, se ha realizado una fase de validación utilizando AWS Glue y Amazon Athena. El objetivo de esta etapa ha sido comprobar que los procesos de transformación se habían ejecutado correctamente y que la estructura y contenido de los datos resultantes eran coherentes antes de continuar con su integración y posterior explotación.</w:t>
-      </w:r>
-    </w:p>
-    <w:p>
-      <w:pPr>
-        <w:rPr>
-          <w:color w:val="EE0000"/>
-          <w:lang w:eastAsia="es-ES"/>
-        </w:rPr>
-      </w:pPr>
-      <w:r>
-        <w:rPr>
-          <w:color w:val="EE0000"/>
-          <w:lang w:eastAsia="es-ES"/>
-        </w:rPr>
-        <w:t xml:space="preserve">En primer lugar, se ha utilizado un </w:t>
+        <w:t xml:space="preserve">, se ha llevado a cabo el análisis exploratorio mediante un notebook de Python con el servicio </w:t>
       </w:r>
       <w:proofErr w:type="spellStart"/>
       <w:r>
         <w:rPr>
-          <w:color w:val="EE0000"/>
-          <w:lang w:eastAsia="es-ES"/>
-        </w:rPr>
-        <w:t>crawler</w:t>
+          <w:lang w:eastAsia="es-ES"/>
+        </w:rPr>
+        <w:t>Sagemaker</w:t>
       </w:r>
       <w:proofErr w:type="spellEnd"/>
       <w:r>
         <w:rPr>
-          <w:color w:val="EE0000"/>
-          <w:lang w:eastAsia="es-ES"/>
-        </w:rPr>
-        <w:t xml:space="preserve"> de AWS Glue para inspeccionar automáticamente los ficheros almacenados en S3 e identificar su estructura. Este proceso permite detectar las columnas existentes, sus tipos de datos y la organización de los distintos conjuntos de información, registrando posteriormente estos metadatos en AWS Glue Data </w:t>
-      </w:r>
-      <w:proofErr w:type="spellStart"/>
-      <w:r>
-        <w:rPr>
-          <w:color w:val="EE0000"/>
-          <w:lang w:eastAsia="es-ES"/>
-        </w:rPr>
-        <w:t>Catalog</w:t>
-      </w:r>
-      <w:proofErr w:type="spellEnd"/>
-      <w:r>
-        <w:rPr>
-          <w:color w:val="EE0000"/>
-          <w:lang w:eastAsia="es-ES"/>
-        </w:rPr>
-        <w:t>.</w:t>
-      </w:r>
-    </w:p>
-    <w:p>
-      <w:pPr>
-        <w:rPr>
-          <w:color w:val="EE0000"/>
-          <w:lang w:eastAsia="es-ES"/>
-        </w:rPr>
-      </w:pPr>
-      <w:r>
-        <w:rPr>
-          <w:color w:val="EE0000"/>
-          <w:lang w:eastAsia="es-ES"/>
-        </w:rPr>
-        <w:t>A partir de las tablas generadas en el catálogo, Amazon Athena permite realizar consultas SQL directamente sobre los ficheros Parquet almacenados en S3, sin necesidad de cargarlos previamente en una base de datos. De esta forma, se han podido realizar comprobaciones rápidas sobre el contenido de cada conjunto de datos procesado.</w:t>
-      </w:r>
-    </w:p>
-    <w:p>
-      <w:pPr>
-        <w:rPr>
-          <w:color w:val="EE0000"/>
-          <w:lang w:eastAsia="es-ES"/>
-        </w:rPr>
-      </w:pPr>
-      <w:r>
-        <w:rPr>
-          <w:color w:val="EE0000"/>
-          <w:lang w:eastAsia="es-ES"/>
-        </w:rPr>
-        <w:t>Las consultas realizadas se han orientado principalmente a verificar el número de registros disponibles, comprobar la presencia de valores nulos, detectar posibles duplicidades y revisar la correcta interpretación de los tipos de datos. También se han utilizado consultas para analizar valores mínimos y máximos, distribuciones básicas y determinados registros concretos, con el objetivo de identificar posibles inconsistencias derivadas de las transformaciones realizadas.</w:t>
-      </w:r>
-    </w:p>
-    <w:p>
-      <w:pPr>
-        <w:rPr>
-          <w:color w:val="EE0000"/>
-          <w:lang w:eastAsia="es-ES"/>
-        </w:rPr>
-      </w:pPr>
-      <w:r>
-        <w:rPr>
-          <w:color w:val="EE0000"/>
-          <w:lang w:eastAsia="es-ES"/>
-        </w:rPr>
-        <w:t>Asimismo, esta etapa ha permitido comprobar que los identificadores utilizados posteriormente para integrar las distintas fuentes, especialmente los códigos municipales, se encontraban correctamente almacenados y mantenían un formato coherente entre los diferentes conjuntos de datos.</w:t>
-      </w:r>
-    </w:p>
-    <w:p>
-      <w:pPr>
-        <w:rPr>
-          <w:color w:val="EE0000"/>
-          <w:lang w:eastAsia="es-ES"/>
-        </w:rPr>
-      </w:pPr>
-      <w:r>
-        <w:rPr>
-          <w:color w:val="EE0000"/>
-          <w:lang w:eastAsia="es-ES"/>
-        </w:rPr>
-        <w:t>El uso de Athena ha resultado especialmente útil como mecanismo de control intermedio entre las capas de datos procesados y curados, permitiendo detectar errores antes de incorporar la información definitiva al repositorio analítico. De este modo, se ha podido validar progresivamente el resultado de los procesos de transformación y garantizar una mayor consistencia de los datos antes de continuar con las fases de análisis exploratorio y modelado.</w:t>
-      </w:r>
-    </w:p>
-    <w:p>
-      <w:pPr>
-        <w:pStyle w:val="Heading3"/>
-        <w:rPr>
-          <w:lang w:eastAsia="es-ES"/>
-        </w:rPr>
-      </w:pPr>
-      <w:r>
-        <w:rPr>
-          <w:lang w:eastAsia="es-ES"/>
-        </w:rPr>
-        <w:t>EDA (Análisis Exploratorio de Datos)</w:t>
-      </w:r>
-    </w:p>
-    <w:p>
-      <w:pPr>
-        <w:rPr>
-          <w:lang w:eastAsia="es-ES"/>
-        </w:rPr>
-      </w:pPr>
-      <w:r>
-        <w:rPr>
-          <w:lang w:eastAsia="es-ES"/>
-        </w:rPr>
-        <w:t xml:space="preserve">Se conoce como Análisis Exploratorio de Datos, o simplemente EDA, al proceso de examinar, resumir y visualizar un conjunto de datos de forma previa a aplicar algoritmos de aprendizaje automático. Este paso es clave dentro de la metodología seguida, pues permite entender profundamente </w:t>
-      </w:r>
-      <w:r>
-        <w:rPr>
-          <w:lang w:eastAsia="es-ES"/>
-        </w:rPr>
-        <w:t>el conjunto de datos</w:t>
-      </w:r>
-      <w:r>
-        <w:rPr>
-          <w:lang w:eastAsia="es-ES"/>
-        </w:rPr>
-        <w:t xml:space="preserve"> y detectar aquellos problemas que </w:t>
-      </w:r>
-      <w:r>
-        <w:rPr>
-          <w:lang w:eastAsia="es-ES"/>
-        </w:rPr>
-        <w:t>podrían afectar al proceso posterior.</w:t>
-      </w:r>
-    </w:p>
-    <w:p>
-      <w:pPr>
-        <w:rPr>
-          <w:lang w:eastAsia="es-ES"/>
-        </w:rPr>
-      </w:pPr>
-      <w:r>
-        <w:rPr>
-          <w:lang w:eastAsia="es-ES"/>
-        </w:rPr>
-        <w:t xml:space="preserve">Aunque durante esta etapa no se llevan a cabo transformaciones de los datos, la información obtenida durante el análisis exploratorio sirve como base para justificar ciertas </w:t>
-      </w:r>
-      <w:r>
-        <w:rPr>
-          <w:lang w:eastAsia="es-ES"/>
-        </w:rPr>
-        <w:t>decisiones tomadas</w:t>
-      </w:r>
-      <w:r>
-        <w:rPr>
-          <w:lang w:eastAsia="es-ES"/>
-        </w:rPr>
-        <w:t xml:space="preserve"> durante el preprocesamiento y la selección de variables, garantizando que el modelado se realice acorde a las características de los datos.</w:t>
-      </w:r>
-    </w:p>
-    <w:p>
-      <w:pPr>
-        <w:rPr>
-          <w:lang w:eastAsia="es-ES"/>
-        </w:rPr>
-      </w:pPr>
-      <w:r>
-        <w:rPr>
-          <w:lang w:eastAsia="es-ES"/>
-        </w:rPr>
-        <w:lastRenderedPageBreak/>
-        <w:t xml:space="preserve">Una vez importados los datos directamente desde </w:t>
-      </w:r>
-      <w:proofErr w:type="spellStart"/>
-      <w:r>
-        <w:rPr>
-          <w:lang w:eastAsia="es-ES"/>
-        </w:rPr>
-        <w:t>Redshift</w:t>
-      </w:r>
-      <w:proofErr w:type="spellEnd"/>
-      <w:r>
-        <w:rPr>
-          <w:lang w:eastAsia="es-ES"/>
-        </w:rPr>
-        <w:t xml:space="preserve">, se ha llevado a cabo el análisis exploratorio mediante un notebook de Python con el servicio </w:t>
-      </w:r>
-      <w:proofErr w:type="spellStart"/>
-      <w:r>
-        <w:rPr>
-          <w:lang w:eastAsia="es-ES"/>
-        </w:rPr>
-        <w:t>Sagemaker</w:t>
-      </w:r>
-      <w:proofErr w:type="spellEnd"/>
-      <w:r>
-        <w:rPr>
           <w:lang w:eastAsia="es-ES"/>
         </w:rPr>
         <w:t xml:space="preserve"> AI de AWS. En él, se ha revisado</w:t>
@@ -8085,19 +9824,11 @@
         </w:rPr>
         <w:t xml:space="preserve"> las decisiones tomadas </w:t>
       </w:r>
-      <w:proofErr w:type="gramStart"/>
-      <w:r>
-        <w:rPr>
-          <w:lang w:eastAsia="es-ES"/>
-        </w:rPr>
-        <w:t>en relación a</w:t>
-      </w:r>
-      <w:proofErr w:type="gramEnd"/>
-      <w:r>
-        <w:rPr>
-          <w:lang w:eastAsia="es-ES"/>
-        </w:rPr>
-        <w:t xml:space="preserve"> las conclusiones extraídas.</w:t>
+      <w:r>
+        <w:rPr>
+          <w:lang w:eastAsia="es-ES"/>
+        </w:rPr>
+        <w:t>en relación a las conclusiones extraídas.</w:t>
       </w:r>
     </w:p>
     <w:p>
@@ -8677,19 +10408,7 @@
         <w:rPr>
           <w:lang w:eastAsia="es-ES"/>
         </w:rPr>
-        <w:t xml:space="preserve">Correlación. Algunas de las 114 variables iniciales pueden presentar un alto grado de correlación entre ellas, lo que puede influir en la segmentación otorgando más peso a unas variables que a otras, dificultando así la detección de patrones comunes. Tomando un subconjunto de variables, el siguiente mapa de calor muestra el coeficiente de Spearman </w:t>
-      </w:r>
-      <w:r>
-        <w:rPr>
-          <w:lang w:eastAsia="es-ES"/>
-        </w:rPr>
-        <w:t>de cada par de variables</w:t>
-      </w:r>
-      <w:r>
-        <w:rPr>
-          <w:lang w:eastAsia="es-ES"/>
-        </w:rPr>
-        <w:t xml:space="preserve"> (preferible al coeficiente de Pearson en este caso debido a que no se limita a relaciones de tipo lineal). </w:t>
+        <w:t xml:space="preserve">Correlación. Algunas de las 114 variables iniciales pueden presentar un alto grado de correlación entre ellas, lo que puede influir en la segmentación otorgando más peso a unas variables que a otras, dificultando así la detección de patrones comunes. Tomando un subconjunto de variables, el siguiente mapa de calor muestra el coeficiente de Spearman de cada par de variables (preferible al coeficiente de Pearson en este caso debido a que no se limita a relaciones de tipo lineal). </w:t>
       </w:r>
     </w:p>
     <w:p>
@@ -8705,7 +10424,7 @@
           <w:lang w:eastAsia="es-ES"/>
         </w:rPr>
         <w:drawing>
-          <wp:inline distT="0" distB="0" distL="0" distR="0" wp14:anchorId="61B1E6CA" wp14:editId="76B9C8C6">
+          <wp:inline distT="0" distB="0" distL="0" distR="0" wp14:anchorId="61B1E6CA" wp14:editId="5D02FD00">
             <wp:extent cx="4914900" cy="4404569"/>
             <wp:effectExtent l="0" t="0" r="0" b="0"/>
             <wp:docPr id="1591326820" name="Picture 6"/>
@@ -8778,19 +10497,7 @@
         <w:rPr>
           <w:lang w:eastAsia="es-ES"/>
         </w:rPr>
-        <w:t xml:space="preserve">porcentaje de Spearman permitido </w:t>
-      </w:r>
-      <w:r>
-        <w:rPr>
-          <w:lang w:eastAsia="es-ES"/>
-        </w:rPr>
-        <w:t>entre cada par de variables</w:t>
-      </w:r>
-      <w:r>
-        <w:rPr>
-          <w:lang w:eastAsia="es-ES"/>
-        </w:rPr>
-        <w:t xml:space="preserve"> para evitar introducir variables muy correlacionadas en el modelo.</w:t>
+        <w:t>porcentaje de Spearman permitido entre cada par de variables para evitar introducir variables muy correlacionadas en el modelo.</w:t>
       </w:r>
     </w:p>
     <w:p>
@@ -9185,14 +10892,7 @@
           <w:color w:val="000000" w:themeColor="text1"/>
           <w:lang w:eastAsia="es-ES"/>
         </w:rPr>
-        <w:t xml:space="preserve"> </w:t>
-      </w:r>
-      <w:r>
-        <w:rPr>
-          <w:color w:val="000000" w:themeColor="text1"/>
-          <w:lang w:eastAsia="es-ES"/>
-        </w:rPr>
-        <w:t xml:space="preserve">La presencia de variables fuertemente correlacionadas puede afectar al proceso de </w:t>
+        <w:t xml:space="preserve"> La presencia de variables fuertemente correlacionadas puede afectar al proceso de </w:t>
       </w:r>
       <w:proofErr w:type="spellStart"/>
       <w:r>
@@ -9208,21 +10908,7 @@
           <w:color w:val="000000" w:themeColor="text1"/>
           <w:lang w:eastAsia="es-ES"/>
         </w:rPr>
-        <w:t xml:space="preserve">, </w:t>
-      </w:r>
-      <w:r>
-        <w:rPr>
-          <w:color w:val="000000" w:themeColor="text1"/>
-          <w:lang w:eastAsia="es-ES"/>
-        </w:rPr>
-        <w:t>otorgando a ciertas dimensiones</w:t>
-      </w:r>
-      <w:r>
-        <w:rPr>
-          <w:color w:val="000000" w:themeColor="text1"/>
-          <w:lang w:eastAsia="es-ES"/>
-        </w:rPr>
-        <w:t xml:space="preserve"> un peso desproporcionado en el cálculo de las distancias entre observaciones y, por tanto, influir excesivamente en la formación de los </w:t>
+        <w:t xml:space="preserve">, otorgando a ciertas dimensiones un peso desproporcionado en el cálculo de las distancias entre observaciones y, por tanto, influir excesivamente en la formación de los </w:t>
       </w:r>
       <w:proofErr w:type="spellStart"/>
       <w:proofErr w:type="gramStart"/>
@@ -11446,14 +13132,7 @@
           <w:color w:val="000000" w:themeColor="text1"/>
           <w:lang w:eastAsia="es-ES"/>
         </w:rPr>
-        <w:t xml:space="preserve">, una técnica que estima de forma iterativa los valores faltantes en función de la información del resto de características. De este modo, </w:t>
-      </w:r>
-      <w:r>
-        <w:rPr>
-          <w:color w:val="000000" w:themeColor="text1"/>
-          <w:lang w:eastAsia="es-ES"/>
-        </w:rPr>
-        <w:t>la imputación no se basa únicamente en una medida global como la media o la mediana, sino que tiene en cuenta las relaciones existentes entre las distintas variables del conjunto de datos</w:t>
+        <w:t>, una técnica que estima de forma iterativa los valores faltantes en función de la información del resto de características. De este modo, la imputación no se basa únicamente en una medida global como la media o la mediana, sino que tiene en cuenta las relaciones existentes entre las distintas variables del conjunto de datos</w:t>
       </w:r>
       <w:r>
         <w:rPr>
@@ -12874,35 +14553,7 @@
           <w:color w:val="000000" w:themeColor="text1"/>
           <w:lang w:eastAsia="es-ES"/>
         </w:rPr>
-        <w:t xml:space="preserve"> debe pertenecer cada municipio, por lo que la estructura de los grupos surge directamente de los patrones presentes en </w:t>
-      </w:r>
-      <w:r>
-        <w:rPr>
-          <w:color w:val="000000" w:themeColor="text1"/>
-          <w:lang w:eastAsia="es-ES"/>
-        </w:rPr>
-        <w:t xml:space="preserve">los datos de </w:t>
-      </w:r>
-      <w:r>
-        <w:rPr>
-          <w:color w:val="000000" w:themeColor="text1"/>
-          <w:lang w:eastAsia="es-ES"/>
-        </w:rPr>
-        <w:t>l</w:t>
-      </w:r>
-      <w:r>
-        <w:rPr>
-          <w:color w:val="000000" w:themeColor="text1"/>
-          <w:lang w:eastAsia="es-ES"/>
-        </w:rPr>
-        <w:t>as variables seleccionadas</w:t>
-      </w:r>
-      <w:r>
-        <w:rPr>
-          <w:color w:val="000000" w:themeColor="text1"/>
-          <w:lang w:eastAsia="es-ES"/>
-        </w:rPr>
-        <w:t>.</w:t>
+        <w:t xml:space="preserve"> debe pertenecer cada municipio, por lo que la estructura de los grupos surge directamente de los patrones presentes en los datos de las variables seleccionadas.</w:t>
       </w:r>
     </w:p>
     <w:p>
@@ -12935,77 +14586,7 @@
           <w:color w:val="000000" w:themeColor="text1"/>
           <w:lang w:eastAsia="es-ES"/>
         </w:rPr>
-        <w:t xml:space="preserve"> y el algoritmo empleado.</w:t>
-      </w:r>
-      <w:r>
-        <w:rPr>
-          <w:color w:val="000000" w:themeColor="text1"/>
-          <w:lang w:eastAsia="es-ES"/>
-        </w:rPr>
-        <w:t xml:space="preserve"> </w:t>
-      </w:r>
-      <w:r>
-        <w:rPr>
-          <w:color w:val="000000" w:themeColor="text1"/>
-          <w:lang w:eastAsia="es-ES"/>
-        </w:rPr>
-        <w:t>L</w:t>
-      </w:r>
-      <w:r>
-        <w:rPr>
-          <w:color w:val="000000" w:themeColor="text1"/>
-          <w:lang w:eastAsia="es-ES"/>
-        </w:rPr>
-        <w:t xml:space="preserve">a calidad de </w:t>
-      </w:r>
-      <w:r>
-        <w:rPr>
-          <w:color w:val="000000" w:themeColor="text1"/>
-          <w:lang w:eastAsia="es-ES"/>
-        </w:rPr>
-        <w:t>la segmentación</w:t>
-      </w:r>
-      <w:r>
-        <w:rPr>
-          <w:color w:val="000000" w:themeColor="text1"/>
-          <w:lang w:eastAsia="es-ES"/>
-        </w:rPr>
-        <w:t xml:space="preserve"> </w:t>
-      </w:r>
-      <w:r>
-        <w:rPr>
-          <w:color w:val="000000" w:themeColor="text1"/>
-          <w:lang w:eastAsia="es-ES"/>
-        </w:rPr>
-        <w:t xml:space="preserve">se evaluará </w:t>
-      </w:r>
-      <w:r>
-        <w:rPr>
-          <w:color w:val="000000" w:themeColor="text1"/>
-          <w:lang w:eastAsia="es-ES"/>
-        </w:rPr>
-        <w:t xml:space="preserve">mediante </w:t>
-      </w:r>
-      <w:r>
-        <w:rPr>
-          <w:color w:val="000000" w:themeColor="text1"/>
-          <w:lang w:eastAsia="es-ES"/>
-        </w:rPr>
-        <w:t>las métricas descritas durante el marco teórico, que</w:t>
-      </w:r>
-      <w:r>
-        <w:rPr>
-          <w:color w:val="000000" w:themeColor="text1"/>
-          <w:lang w:eastAsia="es-ES"/>
-        </w:rPr>
-        <w:t xml:space="preserve"> permiten valorar la cohesión de los elementos pertenecientes a un mismo grupo y la separación existente entre </w:t>
-      </w:r>
-      <w:r>
-        <w:rPr>
-          <w:color w:val="000000" w:themeColor="text1"/>
-          <w:lang w:eastAsia="es-ES"/>
-        </w:rPr>
-        <w:t xml:space="preserve">los diferentes </w:t>
+        <w:t xml:space="preserve"> y el algoritmo empleado. La calidad de la segmentación se evaluará mediante las métricas descritas durante el marco teórico, que permiten valorar la cohesión de los elementos pertenecientes a un mismo grupo y la separación existente entre los diferentes </w:t>
       </w:r>
       <w:proofErr w:type="spellStart"/>
       <w:proofErr w:type="gramStart"/>
@@ -13117,21 +14698,7 @@
           <w:color w:val="000000" w:themeColor="text1"/>
           <w:lang w:eastAsia="es-ES"/>
         </w:rPr>
-        <w:t xml:space="preserve"> obtenidos se incorporan al conjunto de datos original para facilitar su posterior caracterización, comparación y visualización</w:t>
-      </w:r>
-      <w:r>
-        <w:rPr>
-          <w:color w:val="000000" w:themeColor="text1"/>
-          <w:lang w:eastAsia="es-ES"/>
-        </w:rPr>
-        <w:t xml:space="preserve"> de los resultados</w:t>
-      </w:r>
-      <w:r>
-        <w:rPr>
-          <w:color w:val="000000" w:themeColor="text1"/>
-          <w:lang w:eastAsia="es-ES"/>
-        </w:rPr>
-        <w:t>.</w:t>
+        <w:t xml:space="preserve"> obtenidos se incorporan al conjunto de datos original para facilitar su posterior caracterización, comparación y visualización de los resultados.</w:t>
       </w:r>
     </w:p>
     <w:p>
@@ -13163,7 +14730,7 @@
       </w:pPr>
       <w:bookmarkStart w:id="76" w:name="_Toc37758901"/>
       <w:bookmarkStart w:id="77" w:name="_Toc37845886"/>
-      <w:bookmarkStart w:id="78" w:name="_Toc241959690"/>
+      <w:bookmarkStart w:id="78" w:name="_Toc242383652"/>
       <w:r>
         <w:t>Recursos requeridos</w:t>
       </w:r>
@@ -13174,37 +14741,32 @@
     <w:p>
       <w:pPr>
         <w:rPr>
-          <w:color w:val="FF0000"/>
-          <w:lang w:eastAsia="es-ES"/>
-        </w:rPr>
-      </w:pPr>
-      <w:r>
-        <w:rPr>
-          <w:color w:val="FF0000"/>
-          <w:lang w:eastAsia="es-ES"/>
-        </w:rPr>
-        <w:t xml:space="preserve">En este apartado debes </w:t>
-      </w:r>
-      <w:r>
-        <w:rPr>
-          <w:color w:val="FF0000"/>
-          <w:lang w:eastAsia="es-ES"/>
-        </w:rPr>
-        <w:t xml:space="preserve">enumerar </w:t>
-      </w:r>
-      <w:r>
-        <w:rPr>
-          <w:color w:val="FF0000"/>
-          <w:lang w:eastAsia="es-ES"/>
-        </w:rPr>
-        <w:t>los recursos que has utilizado para la ejecución del proyecto (recursos técnicos, dispositivos, material de laboratorio, asistencia de expertos, etc.)</w:t>
-      </w:r>
-      <w:r>
-        <w:rPr>
-          <w:color w:val="FF0000"/>
-          <w:lang w:eastAsia="es-ES"/>
-        </w:rPr>
-        <w:t>. Si bien, en la sección donde se describe Metodología y Herramientas empleadas, se describen en detalle las mismas, en esta sección, únicamente debes enumerarlas.</w:t>
+          <w:color w:val="EE0000"/>
+          <w:lang w:eastAsia="es-ES"/>
+        </w:rPr>
+      </w:pPr>
+      <w:r>
+        <w:rPr>
+          <w:color w:val="EE0000"/>
+          <w:lang w:eastAsia="es-ES"/>
+        </w:rPr>
+        <w:t xml:space="preserve">En este apartado se enumeran los principales recursos empleados para el desarrollo del proyecto, incluyendo tanto las herramientas software como los servicios </w:t>
+      </w:r>
+      <w:proofErr w:type="spellStart"/>
+      <w:r>
+        <w:rPr>
+          <w:color w:val="EE0000"/>
+          <w:lang w:eastAsia="es-ES"/>
+        </w:rPr>
+        <w:t>cloud</w:t>
+      </w:r>
+      <w:proofErr w:type="spellEnd"/>
+      <w:r>
+        <w:rPr>
+          <w:color w:val="EE0000"/>
+          <w:lang w:eastAsia="es-ES"/>
+        </w:rPr>
+        <w:t>, lenguajes de programación y fuentes de información utilizadas a lo largo de las distintas fases.</w:t>
       </w:r>
     </w:p>
     <w:p>
@@ -13213,7 +14775,7 @@
       </w:pPr>
       <w:bookmarkStart w:id="79" w:name="_Toc37758902"/>
       <w:bookmarkStart w:id="80" w:name="_Toc37845887"/>
-      <w:bookmarkStart w:id="81" w:name="_Toc241959691"/>
+      <w:bookmarkStart w:id="81" w:name="_Toc242383653"/>
       <w:r>
         <w:lastRenderedPageBreak/>
         <w:t>Presupuesto</w:t>
@@ -13805,7 +15367,7 @@
       </w:pPr>
       <w:bookmarkStart w:id="82" w:name="_Toc37758903"/>
       <w:bookmarkStart w:id="83" w:name="_Toc37845888"/>
-      <w:bookmarkStart w:id="84" w:name="_Toc241959692"/>
+      <w:bookmarkStart w:id="84" w:name="_Toc242383654"/>
       <w:r>
         <w:t>Viabilidad</w:t>
       </w:r>
@@ -13816,30 +15378,436 @@
     <w:p>
       <w:pPr>
         <w:rPr>
-          <w:color w:val="FF0000"/>
-          <w:lang w:eastAsia="es-ES"/>
-        </w:rPr>
-      </w:pPr>
-      <w:r>
-        <w:rPr>
-          <w:color w:val="FF0000"/>
-          <w:lang w:eastAsia="es-ES"/>
-        </w:rPr>
-        <w:t>Este apartado es opcional, pero es interesante que incluyas un breve análisis de viabilidad económica del proyecto (relación coste / beneficio), y un análisis de sostenibilidad a futuro de</w:t>
-      </w:r>
-      <w:r>
-        <w:rPr>
-          <w:color w:val="FF0000"/>
-          <w:lang w:eastAsia="es-ES"/>
-        </w:rPr>
-        <w:t xml:space="preserve">l </w:t>
-      </w:r>
-      <w:r>
-        <w:rPr>
-          <w:color w:val="FF0000"/>
-          <w:lang w:eastAsia="es-ES"/>
-        </w:rPr>
-        <w:t>resultado de tu proyecto.</w:t>
+          <w:lang w:eastAsia="es-ES"/>
+        </w:rPr>
+      </w:pPr>
+      <w:r>
+        <w:rPr>
+          <w:lang w:eastAsia="es-ES"/>
+        </w:rPr>
+        <w:t xml:space="preserve">El proyecto desarrollado presenta una viabilidad favorable tanto desde el punto de vista económico como desde la perspectiva de su mantenimiento y evolución futura. </w:t>
+      </w:r>
+      <w:r>
+        <w:rPr>
+          <w:lang w:eastAsia="es-ES"/>
+        </w:rPr>
+        <w:t xml:space="preserve">El uso </w:t>
+      </w:r>
+      <w:r>
+        <w:rPr>
+          <w:lang w:eastAsia="es-ES"/>
+        </w:rPr>
+        <w:t xml:space="preserve">de servicios </w:t>
+      </w:r>
+      <w:proofErr w:type="spellStart"/>
+      <w:r>
+        <w:rPr>
+          <w:lang w:eastAsia="es-ES"/>
+        </w:rPr>
+        <w:t>cloud</w:t>
+      </w:r>
+      <w:proofErr w:type="spellEnd"/>
+      <w:r>
+        <w:rPr>
+          <w:lang w:eastAsia="es-ES"/>
+        </w:rPr>
+        <w:t xml:space="preserve"> permite disponer de la infraestructura necesaria sin realizar una inversión inicial en hardware, adaptando el consumo de recursos a las necesidades reales del proyecto</w:t>
+      </w:r>
+      <w:r>
+        <w:rPr>
+          <w:lang w:eastAsia="es-ES"/>
+        </w:rPr>
+        <w:t>, mientras que la automatización de la ingesta de datos y la arquitectura en tres capas aportan al proyecto un alto grado de mantenimiento, mejora y actualización futura</w:t>
+      </w:r>
+      <w:r>
+        <w:rPr>
+          <w:lang w:eastAsia="es-ES"/>
+        </w:rPr>
+        <w:t>.</w:t>
+      </w:r>
+    </w:p>
+    <w:p>
+      <w:pPr>
+        <w:pStyle w:val="Heading3"/>
+        <w:rPr>
+          <w:lang w:eastAsia="es-ES"/>
+        </w:rPr>
+      </w:pPr>
+      <w:r>
+        <w:rPr>
+          <w:lang w:eastAsia="es-ES"/>
+        </w:rPr>
+        <w:lastRenderedPageBreak/>
+        <w:t>Viabilidad económica</w:t>
+      </w:r>
+    </w:p>
+    <w:p>
+      <w:pPr>
+        <w:rPr>
+          <w:lang w:eastAsia="es-ES"/>
+        </w:rPr>
+      </w:pPr>
+      <w:r>
+        <w:rPr>
+          <w:lang w:eastAsia="es-ES"/>
+        </w:rPr>
+        <w:t xml:space="preserve">La mayor parte de las fuentes de datos utilizadas proceden de organismos públicos y se encuentran disponibles de forma gratuita, por lo que la obtención de la información no supone un coste </w:t>
+      </w:r>
+      <w:r>
+        <w:rPr>
+          <w:lang w:eastAsia="es-ES"/>
+        </w:rPr>
+        <w:t>adicional</w:t>
+      </w:r>
+      <w:r>
+        <w:rPr>
+          <w:lang w:eastAsia="es-ES"/>
+        </w:rPr>
+        <w:t xml:space="preserve">. Del mismo modo, gran parte del desarrollo y análisis se ha realizado mediante herramientas y librerías de código abierto, principalmente Python y </w:t>
+      </w:r>
+      <w:r>
+        <w:rPr>
+          <w:lang w:eastAsia="es-ES"/>
+        </w:rPr>
+        <w:t>librerías como Pandas o Scikit-</w:t>
+      </w:r>
+      <w:proofErr w:type="spellStart"/>
+      <w:r>
+        <w:rPr>
+          <w:lang w:eastAsia="es-ES"/>
+        </w:rPr>
+        <w:t>learn</w:t>
+      </w:r>
+      <w:proofErr w:type="spellEnd"/>
+      <w:r>
+        <w:rPr>
+          <w:lang w:eastAsia="es-ES"/>
+        </w:rPr>
+        <w:t>.</w:t>
+      </w:r>
+    </w:p>
+    <w:p>
+      <w:pPr>
+        <w:rPr>
+          <w:lang w:eastAsia="es-ES"/>
+        </w:rPr>
+      </w:pPr>
+      <w:r>
+        <w:rPr>
+          <w:lang w:eastAsia="es-ES"/>
+        </w:rPr>
+        <w:t xml:space="preserve">Los principales costes tecnológicos están asociados al uso de Amazon Web </w:t>
+      </w:r>
+      <w:proofErr w:type="spellStart"/>
+      <w:r>
+        <w:rPr>
+          <w:lang w:eastAsia="es-ES"/>
+        </w:rPr>
+        <w:t>Services</w:t>
+      </w:r>
+      <w:proofErr w:type="spellEnd"/>
+      <w:r>
+        <w:rPr>
+          <w:lang w:eastAsia="es-ES"/>
+        </w:rPr>
+        <w:t xml:space="preserve">. Sin embargo, la arquitectura ha sido diseñada utilizando, siempre que ha sido posible, servicios gestionados y modelos de pago por uso, como Amazon S3, Athena o </w:t>
+      </w:r>
+      <w:proofErr w:type="spellStart"/>
+      <w:r>
+        <w:rPr>
+          <w:lang w:eastAsia="es-ES"/>
+        </w:rPr>
+        <w:t>Redshift</w:t>
+      </w:r>
+      <w:proofErr w:type="spellEnd"/>
+      <w:r>
+        <w:rPr>
+          <w:lang w:eastAsia="es-ES"/>
+        </w:rPr>
+        <w:t xml:space="preserve"> </w:t>
+      </w:r>
+      <w:proofErr w:type="spellStart"/>
+      <w:r>
+        <w:rPr>
+          <w:lang w:eastAsia="es-ES"/>
+        </w:rPr>
+        <w:t>Serverless</w:t>
+      </w:r>
+      <w:proofErr w:type="spellEnd"/>
+      <w:r>
+        <w:rPr>
+          <w:lang w:eastAsia="es-ES"/>
+        </w:rPr>
+        <w:t>. Esto permite adaptar el coste al volumen de almacenamiento, procesamiento y consultas realizadas, evitando mantener permanentemente infraestructura con capacidad superior a la necesaria.</w:t>
+      </w:r>
+    </w:p>
+    <w:p>
+      <w:pPr>
+        <w:rPr>
+          <w:lang w:eastAsia="es-ES"/>
+        </w:rPr>
+      </w:pPr>
+      <w:r>
+        <w:rPr>
+          <w:lang w:eastAsia="es-ES"/>
+        </w:rPr>
+        <w:t xml:space="preserve">Por </w:t>
+      </w:r>
+      <w:r>
+        <w:rPr>
+          <w:lang w:eastAsia="es-ES"/>
+        </w:rPr>
+        <w:t>todo ello</w:t>
+      </w:r>
+      <w:r>
+        <w:rPr>
+          <w:lang w:eastAsia="es-ES"/>
+        </w:rPr>
+        <w:t xml:space="preserve">, el coste de infraestructura </w:t>
+      </w:r>
+      <w:proofErr w:type="spellStart"/>
+      <w:r>
+        <w:rPr>
+          <w:lang w:eastAsia="es-ES"/>
+        </w:rPr>
+        <w:t>cloud</w:t>
+      </w:r>
+      <w:proofErr w:type="spellEnd"/>
+      <w:r>
+        <w:rPr>
+          <w:lang w:eastAsia="es-ES"/>
+        </w:rPr>
+        <w:t xml:space="preserve"> </w:t>
+      </w:r>
+      <w:r>
+        <w:rPr>
+          <w:lang w:eastAsia="es-ES"/>
+        </w:rPr>
+        <w:t xml:space="preserve">resulta reducido en comparación con el esfuerzo necesario para </w:t>
+      </w:r>
+      <w:r>
+        <w:rPr>
+          <w:lang w:eastAsia="es-ES"/>
+        </w:rPr>
+        <w:t>adquirir</w:t>
+      </w:r>
+      <w:r>
+        <w:rPr>
+          <w:lang w:eastAsia="es-ES"/>
+        </w:rPr>
+        <w:t xml:space="preserve"> y mantener una infraestructura equivalente de forma local. El principal recurso requerido durante el desarrollo ha sido el tiempo dedicado a la recopilación e integración de datos, configuración de la arquitectura, modelado y análisis de los resultados.</w:t>
+      </w:r>
+    </w:p>
+    <w:p>
+      <w:pPr>
+        <w:pStyle w:val="Heading3"/>
+        <w:rPr>
+          <w:lang w:eastAsia="es-ES"/>
+        </w:rPr>
+      </w:pPr>
+      <w:r>
+        <w:rPr>
+          <w:lang w:eastAsia="es-ES"/>
+        </w:rPr>
+        <w:t>Sostenibilidad y evolución futura</w:t>
+      </w:r>
+    </w:p>
+    <w:p>
+      <w:pPr>
+        <w:rPr>
+          <w:lang w:eastAsia="es-ES"/>
+        </w:rPr>
+      </w:pPr>
+      <w:r>
+        <w:rPr>
+          <w:lang w:eastAsia="es-ES"/>
+        </w:rPr>
+        <w:t>La solución desarrollada también presenta posibilidades de continuidad y ampliación</w:t>
+      </w:r>
+      <w:r>
+        <w:rPr>
+          <w:lang w:eastAsia="es-ES"/>
+        </w:rPr>
+        <w:t xml:space="preserve"> a futuro</w:t>
+      </w:r>
+      <w:r>
+        <w:rPr>
+          <w:lang w:eastAsia="es-ES"/>
+        </w:rPr>
+        <w:t xml:space="preserve">. La separación de los datos en distintas capas y la utilización de una arquitectura </w:t>
+      </w:r>
+      <w:proofErr w:type="spellStart"/>
+      <w:r>
+        <w:rPr>
+          <w:lang w:eastAsia="es-ES"/>
+        </w:rPr>
+        <w:t>cloud</w:t>
+      </w:r>
+      <w:proofErr w:type="spellEnd"/>
+      <w:r>
+        <w:rPr>
+          <w:lang w:eastAsia="es-ES"/>
+        </w:rPr>
+        <w:t xml:space="preserve"> facilita la incorporación de nuevas fuentes de información y la actualización de aquellas ya existentes sin necesidad de rediseñar completamente el sistema.</w:t>
+      </w:r>
+    </w:p>
+    <w:p>
+      <w:pPr>
+        <w:rPr>
+          <w:lang w:eastAsia="es-ES"/>
+        </w:rPr>
+      </w:pPr>
+      <w:r>
+        <w:rPr>
+          <w:lang w:eastAsia="es-ES"/>
+        </w:rPr>
+        <w:t xml:space="preserve">Asimismo, el uso de infraestructura como código y de mecanismos de automatización facilita la reproducción ante futuros cambios. Los modelos de segmentación podrían volver a ejecutarse cuando se disponga de datos más recientes, permitiendo </w:t>
+      </w:r>
+      <w:r>
+        <w:rPr>
+          <w:lang w:eastAsia="es-ES"/>
+        </w:rPr>
+        <w:t xml:space="preserve">seleccionar nuevas variables de estudio, analizar </w:t>
+      </w:r>
+      <w:r>
+        <w:rPr>
+          <w:lang w:eastAsia="es-ES"/>
+        </w:rPr>
+        <w:t>la evolución del mercado inmobiliario y comprobar si los perfiles identificados se mantienen o cambian a lo largo del tiempo.</w:t>
+      </w:r>
+    </w:p>
+    <w:p>
+      <w:pPr>
+        <w:rPr>
+          <w:lang w:eastAsia="es-ES"/>
+        </w:rPr>
+      </w:pPr>
+      <w:r>
+        <w:rPr>
+          <w:lang w:eastAsia="es-ES"/>
+        </w:rPr>
+        <w:t xml:space="preserve">El </w:t>
+      </w:r>
+      <w:proofErr w:type="spellStart"/>
+      <w:r>
+        <w:rPr>
+          <w:lang w:eastAsia="es-ES"/>
+        </w:rPr>
+        <w:t>dashboard</w:t>
+      </w:r>
+      <w:proofErr w:type="spellEnd"/>
+      <w:r>
+        <w:rPr>
+          <w:lang w:eastAsia="es-ES"/>
+        </w:rPr>
+        <w:t xml:space="preserve"> desarrollado en Power BI proporciona además una capa de explotación independiente del proceso de </w:t>
+      </w:r>
+      <w:proofErr w:type="spellStart"/>
+      <w:r>
+        <w:rPr>
+          <w:lang w:eastAsia="es-ES"/>
+        </w:rPr>
+        <w:t>clustering</w:t>
+      </w:r>
+      <w:proofErr w:type="spellEnd"/>
+      <w:r>
+        <w:rPr>
+          <w:lang w:eastAsia="es-ES"/>
+        </w:rPr>
+        <w:t xml:space="preserve">, permitiendo consultar de forma sencilla los resultados almacenados en la capa final de datos. Esto hace posible actualizar las visualizaciones a medida que se incorporen </w:t>
+      </w:r>
+      <w:proofErr w:type="gramStart"/>
+      <w:r>
+        <w:rPr>
+          <w:lang w:eastAsia="es-ES"/>
+        </w:rPr>
+        <w:t>nuevas variables</w:t>
+      </w:r>
+      <w:r>
+        <w:rPr>
+          <w:lang w:eastAsia="es-ES"/>
+        </w:rPr>
+        <w:t xml:space="preserve"> </w:t>
+      </w:r>
+      <w:r>
+        <w:rPr>
+          <w:lang w:eastAsia="es-ES"/>
+        </w:rPr>
+        <w:t xml:space="preserve">o </w:t>
+      </w:r>
+      <w:r>
+        <w:rPr>
+          <w:lang w:eastAsia="es-ES"/>
+        </w:rPr>
+        <w:t>nuevas ejecuciones</w:t>
+      </w:r>
+      <w:proofErr w:type="gramEnd"/>
+      <w:r>
+        <w:rPr>
+          <w:lang w:eastAsia="es-ES"/>
+        </w:rPr>
+        <w:t xml:space="preserve"> de</w:t>
+      </w:r>
+      <w:r>
+        <w:rPr>
+          <w:lang w:eastAsia="es-ES"/>
+        </w:rPr>
+        <w:t xml:space="preserve"> la segmentación</w:t>
+      </w:r>
+      <w:r>
+        <w:rPr>
+          <w:lang w:eastAsia="es-ES"/>
+        </w:rPr>
+        <w:t>.</w:t>
+      </w:r>
+    </w:p>
+    <w:p>
+      <w:pPr>
+        <w:rPr>
+          <w:lang w:eastAsia="es-ES"/>
+        </w:rPr>
+      </w:pPr>
+      <w:r>
+        <w:rPr>
+          <w:lang w:eastAsia="es-ES"/>
+        </w:rPr>
+        <w:t xml:space="preserve">En </w:t>
+      </w:r>
+      <w:r>
+        <w:rPr>
+          <w:lang w:eastAsia="es-ES"/>
+        </w:rPr>
+        <w:t>conclusión</w:t>
+      </w:r>
+      <w:r>
+        <w:rPr>
+          <w:lang w:eastAsia="es-ES"/>
+        </w:rPr>
+        <w:t xml:space="preserve">, aunque el proyecto se ha desarrollado con un objetivo académico, la arquitectura y metodología propuestas permiten su mantenimiento, actualización y ampliación futura, constituyendo una base sobre la que </w:t>
+      </w:r>
+      <w:r>
+        <w:rPr>
+          <w:lang w:eastAsia="es-ES"/>
+        </w:rPr>
+        <w:t xml:space="preserve">se </w:t>
+      </w:r>
+      <w:r>
+        <w:rPr>
+          <w:lang w:eastAsia="es-ES"/>
+        </w:rPr>
+        <w:t>podrían</w:t>
+      </w:r>
+      <w:r>
+        <w:rPr>
+          <w:lang w:eastAsia="es-ES"/>
+        </w:rPr>
+        <w:t xml:space="preserve"> incorporar</w:t>
+      </w:r>
+      <w:r>
+        <w:rPr>
+          <w:lang w:eastAsia="es-ES"/>
+        </w:rPr>
+        <w:t xml:space="preserve"> nuevos periodos temporales, fuentes de información o técnicas de análisis.</w:t>
       </w:r>
     </w:p>
     <w:p>
@@ -13848,7 +15816,7 @@
       </w:pPr>
       <w:bookmarkStart w:id="85" w:name="_Toc37758904"/>
       <w:bookmarkStart w:id="86" w:name="_Toc37845889"/>
-      <w:bookmarkStart w:id="87" w:name="_Toc241959693"/>
+      <w:bookmarkStart w:id="87" w:name="_Toc242383655"/>
       <w:r>
         <w:t xml:space="preserve">Resultados </w:t>
       </w:r>
@@ -13878,7 +15846,6 @@
         <w:rPr>
           <w:color w:val="000000" w:themeColor="text1"/>
         </w:rPr>
-        <w:lastRenderedPageBreak/>
         <w:t xml:space="preserve">En este apartado se presentan los resultados obtenidos tras aplicar el proceso de segmentación al conjunto de datos construido. El análisis se centra en la interpretación de los </w:t>
       </w:r>
       <w:proofErr w:type="spellStart"/>
@@ -13908,6 +15875,7 @@
         <w:rPr>
           <w:color w:val="000000" w:themeColor="text1"/>
         </w:rPr>
+        <w:lastRenderedPageBreak/>
         <w:t>Así como se han realizado dos segmentaciones distintas, el análisis de los resultados se abordará inicialmente por separado, tratando de detectar en cada caso los patrones de comportamiento que refleja</w:t>
       </w:r>
       <w:r>
@@ -14054,31 +16022,7 @@
         <w:rPr>
           <w:color w:val="000000" w:themeColor="text1"/>
         </w:rPr>
-        <w:t xml:space="preserve"> desarrollado para facilitar la consulta y visualización de los resultados obtenidos</w:t>
-      </w:r>
-      <w:r>
-        <w:rPr>
-          <w:color w:val="000000" w:themeColor="text1"/>
-        </w:rPr>
-        <w:t xml:space="preserve"> (</w:t>
-      </w:r>
-      <w:r>
-        <w:rPr>
-          <w:color w:val="000000" w:themeColor="text1"/>
-        </w:rPr>
-        <w:t>disponible en el repositorio de GitHub del anexo)</w:t>
-      </w:r>
-      <w:r>
-        <w:rPr>
-          <w:color w:val="000000" w:themeColor="text1"/>
-        </w:rPr>
-        <w:t xml:space="preserve">, junto con un breve apartado de valoración </w:t>
-      </w:r>
-      <w:r>
-        <w:rPr>
-          <w:color w:val="000000" w:themeColor="text1"/>
-        </w:rPr>
-        <w:t>de los objetivos planteados al inicio del proyecto analizando su grado de cumplimiento a partir de los resultados alcanzados.</w:t>
+        <w:t xml:space="preserve"> desarrollado para facilitar la consulta y visualización de los resultados obtenidos (disponible en el repositorio de GitHub del anexo), junto con un breve apartado de valoración de los objetivos planteados al inicio del proyecto analizando su grado de cumplimiento a partir de los resultados alcanzados.</w:t>
       </w:r>
     </w:p>
     <w:p>
@@ -14919,15 +16863,7 @@
                 <w:bCs/>
                 <w:color w:val="000000" w:themeColor="text1"/>
               </w:rPr>
-              <w:t xml:space="preserve">. </w:t>
-            </w:r>
-            <w:r>
-              <w:rPr>
-                <w:b/>
-                <w:bCs/>
-                <w:color w:val="000000" w:themeColor="text1"/>
-              </w:rPr>
-              <w:t>1</w:t>
+              <w:t>. 1</w:t>
             </w:r>
           </w:p>
         </w:tc>
@@ -14973,15 +16909,7 @@
                 <w:bCs/>
                 <w:color w:val="000000" w:themeColor="text1"/>
               </w:rPr>
-              <w:t xml:space="preserve">. </w:t>
-            </w:r>
-            <w:r>
-              <w:rPr>
-                <w:b/>
-                <w:bCs/>
-                <w:color w:val="000000" w:themeColor="text1"/>
-              </w:rPr>
-              <w:t>2</w:t>
+              <w:t>. 2</w:t>
             </w:r>
           </w:p>
         </w:tc>
@@ -28432,14 +30360,7 @@
                 <w:b/>
                 <w:bCs/>
               </w:rPr>
-              <w:t xml:space="preserve"> específic</w:t>
-            </w:r>
-            <w:r>
-              <w:rPr>
-                <w:b/>
-                <w:bCs/>
-              </w:rPr>
-              <w:t>o</w:t>
+              <w:t xml:space="preserve"> específico</w:t>
             </w:r>
           </w:p>
         </w:tc>
@@ -29592,19 +31513,7 @@
         <w:rPr>
           <w:color w:val="000000" w:themeColor="text1"/>
         </w:rPr>
-        <w:t>La visualización de los resultados constituye la última etapa del proceso de segmentación</w:t>
-      </w:r>
-      <w:r>
-        <w:rPr>
-          <w:color w:val="000000" w:themeColor="text1"/>
-        </w:rPr>
-        <w:t xml:space="preserve">. </w:t>
-      </w:r>
-      <w:r>
-        <w:rPr>
-          <w:color w:val="000000" w:themeColor="text1"/>
-        </w:rPr>
-        <w:t>Con el objetivo de facilitar la interpretación y consulta de los resultados obtenidos, se ha desarrollado un</w:t>
+        <w:t>La visualización de los resultados constituye la última etapa del proceso de segmentación. Con el objetivo de facilitar la interpretación y consulta de los resultados obtenidos, se ha desarrollado un</w:t>
       </w:r>
       <w:r>
         <w:rPr>
@@ -29686,7 +31595,19 @@
         <w:rPr>
           <w:color w:val="000000" w:themeColor="text1"/>
         </w:rPr>
-        <w:t xml:space="preserve">Este </w:t>
+        <w:t xml:space="preserve">Los datos </w:t>
+      </w:r>
+      <w:r>
+        <w:rPr>
+          <w:color w:val="000000" w:themeColor="text1"/>
+        </w:rPr>
+        <w:t>consultados</w:t>
+      </w:r>
+      <w:r>
+        <w:rPr>
+          <w:color w:val="000000" w:themeColor="text1"/>
+        </w:rPr>
+        <w:t xml:space="preserve"> por el </w:t>
       </w:r>
       <w:proofErr w:type="spellStart"/>
       <w:r>
@@ -29700,48 +31621,47 @@
         <w:rPr>
           <w:color w:val="000000" w:themeColor="text1"/>
         </w:rPr>
-        <w:t xml:space="preserve">, al que se puede acceder en el repositorio de GitHub disponible en el anexo, cuenta con tres páginas diferenciadas: una inicial a modo de resumen y una página por cada segmentación (general y específica). A </w:t>
-      </w:r>
-      <w:proofErr w:type="gramStart"/>
-      <w:r>
-        <w:rPr>
-          <w:color w:val="000000" w:themeColor="text1"/>
-        </w:rPr>
-        <w:t>continuación</w:t>
-      </w:r>
-      <w:proofErr w:type="gramEnd"/>
-      <w:r>
-        <w:rPr>
-          <w:color w:val="000000" w:themeColor="text1"/>
-        </w:rPr>
-        <w:t xml:space="preserve"> se comenta cada una de ellas, apoyando estas explicaciones con imágenes estáticas del </w:t>
+        <w:t xml:space="preserve"> se obtienen directamente desde Amazon </w:t>
       </w:r>
       <w:proofErr w:type="spellStart"/>
       <w:r>
         <w:rPr>
           <w:color w:val="000000" w:themeColor="text1"/>
         </w:rPr>
-        <w:t>dashboard</w:t>
+        <w:t>Redshift</w:t>
       </w:r>
       <w:proofErr w:type="spellEnd"/>
       <w:r>
         <w:rPr>
           <w:color w:val="000000" w:themeColor="text1"/>
         </w:rPr>
-        <w:t>.</w:t>
-      </w:r>
-    </w:p>
-    <w:p>
-      <w:pPr>
-        <w:rPr>
-          <w:color w:val="000000" w:themeColor="text1"/>
-        </w:rPr>
-      </w:pPr>
-      <w:r>
-        <w:rPr>
-          <w:color w:val="000000" w:themeColor="text1"/>
-        </w:rPr>
-        <w:t xml:space="preserve">La primera hoja muestra un resumen de las dos segmentaciones. Un gráfico de columnas recoge el tamaño de cada uno de los </w:t>
+        <w:t xml:space="preserve"> </w:t>
+      </w:r>
+      <w:proofErr w:type="spellStart"/>
+      <w:r>
+        <w:rPr>
+          <w:color w:val="000000" w:themeColor="text1"/>
+        </w:rPr>
+        <w:t>Serverless</w:t>
+      </w:r>
+      <w:proofErr w:type="spellEnd"/>
+      <w:r>
+        <w:rPr>
+          <w:color w:val="000000" w:themeColor="text1"/>
+        </w:rPr>
+        <w:t xml:space="preserve">, donde se encuentra la tabla final de municipios junto con las variables </w:t>
+      </w:r>
+      <w:r>
+        <w:rPr>
+          <w:color w:val="000000" w:themeColor="text1"/>
+        </w:rPr>
+        <w:t xml:space="preserve">originales </w:t>
+      </w:r>
+      <w:r>
+        <w:rPr>
+          <w:color w:val="000000" w:themeColor="text1"/>
+        </w:rPr>
+        <w:t xml:space="preserve">empleadas en el análisis y los </w:t>
       </w:r>
       <w:proofErr w:type="spellStart"/>
       <w:proofErr w:type="gramStart"/>
@@ -29757,14 +31677,162 @@
         <w:rPr>
           <w:color w:val="000000" w:themeColor="text1"/>
         </w:rPr>
-        <w:t xml:space="preserve"> obtenidos en las segmentaciones, mientras que unas tarjetas en la parte inferior revelan el número de municipios considerados en cada universo y la </w:t>
+        <w:t xml:space="preserve"> asignados en ambas segmentaciones. Power BI </w:t>
+      </w:r>
+      <w:r>
+        <w:rPr>
+          <w:color w:val="000000" w:themeColor="text1"/>
+        </w:rPr>
+        <w:t>facilita la conexión</w:t>
+      </w:r>
+      <w:r>
+        <w:rPr>
+          <w:color w:val="000000" w:themeColor="text1"/>
+        </w:rPr>
+        <w:t xml:space="preserve"> a esta capa de datos </w:t>
+      </w:r>
+      <w:proofErr w:type="spellStart"/>
+      <w:r>
+        <w:rPr>
+          <w:i/>
+          <w:iCs/>
+          <w:color w:val="000000" w:themeColor="text1"/>
+        </w:rPr>
+        <w:t>curated</w:t>
+      </w:r>
+      <w:proofErr w:type="spellEnd"/>
+      <w:r>
+        <w:rPr>
+          <w:color w:val="000000" w:themeColor="text1"/>
+        </w:rPr>
+        <w:t>, permitiendo</w:t>
+      </w:r>
+      <w:r>
+        <w:rPr>
+          <w:color w:val="000000" w:themeColor="text1"/>
+        </w:rPr>
+        <w:t xml:space="preserve"> así</w:t>
+      </w:r>
+      <w:r>
+        <w:rPr>
+          <w:color w:val="000000" w:themeColor="text1"/>
+        </w:rPr>
+        <w:t xml:space="preserve"> utilizar directamente los resultados </w:t>
+      </w:r>
+      <w:r>
+        <w:rPr>
+          <w:color w:val="000000" w:themeColor="text1"/>
+        </w:rPr>
+        <w:t>obtenidos</w:t>
+      </w:r>
+      <w:r>
+        <w:rPr>
+          <w:color w:val="000000" w:themeColor="text1"/>
+        </w:rPr>
+        <w:t xml:space="preserve"> durante el proceso de modelado y mantener una única fuente de información para su posterior consulta y visualización.</w:t>
+      </w:r>
+    </w:p>
+    <w:p>
+      <w:pPr>
+        <w:rPr>
+          <w:color w:val="000000" w:themeColor="text1"/>
+        </w:rPr>
+      </w:pPr>
+      <w:r>
+        <w:rPr>
+          <w:color w:val="000000" w:themeColor="text1"/>
+        </w:rPr>
+        <w:t xml:space="preserve">Este </w:t>
+      </w:r>
+      <w:proofErr w:type="spellStart"/>
+      <w:r>
+        <w:rPr>
+          <w:color w:val="000000" w:themeColor="text1"/>
+        </w:rPr>
+        <w:t>dashboard</w:t>
+      </w:r>
+      <w:proofErr w:type="spellEnd"/>
+      <w:r>
+        <w:rPr>
+          <w:color w:val="000000" w:themeColor="text1"/>
+        </w:rPr>
+        <w:t xml:space="preserve">, al que se puede acceder en el repositorio de GitHub disponible en el anexo, cuenta con tres páginas diferenciadas: una inicial a modo de resumen y una página por cada </w:t>
       </w:r>
       <w:r>
         <w:rPr>
           <w:color w:val="000000" w:themeColor="text1"/>
         </w:rPr>
         <w:lastRenderedPageBreak/>
-        <w:t>población mínima, evidenciando así la restricción establecida de 5000 habitantes para los municipios pertenecientes al universo específico.</w:t>
+        <w:t xml:space="preserve">segmentación (general y específica). A </w:t>
+      </w:r>
+      <w:proofErr w:type="gramStart"/>
+      <w:r>
+        <w:rPr>
+          <w:color w:val="000000" w:themeColor="text1"/>
+        </w:rPr>
+        <w:t>continuación</w:t>
+      </w:r>
+      <w:proofErr w:type="gramEnd"/>
+      <w:r>
+        <w:rPr>
+          <w:color w:val="000000" w:themeColor="text1"/>
+        </w:rPr>
+        <w:t xml:space="preserve"> se comenta cada una de ellas, apoyando estas explicaciones con imágenes estáticas del </w:t>
+      </w:r>
+      <w:proofErr w:type="spellStart"/>
+      <w:r>
+        <w:rPr>
+          <w:color w:val="000000" w:themeColor="text1"/>
+        </w:rPr>
+        <w:t>dashboard</w:t>
+      </w:r>
+      <w:proofErr w:type="spellEnd"/>
+      <w:r>
+        <w:rPr>
+          <w:color w:val="000000" w:themeColor="text1"/>
+        </w:rPr>
+        <w:t>.</w:t>
+      </w:r>
+    </w:p>
+    <w:p>
+      <w:pPr>
+        <w:rPr>
+          <w:color w:val="000000" w:themeColor="text1"/>
+        </w:rPr>
+      </w:pPr>
+      <w:r>
+        <w:rPr>
+          <w:color w:val="000000" w:themeColor="text1"/>
+        </w:rPr>
+        <w:t xml:space="preserve">La primera hoja muestra un resumen de las dos segmentaciones. Un gráfico de </w:t>
+      </w:r>
+      <w:r>
+        <w:rPr>
+          <w:color w:val="000000" w:themeColor="text1"/>
+        </w:rPr>
+        <w:t>barras</w:t>
+      </w:r>
+      <w:r>
+        <w:rPr>
+          <w:color w:val="000000" w:themeColor="text1"/>
+        </w:rPr>
+        <w:t xml:space="preserve"> recoge el tamaño de cada uno de los </w:t>
+      </w:r>
+      <w:proofErr w:type="spellStart"/>
+      <w:proofErr w:type="gramStart"/>
+      <w:r>
+        <w:rPr>
+          <w:color w:val="000000" w:themeColor="text1"/>
+        </w:rPr>
+        <w:t>clusters</w:t>
+      </w:r>
+      <w:proofErr w:type="spellEnd"/>
+      <w:proofErr w:type="gramEnd"/>
+      <w:r>
+        <w:rPr>
+          <w:color w:val="000000" w:themeColor="text1"/>
+        </w:rPr>
+        <w:t xml:space="preserve"> obtenidos en las segmentaciones, mientras que unas tarjetas en la parte inferior revelan el número de municipios considerados en cada universo y la población mínima, evidenciando así la restricción establecida de 5000 habitantes para los municipios pertenecientes al universo específico.</w:t>
       </w:r>
     </w:p>
     <w:p>
@@ -29781,6 +31849,7 @@
       </w:r>
       <w:r>
         <w:rPr>
+          <w:noProof/>
           <w:color w:val="000000" w:themeColor="text1"/>
         </w:rPr>
         <w:drawing>
@@ -29833,17 +31902,73 @@
           <w:color w:val="000000" w:themeColor="text1"/>
         </w:rPr>
       </w:pPr>
-    </w:p>
-    <w:p>
-      <w:pPr>
-        <w:rPr>
-          <w:color w:val="000000" w:themeColor="text1"/>
-        </w:rPr>
-      </w:pPr>
-      <w:r>
-        <w:rPr>
-          <w:color w:val="000000" w:themeColor="text1"/>
-        </w:rPr>
+      <w:r>
+        <w:rPr>
+          <w:color w:val="000000" w:themeColor="text1"/>
+        </w:rPr>
+        <w:t xml:space="preserve">La página de segmentación general incorpora un mapa municipal coloreado según el clúster asignado, un selector de municipio y tarjetas con </w:t>
+      </w:r>
+      <w:r>
+        <w:rPr>
+          <w:color w:val="000000" w:themeColor="text1"/>
+        </w:rPr>
+        <w:t xml:space="preserve">los </w:t>
+      </w:r>
+      <w:r>
+        <w:rPr>
+          <w:color w:val="000000" w:themeColor="text1"/>
+        </w:rPr>
+        <w:t>indicadores demográficos, territoriales, transaccionales y catastrales</w:t>
+      </w:r>
+      <w:r>
+        <w:rPr>
+          <w:color w:val="000000" w:themeColor="text1"/>
+        </w:rPr>
+        <w:t xml:space="preserve"> más discriminantes entre los distintos grupos obtenidos</w:t>
+      </w:r>
+      <w:r>
+        <w:rPr>
+          <w:color w:val="000000" w:themeColor="text1"/>
+        </w:rPr>
+        <w:t>. Entre ellos se incluyen población, densidad, edad media, vol</w:t>
+      </w:r>
+      <w:r>
+        <w:rPr>
+          <w:color w:val="000000" w:themeColor="text1"/>
+        </w:rPr>
+        <w:t>ú</w:t>
+      </w:r>
+      <w:r>
+        <w:rPr>
+          <w:color w:val="000000" w:themeColor="text1"/>
+        </w:rPr>
+        <w:t>men</w:t>
+      </w:r>
+      <w:r>
+        <w:rPr>
+          <w:color w:val="000000" w:themeColor="text1"/>
+        </w:rPr>
+        <w:t>es</w:t>
+      </w:r>
+      <w:r>
+        <w:rPr>
+          <w:color w:val="000000" w:themeColor="text1"/>
+        </w:rPr>
+        <w:t xml:space="preserve"> de transacciones, inmuebles residenciales por cada mil habitantes, valor catastral medio y porcentaje de superficie urbana.</w:t>
+      </w:r>
+    </w:p>
+    <w:p>
+      <w:pPr>
+        <w:rPr>
+          <w:color w:val="000000" w:themeColor="text1"/>
+        </w:rPr>
+      </w:pPr>
+      <w:r>
+        <w:rPr>
+          <w:noProof/>
+          <w:color w:val="000000" w:themeColor="text1"/>
+        </w:rPr>
+        <w:lastRenderedPageBreak/>
         <w:drawing>
           <wp:inline distT="0" distB="0" distL="0" distR="0" wp14:anchorId="1D2505DF" wp14:editId="290F7003">
             <wp:extent cx="5400040" cy="3006725"/>
@@ -29887,25 +32012,60 @@
           <w:color w:val="000000" w:themeColor="text1"/>
         </w:rPr>
       </w:pPr>
-    </w:p>
-    <w:p>
-      <w:pPr>
-        <w:rPr>
-          <w:color w:val="000000" w:themeColor="text1"/>
-        </w:rPr>
-      </w:pPr>
-    </w:p>
-    <w:p>
-      <w:pPr>
-        <w:rPr>
-          <w:color w:val="000000" w:themeColor="text1"/>
-        </w:rPr>
-      </w:pPr>
-      <w:r>
-        <w:rPr>
-          <w:color w:val="000000" w:themeColor="text1"/>
-        </w:rPr>
-        <w:lastRenderedPageBreak/>
+      <w:r>
+        <w:rPr>
+          <w:color w:val="000000" w:themeColor="text1"/>
+        </w:rPr>
+        <w:t xml:space="preserve">La página de segmentación específica reproduce la estructura de navegación para los municipios </w:t>
+      </w:r>
+      <w:r>
+        <w:rPr>
+          <w:color w:val="000000" w:themeColor="text1"/>
+        </w:rPr>
+        <w:t>del universo específico</w:t>
+      </w:r>
+      <w:r>
+        <w:rPr>
+          <w:color w:val="000000" w:themeColor="text1"/>
+        </w:rPr>
+        <w:t xml:space="preserve">. En este caso se muestran, además de indicadores demográficos y catastrales, el precio aproximado por metro cuadrado del alquiler colectivo y unifamiliar, el porcentaje de viviendas vacías y otras variables </w:t>
+      </w:r>
+      <w:r>
+        <w:rPr>
+          <w:color w:val="000000" w:themeColor="text1"/>
+        </w:rPr>
+        <w:t>que guardan relación</w:t>
+      </w:r>
+      <w:r>
+        <w:rPr>
+          <w:color w:val="000000" w:themeColor="text1"/>
+        </w:rPr>
+        <w:t xml:space="preserve"> con el </w:t>
+      </w:r>
+      <w:r>
+        <w:rPr>
+          <w:color w:val="000000" w:themeColor="text1"/>
+        </w:rPr>
+        <w:t>mercado inmobiliario</w:t>
+      </w:r>
+      <w:r>
+        <w:rPr>
+          <w:color w:val="000000" w:themeColor="text1"/>
+        </w:rPr>
+        <w:t>.</w:t>
+      </w:r>
+    </w:p>
+    <w:p>
+      <w:pPr>
+        <w:rPr>
+          <w:color w:val="000000" w:themeColor="text1"/>
+        </w:rPr>
+      </w:pPr>
+      <w:r>
+        <w:rPr>
+          <w:noProof/>
+          <w:color w:val="000000" w:themeColor="text1"/>
+        </w:rPr>
         <w:drawing>
           <wp:inline distT="0" distB="0" distL="0" distR="0" wp14:anchorId="419B9BED" wp14:editId="6FD26024">
             <wp:extent cx="5400040" cy="3023235"/>
@@ -29946,167 +32106,39 @@
     <w:p>
       <w:pPr>
         <w:rPr>
-          <w:color w:val="000000" w:themeColor="text1"/>
-        </w:rPr>
-      </w:pPr>
-    </w:p>
-    <w:p>
-      <w:pPr>
-        <w:rPr>
           <w:color w:val="EE0000"/>
         </w:rPr>
       </w:pPr>
-      <w:r>
+    </w:p>
+    <w:p>
+      <w:pPr>
+        <w:pStyle w:val="Heading3"/>
+      </w:pPr>
+      <w:r>
+        <w:t>Valoración de los resultados</w:t>
+      </w:r>
+    </w:p>
+    <w:p>
+      <w:pPr>
         <w:rPr>
           <w:color w:val="EE0000"/>
         </w:rPr>
-        <w:t>En segundo lugar, se ha desarrollado un cuadro de mando interactivo en Power BI que permite consultar los resultados desde una perspectiva más operativa. Esta combinación permite mantener la rigurosidad del análisis estadístico y, al mismo tiempo, presentar los resultados de forma accesible.</w:t>
-      </w:r>
-    </w:p>
-    <w:p>
-      <w:pPr>
+      </w:pPr>
+      <w:r>
         <w:rPr>
           <w:color w:val="EE0000"/>
         </w:rPr>
-      </w:pPr>
-      <w:r>
-        <w:rPr>
-          <w:color w:val="EE0000"/>
-        </w:rPr>
-        <w:t>Como capa final de comunicación se desarrolló en Power BI el cuadro de mando denominado «Segmentación del mercado inmobiliario español». El informe utiliza como origen la tabla municipal enriquecida con las asignaciones `</w:t>
-      </w:r>
-      <w:proofErr w:type="spellStart"/>
-      <w:proofErr w:type="gramStart"/>
-      <w:r>
-        <w:rPr>
-          <w:color w:val="EE0000"/>
-        </w:rPr>
-        <w:t>cluster</w:t>
-      </w:r>
-      <w:proofErr w:type="gramEnd"/>
-      <w:r>
-        <w:rPr>
-          <w:color w:val="EE0000"/>
-        </w:rPr>
-        <w:t>_general</w:t>
-      </w:r>
-      <w:proofErr w:type="spellEnd"/>
-      <w:r>
-        <w:rPr>
-          <w:color w:val="EE0000"/>
-        </w:rPr>
-        <w:t>` y `</w:t>
-      </w:r>
-      <w:proofErr w:type="spellStart"/>
-      <w:proofErr w:type="gramStart"/>
-      <w:r>
-        <w:rPr>
-          <w:color w:val="EE0000"/>
-        </w:rPr>
-        <w:t>cluster</w:t>
-      </w:r>
-      <w:proofErr w:type="gramEnd"/>
-      <w:r>
-        <w:rPr>
-          <w:color w:val="EE0000"/>
-        </w:rPr>
-        <w:t>_specific</w:t>
-      </w:r>
-      <w:proofErr w:type="spellEnd"/>
-      <w:r>
-        <w:rPr>
-          <w:color w:val="EE0000"/>
-        </w:rPr>
-        <w:t>` y se organiza en tres páginas.</w:t>
-      </w:r>
-    </w:p>
-    <w:p>
-      <w:pPr>
-        <w:rPr>
-          <w:color w:val="EE0000"/>
-        </w:rPr>
-      </w:pPr>
-      <w:r>
-        <w:rPr>
-          <w:color w:val="EE0000"/>
-        </w:rPr>
-        <w:t>La página de resumen presenta la distribución de municipios en los clústeres de ambos universos mediante gráficos de barras, acompañados de indicadores generales de cobertura. Esta vista permite comparar inmediatamente el peso de cada segmento.</w:t>
-      </w:r>
-    </w:p>
-    <w:p>
-      <w:pPr>
-        <w:rPr>
-          <w:color w:val="EE0000"/>
-        </w:rPr>
-      </w:pPr>
-      <w:r>
-        <w:rPr>
-          <w:color w:val="EE0000"/>
-        </w:rPr>
-        <w:t>La página de segmentación general incorpora un mapa municipal coloreado según el clúster asignado, un selector de municipio y tarjetas con indicadores demográficos, territoriales, transaccionales y catastrales. Entre ellos se incluyen población, densidad, edad media, volumen de transacciones, transacciones por cada mil inmuebles residenciales, actividad de vivienda nueva, inmuebles residenciales por cada mil habitantes, valor catastral medio y porcentaje de superficie urbana.</w:t>
-      </w:r>
-    </w:p>
-    <w:p>
-      <w:pPr>
-        <w:rPr>
-          <w:color w:val="EE0000"/>
-        </w:rPr>
-      </w:pPr>
-      <w:r>
-        <w:rPr>
-          <w:color w:val="EE0000"/>
-        </w:rPr>
-        <w:t>La página de segmentación específica reproduce la estructura de navegación para los municipios con información de alquiler. En este caso se muestran, además de los indicadores demográficos y catastrales, el precio aproximado por metro cuadrado del alquiler colectivo y unifamiliar, el porcentaje de viviendas vacías y otras variables relacionadas con el coste residencial.</w:t>
-      </w:r>
-    </w:p>
-    <w:p>
-      <w:pPr>
-        <w:rPr>
-          <w:color w:val="EE0000"/>
-        </w:rPr>
-      </w:pPr>
-      <w:r>
-        <w:rPr>
-          <w:color w:val="EE0000"/>
-        </w:rPr>
-        <w:t xml:space="preserve">La interacción entre mapas, selectores y tarjetas permite pasar de una visión nacional a la consulta de un municipio concreto sin perder la referencia del clúster al que pertenece. De esta </w:t>
-      </w:r>
-      <w:r>
-        <w:rPr>
-          <w:color w:val="EE0000"/>
-        </w:rPr>
-        <w:lastRenderedPageBreak/>
-        <w:t>manera, la visualización no se limita a presentar el resultado del algoritmo, sino que facilita su exploración, comparación y comunicación.</w:t>
-      </w:r>
-    </w:p>
-    <w:p>
-      <w:pPr>
-        <w:pStyle w:val="Heading3"/>
-      </w:pPr>
-      <w:r>
-        <w:t>Valoración de los resultados</w:t>
-      </w:r>
-    </w:p>
-    <w:p>
-      <w:pPr>
-        <w:rPr>
-          <w:color w:val="EE0000"/>
-        </w:rPr>
-      </w:pPr>
-      <w:r>
-        <w:rPr>
-          <w:color w:val="EE0000"/>
-        </w:rPr>
         <w:t>HACER AL FINAL, CUANDO SE TENGAN COMPLETOS OBJETIVOS</w:t>
       </w:r>
     </w:p>
     <w:p>
       <w:pPr>
         <w:pStyle w:val="Heading1"/>
+        <w:jc w:val="both"/>
       </w:pPr>
       <w:bookmarkStart w:id="88" w:name="_Toc37758906"/>
       <w:bookmarkStart w:id="89" w:name="_Toc37845891"/>
-      <w:bookmarkStart w:id="90" w:name="_Toc241959694"/>
+      <w:bookmarkStart w:id="90" w:name="_Toc242383656"/>
       <w:r>
         <w:lastRenderedPageBreak/>
         <w:t>CONCLUSIONES</w:t>
@@ -30121,7 +32153,7 @@
       </w:pPr>
       <w:bookmarkStart w:id="91" w:name="_Toc37758907"/>
       <w:bookmarkStart w:id="92" w:name="_Toc37845892"/>
-      <w:bookmarkStart w:id="93" w:name="_Toc241959695"/>
+      <w:bookmarkStart w:id="93" w:name="_Toc242383657"/>
       <w:r>
         <w:t>Conclusiones del trabajo</w:t>
       </w:r>
@@ -30134,12 +32166,12 @@
         <w:pStyle w:val="NoSpacing"/>
         <w:jc w:val="both"/>
         <w:rPr>
-          <w:color w:val="FF0000"/>
-        </w:rPr>
-      </w:pPr>
-      <w:r>
-        <w:rPr>
-          <w:color w:val="FF0000"/>
+          <w:color w:val="EE0000"/>
+        </w:rPr>
+      </w:pPr>
+      <w:r>
+        <w:rPr>
+          <w:color w:val="EE0000"/>
         </w:rPr>
         <w:t>Breve descripción objetiva del resultado en relación al objetivo general de tu proyecto.</w:t>
       </w:r>
@@ -30149,9 +32181,345 @@
         <w:pStyle w:val="NoSpacing"/>
         <w:jc w:val="both"/>
         <w:rPr>
-          <w:color w:val="FF0000"/>
-        </w:rPr>
-      </w:pPr>
+          <w:color w:val="EE0000"/>
+        </w:rPr>
+      </w:pPr>
+    </w:p>
+    <w:p>
+      <w:pPr>
+        <w:pStyle w:val="NoSpacing"/>
+        <w:jc w:val="both"/>
+        <w:rPr>
+          <w:color w:val="EE0000"/>
+        </w:rPr>
+      </w:pPr>
+      <w:r>
+        <w:rPr>
+          <w:color w:val="EE0000"/>
+        </w:rPr>
+        <w:t>El objetivo principal de este Trabajo de Fin de Máster consistía en identificar patrones en el mercado inmobiliario español y construir una segmentación municipal mediante técnicas de aprendizaje automático no supervisado. Los resultados obtenidos permiten considerar cumplido este objetivo. Se ha desarrollado un proceso completo que abarca la recopilación de datos públicos, su procesamiento e integración, la selección de variables, el entrenamiento y validación de los modelos y la interpretación de los grupos obtenidos.</w:t>
+      </w:r>
+    </w:p>
+    <w:p>
+      <w:pPr>
+        <w:pStyle w:val="NoSpacing"/>
+        <w:jc w:val="both"/>
+        <w:rPr>
+          <w:color w:val="EE0000"/>
+        </w:rPr>
+      </w:pPr>
+    </w:p>
+    <w:p>
+      <w:pPr>
+        <w:pStyle w:val="NoSpacing"/>
+        <w:jc w:val="both"/>
+        <w:rPr>
+          <w:color w:val="EE0000"/>
+        </w:rPr>
+      </w:pPr>
+      <w:r>
+        <w:rPr>
+          <w:color w:val="EE0000"/>
+        </w:rPr>
+        <w:t>La integración de las fuentes ha sido una de las partes fundamentales del proyecto. Los datos proceden de distintos organismos públicos y presentan diferencias de formato, cobertura y periodo de referencia. El uso del código INE como clave común ha permitido construir un conjunto integrado con una fila por municipio, evitando los problemas que habría supuesto realizar las uniones a partir del nombre de las localidades. El resultado cubre los 8.132 municipios incluidos en el catálogo utilizado como referencia y no presenta duplicidades en su clave principal.</w:t>
+      </w:r>
+    </w:p>
+    <w:p>
+      <w:pPr>
+        <w:pStyle w:val="NoSpacing"/>
+        <w:jc w:val="both"/>
+        <w:rPr>
+          <w:color w:val="EE0000"/>
+        </w:rPr>
+      </w:pPr>
+    </w:p>
+    <w:p>
+      <w:pPr>
+        <w:pStyle w:val="NoSpacing"/>
+        <w:jc w:val="both"/>
+        <w:rPr>
+          <w:color w:val="EE0000"/>
+        </w:rPr>
+      </w:pPr>
+      <w:r>
+        <w:rPr>
+          <w:color w:val="EE0000"/>
+        </w:rPr>
+        <w:t>El análisis exploratorio mostró que algunas variables especialmente relevantes, como las relacionadas con el alquiler y el uso de la vivienda, no estaban disponibles para todos los municipios. Para no renunciar a ellas ni imputar una cantidad excesiva de información, se plantearon dos segmentaciones complementarias. El universo general ofrece una visión amplia del territorio, mientras que el específico se limita a municipios de más de 5.000 habitantes y permite incorporar un mayor número de variables inmobiliarias.</w:t>
+      </w:r>
+    </w:p>
+    <w:p>
+      <w:pPr>
+        <w:pStyle w:val="NoSpacing"/>
+        <w:jc w:val="both"/>
+        <w:rPr>
+          <w:color w:val="EE0000"/>
+        </w:rPr>
+      </w:pPr>
+    </w:p>
+    <w:p>
+      <w:pPr>
+        <w:pStyle w:val="NoSpacing"/>
+        <w:jc w:val="both"/>
+        <w:rPr>
+          <w:color w:val="EE0000"/>
+        </w:rPr>
+      </w:pPr>
+      <w:r>
+        <w:rPr>
+          <w:color w:val="EE0000"/>
+        </w:rPr>
+        <w:t xml:space="preserve">Antes del modelado se eliminaron identificadores, variables con baja cobertura e indicadores redundantes o muy correlacionados. Las cantidades absolutas se sustituyeron, cuando resultaba adecuado, por porcentajes y tasas por cada mil habitantes o inmuebles residenciales. Tras este proceso se seleccionaron 29 variables para el universo general y 50 para el específico. El preprocesamiento incluyó imputación iterativa, </w:t>
+      </w:r>
+      <w:proofErr w:type="spellStart"/>
+      <w:r>
+        <w:rPr>
+          <w:color w:val="EE0000"/>
+        </w:rPr>
+        <w:t>winsorización</w:t>
+      </w:r>
+      <w:proofErr w:type="spellEnd"/>
+      <w:r>
+        <w:rPr>
+          <w:color w:val="EE0000"/>
+        </w:rPr>
+        <w:t>, transformaciones logarítmicas y estandarización. Mediante PCA se redujo la dimensionalidad a 17 y 23 componentes, respectivamente, conservando al menos el 90 % de la varianza.</w:t>
+      </w:r>
+    </w:p>
+    <w:p>
+      <w:pPr>
+        <w:pStyle w:val="NoSpacing"/>
+        <w:jc w:val="both"/>
+        <w:rPr>
+          <w:color w:val="EE0000"/>
+        </w:rPr>
+      </w:pPr>
+    </w:p>
+    <w:p>
+      <w:pPr>
+        <w:pStyle w:val="NoSpacing"/>
+        <w:jc w:val="both"/>
+        <w:rPr>
+          <w:color w:val="EE0000"/>
+        </w:rPr>
+      </w:pPr>
+      <w:r>
+        <w:rPr>
+          <w:color w:val="EE0000"/>
+        </w:rPr>
+        <w:t xml:space="preserve">Se compararon K-Means, Ward, Gaussian Mixture Models y HDBSCAN utilizando varias métricas internas y pruebas de estabilidad. Las soluciones finales fueron K-Means sobre el espacio PCA con tres grupos para el universo general y dos para el específico. Los valores de </w:t>
+      </w:r>
+      <w:proofErr w:type="spellStart"/>
+      <w:r>
+        <w:rPr>
+          <w:color w:val="EE0000"/>
+        </w:rPr>
+        <w:t>silhouette</w:t>
+      </w:r>
+      <w:proofErr w:type="spellEnd"/>
+      <w:r>
+        <w:rPr>
+          <w:color w:val="EE0000"/>
+        </w:rPr>
+        <w:t xml:space="preserve"> reflejan una separación moderada, algo razonable porque el mercado inmobiliario no está compuesto por categorías perfectamente aisladas. La estabilidad fue mayor en el universo específico, con un ARI medio de 0,9470, frente a 0,6273 en el general.</w:t>
+      </w:r>
+    </w:p>
+    <w:p>
+      <w:pPr>
+        <w:pStyle w:val="NoSpacing"/>
+        <w:jc w:val="both"/>
+        <w:rPr>
+          <w:color w:val="EE0000"/>
+        </w:rPr>
+      </w:pPr>
+    </w:p>
+    <w:p>
+      <w:pPr>
+        <w:pStyle w:val="NoSpacing"/>
+        <w:jc w:val="both"/>
+        <w:rPr>
+          <w:color w:val="EE0000"/>
+        </w:rPr>
+      </w:pPr>
+      <w:r>
+        <w:rPr>
+          <w:color w:val="EE0000"/>
+        </w:rPr>
+        <w:t xml:space="preserve">En el universo general se analizaron 7.608 municipios. El primer grupo contiene 4.238 municipios y representa principalmente localidades rurales, envejecidas, poco densas y con una actividad inmobiliaria reducida. El segundo incluye 3.042 municipios mayoritariamente urbanos o </w:t>
+      </w:r>
+      <w:r>
+        <w:rPr>
+          <w:color w:val="EE0000"/>
+        </w:rPr>
+        <w:lastRenderedPageBreak/>
+        <w:t>intermedios, con mayor valor catastral y una actividad de compraventa moderada, concentrada sobre todo en vivienda de segunda mano. El tercero reúne 328 municipios y se diferencia por su mayor volumen de transacciones de vivienda nueva y por el crecimiento reciente de esta actividad. Se interpreta, por tanto, como un grupo de municipios urbanos en expansión.</w:t>
+      </w:r>
+    </w:p>
+    <w:p>
+      <w:pPr>
+        <w:pStyle w:val="NoSpacing"/>
+        <w:jc w:val="both"/>
+        <w:rPr>
+          <w:color w:val="EE0000"/>
+        </w:rPr>
+      </w:pPr>
+    </w:p>
+    <w:p>
+      <w:pPr>
+        <w:pStyle w:val="NoSpacing"/>
+        <w:jc w:val="both"/>
+        <w:rPr>
+          <w:color w:val="EE0000"/>
+        </w:rPr>
+      </w:pPr>
+      <w:r>
+        <w:rPr>
+          <w:color w:val="EE0000"/>
+        </w:rPr>
+        <w:t>El universo específico está formado por 1.231 municipios repartidos de forma equilibrada entre dos grupos. El primero presenta mayor densidad, urbanización, valor catastral y renta media, pero también alquileres más caros y un mayor esfuerzo estimado para el hogar. El segundo recoge municipios relativamente más asequibles, menos densos y con rentas inferiores. El hecho de que las variables de alquiler sean las que mejor separan ambos grupos confirma que resultaba conveniente mantener una segmentación específica para los municipios con cobertura suficiente.</w:t>
+      </w:r>
+    </w:p>
+    <w:p>
+      <w:pPr>
+        <w:pStyle w:val="NoSpacing"/>
+        <w:jc w:val="both"/>
+        <w:rPr>
+          <w:color w:val="EE0000"/>
+        </w:rPr>
+      </w:pPr>
+    </w:p>
+    <w:p>
+      <w:pPr>
+        <w:pStyle w:val="NoSpacing"/>
+        <w:jc w:val="both"/>
+        <w:rPr>
+          <w:color w:val="EE0000"/>
+        </w:rPr>
+      </w:pPr>
+      <w:r>
+        <w:rPr>
+          <w:color w:val="EE0000"/>
+        </w:rPr>
+        <w:t>Los patrones territoriales también resultan coherentes. Los municipios rurales aparecen con mayor frecuencia en el interior y el noroeste peninsular, mientras que los perfiles urbanos, en expansión o con mayor presión sobre el alquiler se concentran especialmente en áreas metropolitanas, costeras e insulares. La localización no se utilizó para entrenar los modelos, por lo que esta distribución surge de las características demográficas e inmobiliarias analizadas. Aun así, estas asociaciones no permiten establecer relaciones causales.</w:t>
+      </w:r>
+    </w:p>
+    <w:p>
+      <w:pPr>
+        <w:pStyle w:val="NoSpacing"/>
+        <w:jc w:val="both"/>
+        <w:rPr>
+          <w:color w:val="EE0000"/>
+        </w:rPr>
+      </w:pPr>
+    </w:p>
+    <w:p>
+      <w:pPr>
+        <w:pStyle w:val="NoSpacing"/>
+        <w:jc w:val="both"/>
+        <w:rPr>
+          <w:color w:val="EE0000"/>
+        </w:rPr>
+      </w:pPr>
+      <w:r>
+        <w:rPr>
+          <w:color w:val="EE0000"/>
+        </w:rPr>
+        <w:t xml:space="preserve">El proyecto deja además una solución reproducible. La arquitectura de AWS separa los datos en capas raw, </w:t>
+      </w:r>
+      <w:proofErr w:type="spellStart"/>
+      <w:r>
+        <w:rPr>
+          <w:color w:val="EE0000"/>
+        </w:rPr>
+        <w:t>processed</w:t>
+      </w:r>
+      <w:proofErr w:type="spellEnd"/>
+      <w:r>
+        <w:rPr>
+          <w:color w:val="EE0000"/>
+        </w:rPr>
+        <w:t xml:space="preserve"> y </w:t>
+      </w:r>
+      <w:proofErr w:type="spellStart"/>
+      <w:r>
+        <w:rPr>
+          <w:color w:val="EE0000"/>
+        </w:rPr>
+        <w:t>curated</w:t>
+      </w:r>
+      <w:proofErr w:type="spellEnd"/>
+      <w:r>
+        <w:rPr>
+          <w:color w:val="EE0000"/>
+        </w:rPr>
+        <w:t xml:space="preserve">, automatiza buena parte de la ingesta y el procesamiento y almacena el resultado final en </w:t>
+      </w:r>
+      <w:proofErr w:type="spellStart"/>
+      <w:r>
+        <w:rPr>
+          <w:color w:val="EE0000"/>
+        </w:rPr>
+        <w:t>Redshift</w:t>
+      </w:r>
+      <w:proofErr w:type="spellEnd"/>
+      <w:r>
+        <w:rPr>
+          <w:color w:val="EE0000"/>
+        </w:rPr>
+        <w:t xml:space="preserve"> </w:t>
+      </w:r>
+      <w:proofErr w:type="spellStart"/>
+      <w:r>
+        <w:rPr>
+          <w:color w:val="EE0000"/>
+        </w:rPr>
+        <w:t>Serverless</w:t>
+      </w:r>
+      <w:proofErr w:type="spellEnd"/>
+      <w:r>
+        <w:rPr>
+          <w:color w:val="EE0000"/>
+        </w:rPr>
+        <w:t xml:space="preserve">. Las asignaciones de los clústeres se han incorporado a la tabla municipal y pueden consultarse mediante un </w:t>
+      </w:r>
+      <w:proofErr w:type="spellStart"/>
+      <w:r>
+        <w:rPr>
+          <w:color w:val="EE0000"/>
+        </w:rPr>
+        <w:t>dashboard</w:t>
+      </w:r>
+      <w:proofErr w:type="spellEnd"/>
+      <w:r>
+        <w:rPr>
+          <w:color w:val="EE0000"/>
+        </w:rPr>
+        <w:t xml:space="preserve"> de Power BI. El resultado puede volver a generarse cuando se publiquen nuevos datos.</w:t>
+      </w:r>
+    </w:p>
+    <w:p>
+      <w:pPr>
+        <w:pStyle w:val="NoSpacing"/>
+        <w:jc w:val="both"/>
+        <w:rPr>
+          <w:color w:val="EE0000"/>
+        </w:rPr>
+      </w:pPr>
+    </w:p>
+    <w:p>
+      <w:pPr>
+        <w:pStyle w:val="NoSpacing"/>
+        <w:jc w:val="both"/>
+        <w:rPr>
+          <w:color w:val="EE0000"/>
+        </w:rPr>
+      </w:pPr>
+      <w:r>
+        <w:rPr>
+          <w:color w:val="EE0000"/>
+        </w:rPr>
+        <w:t>En conjunto, la segmentación permite resumir un fenómeno complejo e identificar municipios con estructuras semejantes más allá de sus límites administrativos. No pretende predecir precios ni sustituir un estudio local detallado. Su utilidad consiste en proporcionar una tipología interpretable que sirva como punto de partida para analizar la actividad inmobiliaria, la despoblación, la urbanización y las dificultades de acceso a la vivienda.</w:t>
+      </w:r>
     </w:p>
     <w:p>
       <w:pPr>
@@ -30159,7 +32527,7 @@
       </w:pPr>
       <w:bookmarkStart w:id="94" w:name="_Toc37758908"/>
       <w:bookmarkStart w:id="95" w:name="_Toc37845893"/>
-      <w:bookmarkStart w:id="96" w:name="_Toc241959696"/>
+      <w:bookmarkStart w:id="96" w:name="_Toc242383658"/>
       <w:r>
         <w:t>Conclusiones personales</w:t>
       </w:r>
@@ -30169,73 +32537,241 @@
     </w:p>
     <w:p>
       <w:pPr>
-        <w:rPr>
-          <w:color w:val="FF0000"/>
-          <w:lang w:eastAsia="es-ES"/>
-        </w:rPr>
-      </w:pPr>
-      <w:r>
-        <w:rPr>
-          <w:color w:val="FF0000"/>
-          <w:lang w:eastAsia="es-ES"/>
-        </w:rPr>
-        <w:t>Este apartado es opcional, pero es interesante que incluyas un breve análisis de viabilidad económica del proyecto (relación coste / beneficio), y un análisis de sostenibilidad a futuro de</w:t>
-      </w:r>
-      <w:r>
-        <w:rPr>
-          <w:color w:val="FF0000"/>
-          <w:lang w:eastAsia="es-ES"/>
-        </w:rPr>
-        <w:t xml:space="preserve">l </w:t>
-      </w:r>
-      <w:r>
-        <w:rPr>
-          <w:color w:val="FF0000"/>
-          <w:lang w:eastAsia="es-ES"/>
-        </w:rPr>
-        <w:t>resultado de tu proyecto.</w:t>
-      </w:r>
-    </w:p>
-    <w:p>
-      <w:pPr>
         <w:pStyle w:val="NoSpacing"/>
         <w:jc w:val="both"/>
         <w:rPr>
-          <w:lang w:eastAsia="es-ES"/>
-        </w:rPr>
-      </w:pPr>
-      <w:r>
-        <w:t>Relevancia de este sector en la actualidad, sector cambiante, relación con problema joven, análisis relación coste/beneficio (positivo, datos públicos) y</w:t>
-      </w:r>
-      <w:r>
-        <w:rPr>
           <w:b/>
           <w:bCs/>
         </w:rPr>
-        <w:t xml:space="preserve"> sostenibilidad a futuro</w:t>
+      </w:pPr>
+      <w:r>
+        <w:t>Relevancia de este sector en la actualidad, sector cambiante, relación con problema joven, análisis relación coste/beneficio (positivo, datos públicos) y</w:t>
       </w:r>
       <w:r>
         <w:rPr>
           <w:b/>
           <w:bCs/>
         </w:rPr>
+        <w:t xml:space="preserve"> sostenibilidad a futuro</w:t>
+      </w:r>
+      <w:r>
+        <w:rPr>
+          <w:b/>
+          <w:bCs/>
+        </w:rPr>
         <w:t xml:space="preserve"> </w:t>
       </w:r>
     </w:p>
     <w:p>
       <w:pPr>
+        <w:pStyle w:val="NoSpacing"/>
+        <w:jc w:val="both"/>
+        <w:rPr>
+          <w:color w:val="EE0000"/>
+          <w:lang w:eastAsia="es-ES"/>
+        </w:rPr>
+      </w:pPr>
+    </w:p>
+    <w:p>
+      <w:pPr>
+        <w:pStyle w:val="NoSpacing"/>
+        <w:jc w:val="both"/>
+        <w:rPr>
+          <w:color w:val="EE0000"/>
+          <w:lang w:eastAsia="es-ES"/>
+        </w:rPr>
+      </w:pPr>
+      <w:r>
+        <w:rPr>
+          <w:color w:val="EE0000"/>
+          <w:lang w:eastAsia="es-ES"/>
+        </w:rPr>
+        <w:t>La realización del proyecto me ha permitido comprobar que, en un trabajo de datos aplicado, la dificultad principal no suele encontrarse en ejecutar el algoritmo final. La parte más exigente ha sido localizar fuentes fiables, comprender el significado de cada variable, resolver problemas de cobertura y construir indicadores comparables entre municipios muy diferentes. Esta experiencia demuestra que un modelo relativamente sencillo, bien justificado y alimentado con datos correctamente preparados, puede aportar más valor que una técnica más compleja aplicada sin conocer las limitaciones de la información disponible.</w:t>
+      </w:r>
+    </w:p>
+    <w:p>
+      <w:pPr>
+        <w:pStyle w:val="NoSpacing"/>
+        <w:jc w:val="both"/>
+        <w:rPr>
+          <w:color w:val="EE0000"/>
+          <w:lang w:eastAsia="es-ES"/>
+        </w:rPr>
+      </w:pPr>
+    </w:p>
+    <w:p>
+      <w:pPr>
+        <w:pStyle w:val="NoSpacing"/>
+        <w:jc w:val="both"/>
+        <w:rPr>
+          <w:color w:val="EE0000"/>
+          <w:lang w:eastAsia="es-ES"/>
+        </w:rPr>
+      </w:pPr>
+      <w:r>
+        <w:rPr>
+          <w:color w:val="EE0000"/>
+          <w:lang w:eastAsia="es-ES"/>
+        </w:rPr>
+        <w:t xml:space="preserve">El sector inmobiliario resulta especialmente relevante por su peso económico y por su influencia directa sobre la vida de la población. La vivienda condiciona la emancipación, la movilidad </w:t>
+      </w:r>
+      <w:r>
+        <w:rPr>
+          <w:color w:val="EE0000"/>
+          <w:lang w:eastAsia="es-ES"/>
+        </w:rPr>
+        <w:lastRenderedPageBreak/>
+        <w:t>laboral y la formación de nuevos hogares. El problema afecta especialmente a los jóvenes, que suelen disponer de menos ahorro y dependen en mayor medida del alquiler. Los resultados muestran que existen municipios en los que las rentas son superiores, pero también lo es el porcentaje de ingresos que debe destinarse al alquiler. No obstante, el proyecto no dispone de ingresos desagregados por edad ni de información individual de los hogares, por lo que la situación de la población joven constituye una aplicación relevante del análisis, pero no un efecto medido directamente.</w:t>
+      </w:r>
+    </w:p>
+    <w:p>
+      <w:pPr>
+        <w:pStyle w:val="NoSpacing"/>
+        <w:jc w:val="both"/>
+        <w:rPr>
+          <w:color w:val="EE0000"/>
+          <w:lang w:eastAsia="es-ES"/>
+        </w:rPr>
+      </w:pPr>
+    </w:p>
+    <w:p>
+      <w:pPr>
+        <w:pStyle w:val="NoSpacing"/>
+        <w:jc w:val="both"/>
+        <w:rPr>
+          <w:color w:val="EE0000"/>
+          <w:lang w:eastAsia="es-ES"/>
+        </w:rPr>
+      </w:pPr>
+      <w:r>
+        <w:rPr>
+          <w:color w:val="EE0000"/>
+          <w:lang w:eastAsia="es-ES"/>
+        </w:rPr>
+        <w:t xml:space="preserve">La relación entre coste y beneficio puede considerarse favorable para un proyecto de esta escala. La mayor parte de los datos procede de organismos públicos y las principales herramientas de análisis son gratuitas y de código abierto. El coste tecnológico se concentra en los servicios de AWS y se ha mantenido reducido gracias al modelo de pago por uso. El gasto </w:t>
+      </w:r>
+      <w:proofErr w:type="spellStart"/>
+      <w:r>
+        <w:rPr>
+          <w:color w:val="EE0000"/>
+          <w:lang w:eastAsia="es-ES"/>
+        </w:rPr>
+        <w:t>cloud</w:t>
+      </w:r>
+      <w:proofErr w:type="spellEnd"/>
+      <w:r>
+        <w:rPr>
+          <w:color w:val="EE0000"/>
+          <w:lang w:eastAsia="es-ES"/>
+        </w:rPr>
+        <w:t xml:space="preserve"> estimado durante el desarrollo se sitúa en torno a 30 euros. El principal coste real ha sido el tiempo invertido en recopilar y preparar los datos, configurar la arquitectura y analizar los resultados.</w:t>
+      </w:r>
+    </w:p>
+    <w:p>
+      <w:pPr>
+        <w:pStyle w:val="NoSpacing"/>
+        <w:jc w:val="both"/>
+        <w:rPr>
+          <w:color w:val="EE0000"/>
+          <w:lang w:eastAsia="es-ES"/>
+        </w:rPr>
+      </w:pPr>
+    </w:p>
+    <w:p>
+      <w:pPr>
+        <w:pStyle w:val="NoSpacing"/>
+        <w:jc w:val="both"/>
+        <w:rPr>
+          <w:color w:val="EE0000"/>
+          <w:lang w:eastAsia="es-ES"/>
+        </w:rPr>
+      </w:pPr>
+      <w:r>
+        <w:rPr>
+          <w:color w:val="EE0000"/>
+          <w:lang w:eastAsia="es-ES"/>
+        </w:rPr>
+        <w:t>A cambio, se han generado scripts, consultas, notebooks, modelos y recursos de infraestructura que pueden reutilizarse en futuras ejecuciones. No se ha calculado un retorno financiero directo, pero el bajo coste tecnológico y la reutilización de los componentes permiten valorar positivamente la viabilidad económica del proyecto.</w:t>
+      </w:r>
+    </w:p>
+    <w:p>
+      <w:pPr>
+        <w:pStyle w:val="NoSpacing"/>
+        <w:jc w:val="both"/>
+        <w:rPr>
+          <w:color w:val="EE0000"/>
+          <w:lang w:eastAsia="es-ES"/>
+        </w:rPr>
+      </w:pPr>
+    </w:p>
+    <w:p>
+      <w:pPr>
+        <w:pStyle w:val="NoSpacing"/>
+        <w:jc w:val="both"/>
+        <w:rPr>
+          <w:color w:val="EE0000"/>
+          <w:lang w:eastAsia="es-ES"/>
+        </w:rPr>
+      </w:pPr>
+      <w:r>
+        <w:rPr>
+          <w:color w:val="EE0000"/>
+          <w:lang w:eastAsia="es-ES"/>
+        </w:rPr>
+        <w:t>La sostenibilidad futura depende de mantener actualizadas las fuentes y revisar periódicamente el modelo. Los organismos pueden modificar direcciones de descarga, columnas o formatos, por lo que sería necesario incorporar pruebas automáticas de esquema y cobertura. También convendría sincronizar mejor los periodos de referencia y comprobar si los grupos se mantienen cuando se publiquen datos nuevos. En un mercado tan cambiante, la segmentación debe entenderse como una fotografía temporal y no como una clasificación permanente.</w:t>
+      </w:r>
+    </w:p>
+    <w:p>
+      <w:pPr>
+        <w:pStyle w:val="NoSpacing"/>
+        <w:jc w:val="both"/>
+        <w:rPr>
+          <w:color w:val="EE0000"/>
+          <w:lang w:eastAsia="es-ES"/>
+        </w:rPr>
+      </w:pPr>
+    </w:p>
+    <w:p>
+      <w:pPr>
+        <w:pStyle w:val="NoSpacing"/>
+        <w:jc w:val="both"/>
+        <w:rPr>
+          <w:color w:val="EE0000"/>
+          <w:lang w:eastAsia="es-ES"/>
+        </w:rPr>
+      </w:pPr>
+      <w:r>
+        <w:rPr>
+          <w:color w:val="EE0000"/>
+          <w:lang w:eastAsia="es-ES"/>
+        </w:rPr>
+        <w:t xml:space="preserve">La arquitectura por capas, el uso de infraestructura como código y los servicios </w:t>
+      </w:r>
+      <w:proofErr w:type="spellStart"/>
+      <w:r>
+        <w:rPr>
+          <w:color w:val="EE0000"/>
+          <w:lang w:eastAsia="es-ES"/>
+        </w:rPr>
+        <w:t>serverless</w:t>
+      </w:r>
+      <w:proofErr w:type="spellEnd"/>
+      <w:r>
+        <w:rPr>
+          <w:color w:val="EE0000"/>
+          <w:lang w:eastAsia="es-ES"/>
+        </w:rPr>
+        <w:t xml:space="preserve"> facilitan estas actualizaciones y evitan mantener recursos dedicados cuando no se utilizan. Esto favorece la sostenibilidad económica y operativa, aunque el proyecto no ha medido su huella ambiental. Considero, por tanto, que el trabajo constituye una base viable para continuar estudiando el mercado inmobiliario, siempre que sus resultados se utilicen como apoyo al análisis y se presenten junto con sus limitaciones de cobertura, temporalidad y granularidad.</w:t>
+      </w:r>
+    </w:p>
+    <w:p>
+      <w:pPr>
         <w:spacing w:before="0" w:after="0" w:line="240" w:lineRule="auto"/>
-        <w:jc w:val="left"/>
-        <w:rPr>
-          <w:lang w:eastAsia="es-ES"/>
-        </w:rPr>
-      </w:pPr>
-      <w:r>
-        <w:rPr>
-          <w:lang w:eastAsia="es-ES"/>
-        </w:rPr>
-        <w:br w:type="page"/>
-      </w:r>
+        <w:rPr>
+          <w:color w:val="EE0000"/>
+          <w:lang w:eastAsia="es-ES"/>
+        </w:rPr>
+      </w:pPr>
     </w:p>
     <w:p>
       <w:pPr>
@@ -30243,7 +32779,7 @@
       </w:pPr>
       <w:bookmarkStart w:id="97" w:name="_Toc37758909"/>
       <w:bookmarkStart w:id="98" w:name="_Toc37845894"/>
-      <w:bookmarkStart w:id="99" w:name="_Toc241959697"/>
+      <w:bookmarkStart w:id="99" w:name="_Toc242383659"/>
       <w:r>
         <w:lastRenderedPageBreak/>
         <w:t>FUTURAS LÍNEAS DE TRABAJO</w:t>
@@ -30304,7 +32840,7 @@
       </w:pPr>
       <w:bookmarkStart w:id="100" w:name="_Toc37758910"/>
       <w:bookmarkStart w:id="101" w:name="_Toc37845895"/>
-      <w:bookmarkStart w:id="102" w:name="_Toc241959698"/>
+      <w:bookmarkStart w:id="102" w:name="_Toc242383660"/>
       <w:r>
         <w:lastRenderedPageBreak/>
         <w:t>REFERENCIAS</w:t>
@@ -30696,7 +33232,7 @@
       <w:r>
         <w:t xml:space="preserve"> </w:t>
       </w:r>
-      <w:bookmarkStart w:id="105" w:name="_Toc241959699"/>
+      <w:bookmarkStart w:id="105" w:name="_Toc242383661"/>
       <w:r>
         <w:t>ANEXOS</w:t>
       </w:r>
@@ -30718,123 +33254,39 @@
           <w:rFonts w:cs="Calibri"/>
           <w:color w:val="000000" w:themeColor="text1"/>
         </w:rPr>
-        <w:t>Como material complementario al presente Trabajo de Fin de Máster, se proporciona</w:t>
-      </w:r>
+        <w:t xml:space="preserve">Como material complementario al presente Trabajo de Fin de Máster, se proporciona el enlace de acceso al repositorio de GitHub del proyecto. En él que se encuentra el código desarrollado, los notebooks utilizados durante las distintas etapas del análisis y modelado, los ficheros de configuración de la arquitectura en AWS, el </w:t>
+      </w:r>
+      <w:proofErr w:type="spellStart"/>
       <w:r>
         <w:rPr>
           <w:rFonts w:cs="Calibri"/>
           <w:color w:val="000000" w:themeColor="text1"/>
         </w:rPr>
-        <w:t xml:space="preserve"> el enlace</w:t>
-      </w:r>
+        <w:t>dashboard</w:t>
+      </w:r>
+      <w:proofErr w:type="spellEnd"/>
       <w:r>
         <w:rPr>
           <w:rFonts w:cs="Calibri"/>
           <w:color w:val="000000" w:themeColor="text1"/>
         </w:rPr>
-        <w:t xml:space="preserve"> </w:t>
-      </w:r>
+        <w:t xml:space="preserve"> de visualización de resultados y el resto de </w:t>
+      </w:r>
+      <w:proofErr w:type="gramStart"/>
       <w:r>
         <w:rPr>
           <w:rFonts w:cs="Calibri"/>
           <w:color w:val="000000" w:themeColor="text1"/>
         </w:rPr>
-        <w:t xml:space="preserve">de </w:t>
-      </w:r>
+        <w:t>recursos</w:t>
+      </w:r>
+      <w:proofErr w:type="gramEnd"/>
       <w:r>
         <w:rPr>
           <w:rFonts w:cs="Calibri"/>
           <w:color w:val="000000" w:themeColor="text1"/>
         </w:rPr>
-        <w:t>acceso al repositorio de GitHub del proyecto</w:t>
-      </w:r>
-      <w:r>
-        <w:rPr>
-          <w:rFonts w:cs="Calibri"/>
-          <w:color w:val="000000" w:themeColor="text1"/>
-        </w:rPr>
-        <w:t>.</w:t>
-      </w:r>
-      <w:r>
-        <w:rPr>
-          <w:rFonts w:cs="Calibri"/>
-          <w:color w:val="000000" w:themeColor="text1"/>
-        </w:rPr>
-        <w:t xml:space="preserve"> </w:t>
-      </w:r>
-      <w:r>
-        <w:rPr>
-          <w:rFonts w:cs="Calibri"/>
-          <w:color w:val="000000" w:themeColor="text1"/>
-        </w:rPr>
-        <w:t>E</w:t>
-      </w:r>
-      <w:r>
-        <w:rPr>
-          <w:rFonts w:cs="Calibri"/>
-          <w:color w:val="000000" w:themeColor="text1"/>
-        </w:rPr>
-        <w:t xml:space="preserve">n </w:t>
-      </w:r>
-      <w:r>
-        <w:rPr>
-          <w:rFonts w:cs="Calibri"/>
-          <w:color w:val="000000" w:themeColor="text1"/>
-        </w:rPr>
-        <w:t>él</w:t>
-      </w:r>
-      <w:r>
-        <w:rPr>
-          <w:rFonts w:cs="Calibri"/>
-          <w:color w:val="000000" w:themeColor="text1"/>
-        </w:rPr>
-        <w:t xml:space="preserve"> que se encuentra el código desarrollado, los notebooks utilizados durante las distintas etapas del análisis y modelado, los ficheros de configuración de la arquitectura </w:t>
-      </w:r>
-      <w:r>
-        <w:rPr>
-          <w:rFonts w:cs="Calibri"/>
-          <w:color w:val="000000" w:themeColor="text1"/>
-        </w:rPr>
-        <w:t xml:space="preserve">en AWS, el </w:t>
-      </w:r>
-      <w:proofErr w:type="spellStart"/>
-      <w:r>
-        <w:rPr>
-          <w:rFonts w:cs="Calibri"/>
-          <w:color w:val="000000" w:themeColor="text1"/>
-        </w:rPr>
-        <w:t>dashboard</w:t>
-      </w:r>
-      <w:proofErr w:type="spellEnd"/>
-      <w:r>
-        <w:rPr>
-          <w:rFonts w:cs="Calibri"/>
-          <w:color w:val="000000" w:themeColor="text1"/>
-        </w:rPr>
-        <w:t xml:space="preserve"> de visualización de resultados y el resto de </w:t>
-      </w:r>
-      <w:proofErr w:type="gramStart"/>
-      <w:r>
-        <w:rPr>
-          <w:rFonts w:cs="Calibri"/>
-          <w:color w:val="000000" w:themeColor="text1"/>
-        </w:rPr>
-        <w:t>recursos</w:t>
-      </w:r>
-      <w:proofErr w:type="gramEnd"/>
-      <w:r>
-        <w:rPr>
-          <w:rFonts w:cs="Calibri"/>
-          <w:color w:val="000000" w:themeColor="text1"/>
-        </w:rPr>
-        <w:t xml:space="preserve"> empleados para la realización de este trabajo</w:t>
-      </w:r>
-      <w:r>
-        <w:rPr>
-          <w:rFonts w:cs="Calibri"/>
-          <w:color w:val="000000" w:themeColor="text1"/>
-        </w:rPr>
-        <w:t>.</w:t>
+        <w:t xml:space="preserve"> empleados para la realización de este trabajo.</w:t>
       </w:r>
     </w:p>
     <w:p>
